--- a/portfolio/lesson_plans/classroom_games_lp.docx
+++ b/portfolio/lesson_plans/classroom_games_lp.docx
@@ -19,7 +19,16 @@
           <w:color w:val="2e75b5"/>
           <w:rtl w:val="0"/>
         </w:rPr>
-        <w:t xml:space="preserve">Teacher Candidate: </w:t>
+        <w:t xml:space="preserve">T</w:t>
+      </w:r>
+      <w:r>
+        <w:rPr>
+          <w:b w:val="1"/>
+          <w:bCs w:val="1"/>
+          <w:color w:val="2e75b5"/>
+          <w:rtl w:val="0"/>
+        </w:rPr>
+        <w:t xml:space="preserve">eacher Candidate: Noah Libby-Haines</w:t>
       </w:r>
     </w:p>
     <w:p>
@@ -111,7 +120,7 @@
                 <w:szCs w:val="24"/>
                 <w:rtl w:val="0"/>
               </w:rPr>
-              <w:t xml:space="preserve">Lesson Title: J4B EOMT /  “Childhood Memories”</w:t>
+              <w:t xml:space="preserve">Lesson Title: EOMT Review</w:t>
             </w:r>
           </w:p>
           <w:p>
@@ -133,11 +142,14 @@
             </w:r>
             <w:r>
               <w:rPr>
-                <w:i w:val="1"/>
-                <w:iCs w:val="1"/>
-                <w:rtl w:val="0"/>
-              </w:rPr>
-              <w:t xml:space="preserve">J4B/J5A, ~A2 CEFR, Ages 8-11</w:t>
+                <w:rtl w:val="0"/>
+              </w:rPr>
+              <w:t xml:space="preserve">ILA Level J4B (English ~A2 CEFR), Whole class lesson, 19 students</w:t>
+            </w:r>
+            <w:r>
+              <w:rPr>
+                <w:rtl w:val="0"/>
+              </w:rPr>
             </w:r>
           </w:p>
           <w:p>
@@ -162,7 +174,7 @@
               <w:rPr>
                 <w:rtl w:val="0"/>
               </w:rPr>
-              <w:t xml:space="preserve"> 2x45 minutes</w:t>
+              <w:t xml:space="preserve"> ~45-50 Minutes</w:t>
             </w:r>
             <w:r>
               <w:rPr>
@@ -231,86 +243,8 @@
               <w:rPr>
                 <w:rtl w:val="0"/>
               </w:rPr>
-            </w:r>
-          </w:p>
-          <w:p>
-            <w:pPr>
-              <w:keepNext w:val="0"/>
-              <w:keepLines w:val="0"/>
-              <w:pageBreakBefore w:val="0"/>
-              <w:widowControl w:val="0"/>
-              <w:pBdr>
-                <w:top w:space="0" w:sz="0" w:val="nil"/>
-                <w:left w:space="0" w:sz="0" w:val="nil"/>
-                <w:bottom w:space="0" w:sz="0" w:val="nil"/>
-                <w:right w:space="0" w:sz="0" w:val="nil"/>
-                <w:between w:space="0" w:sz="0" w:val="nil"/>
-              </w:pBdr>
-              <w:shd w:fill="auto" w:val="clear"/>
-              <w:spacing w:after="0" w:before="0" w:line="240" w:lineRule="auto"/>
-              <w:ind w:left="0" w:right="0" w:firstLine="0"/>
-              <w:jc w:val="left"/>
-              <w:rPr/>
-            </w:pPr>
-            <w:r>
-              <w:rPr>
-                <w:rtl w:val="0"/>
-              </w:rPr>
-              <w:t xml:space="preserve">Students can talk and ask questions about life experiences using the present perfect (have/has + past participle), including questions with "ever," negative statements with "never," and short responses (Yes, I have / No, I haven't).</w:t>
-            </w:r>
-          </w:p>
-          <w:p>
-            <w:pPr>
-              <w:keepNext w:val="0"/>
-              <w:keepLines w:val="0"/>
-              <w:pageBreakBefore w:val="0"/>
-              <w:widowControl w:val="0"/>
-              <w:pBdr>
-                <w:top w:space="0" w:sz="0" w:val="nil"/>
-                <w:left w:space="0" w:sz="0" w:val="nil"/>
-                <w:bottom w:space="0" w:sz="0" w:val="nil"/>
-                <w:right w:space="0" w:sz="0" w:val="nil"/>
-                <w:between w:space="0" w:sz="0" w:val="nil"/>
-              </w:pBdr>
-              <w:shd w:fill="auto" w:val="clear"/>
-              <w:spacing w:after="0" w:before="0" w:line="240" w:lineRule="auto"/>
-              <w:ind w:left="0" w:right="0" w:firstLine="0"/>
-              <w:jc w:val="left"/>
-              <w:rPr>
-                <w:b w:val="1"/>
-                <w:bCs w:val="1"/>
-                <w:color w:val="2e75b5"/>
-              </w:rPr>
-            </w:pPr>
-            <w:r>
-              <w:rPr>
-                <w:rtl w:val="0"/>
-              </w:rPr>
-            </w:r>
-          </w:p>
-          <w:p>
-            <w:pPr>
-              <w:keepNext w:val="0"/>
-              <w:keepLines w:val="0"/>
-              <w:pageBreakBefore w:val="0"/>
-              <w:widowControl w:val="0"/>
-              <w:pBdr>
-                <w:top w:space="0" w:sz="0" w:val="nil"/>
-                <w:left w:space="0" w:sz="0" w:val="nil"/>
-                <w:bottom w:space="0" w:sz="0" w:val="nil"/>
-                <w:right w:space="0" w:sz="0" w:val="nil"/>
-                <w:between w:space="0" w:sz="0" w:val="nil"/>
-              </w:pBdr>
-              <w:shd w:fill="auto" w:val="clear"/>
-              <w:spacing w:after="0" w:before="0" w:line="240" w:lineRule="auto"/>
-              <w:ind w:left="0" w:right="0" w:firstLine="0"/>
-              <w:jc w:val="left"/>
-              <w:rPr>
-                <w:b w:val="1"/>
-                <w:bCs w:val="1"/>
-                <w:color w:val="2e75b5"/>
-              </w:rPr>
-            </w:pPr>
+              <w:t xml:space="preserve">End of Course Review: Students can recognize and use target language from the course in Units 7–12, demonstrating vocabulary recall, grammar accuracy, and communicative competence across a range of review tasks.</w:t>
+            </w:r>
             <w:r>
               <w:rPr>
                 <w:rtl w:val="0"/>
@@ -341,8 +275,8 @@
             <w:pPr>
               <w:spacing w:after="0" w:before="0" w:line="240" w:lineRule="auto"/>
               <w:rPr>
-                <w:i w:val="1"/>
-                <w:iCs w:val="1"/>
+                <w:b w:val="1"/>
+                <w:bCs w:val="1"/>
               </w:rPr>
             </w:pPr>
             <w:r>
@@ -361,46 +295,34 @@
                 <w:color w:val="2e75b5"/>
                 <w:rtl w:val="0"/>
               </w:rPr>
-              <w:t xml:space="preserve">Standard(s) addressed in lesson (CCSS, NGSS, </w:t>
-            </w:r>
-            <w:hyperlink r:id="rId7">
-              <w:r>
-                <w:rPr>
-                  <w:b w:val="1"/>
-                  <w:bCs w:val="1"/>
-                  <w:color w:val="1155cc"/>
-                  <w:u w:val="single"/>
-                  <w:rtl w:val="0"/>
-                </w:rPr>
-                <w:t xml:space="preserve">WIDA</w:t>
-              </w:r>
-            </w:hyperlink>
+              <w:t xml:space="preserve">Standard(s) addressed in lesson (CCSS, NGSS, WIDA, etc.):</w:t>
+            </w:r>
             <w:r>
               <w:rPr>
                 <w:b w:val="1"/>
                 <w:bCs w:val="1"/>
-                <w:color w:val="2e75b5"/>
-                <w:rtl w:val="0"/>
-              </w:rPr>
-              <w:t xml:space="preserve">, etc.):</w:t>
-            </w:r>
-            <w:r>
+                <w:rtl w:val="0"/>
+              </w:rPr>
+              <w:t xml:space="preserve"> </w:t>
+            </w:r>
+          </w:p>
+          <w:p>
+            <w:pPr>
+              <w:spacing w:after="0" w:before="0" w:line="240" w:lineRule="auto"/>
               <w:rPr>
                 <w:b w:val="1"/>
                 <w:bCs w:val="1"/>
-                <w:rtl w:val="0"/>
-              </w:rPr>
-              <w:t xml:space="preserve"> </w:t>
-            </w:r>
-            <w:r>
-              <w:rPr>
-                <w:rtl w:val="0"/>
-              </w:rPr>
-            </w:r>
-          </w:p>
-          <w:p>
-            <w:pPr>
-              <w:spacing w:after="240" w:before="240" w:line="240" w:lineRule="auto"/>
+              </w:rPr>
+            </w:pPr>
+            <w:r>
+              <w:rPr>
+                <w:rtl w:val="0"/>
+              </w:rPr>
+            </w:r>
+          </w:p>
+          <w:p>
+            <w:pPr>
+              <w:spacing w:after="0" w:before="0" w:line="240" w:lineRule="auto"/>
               <w:rPr>
                 <w:i w:val="1"/>
                 <w:iCs w:val="1"/>
@@ -408,143 +330,60 @@
             </w:pPr>
             <w:r>
               <w:rPr>
+                <w:i w:val="1"/>
+                <w:iCs w:val="1"/>
+                <w:rtl w:val="0"/>
+              </w:rPr>
+              <w:t xml:space="preserve">WIDA ELD Standard 2: Language for Language Arts — Students use English to recognize, recall, and apply vocabulary and grammar structures in receptive and productive tasks across health, science, and narrative contexts.</w:t>
+            </w:r>
+          </w:p>
+          <w:p>
+            <w:pPr>
+              <w:spacing w:after="0" w:before="0" w:line="240" w:lineRule="auto"/>
+              <w:rPr>
+                <w:i w:val="1"/>
+                <w:iCs w:val="1"/>
+              </w:rPr>
+            </w:pPr>
+            <w:r>
+              <w:rPr>
+                <w:i w:val="1"/>
+                <w:iCs w:val="1"/>
+                <w:rtl w:val="0"/>
+              </w:rPr>
+              <w:t xml:space="preserve">CCSS.ELA-Literacy.L.4.1 — Demonstrate command of the conventions of standard English grammar and usage when writing or speaking.</w:t>
+            </w:r>
+          </w:p>
+          <w:p>
+            <w:pPr>
+              <w:spacing w:after="0" w:before="0" w:line="240" w:lineRule="auto"/>
+              <w:rPr>
+                <w:i w:val="1"/>
+                <w:iCs w:val="1"/>
+              </w:rPr>
+            </w:pPr>
+            <w:r>
+              <w:rPr>
+                <w:i w:val="1"/>
+                <w:iCs w:val="1"/>
+                <w:rtl w:val="0"/>
+              </w:rPr>
+              <w:t xml:space="preserve">CCSS.ELA-Literacy.L.4.6 — Acquire and use accurately grade-appropriate general academic and domain-specific words and phrases.</w:t>
+            </w:r>
+            <w:r>
+              <w:rPr>
+                <w:rtl w:val="0"/>
+              </w:rPr>
+            </w:r>
+          </w:p>
+          <w:p>
+            <w:pPr>
+              <w:spacing w:after="0" w:before="0" w:line="240" w:lineRule="auto"/>
+              <w:rPr>
                 <w:b w:val="1"/>
                 <w:bCs w:val="1"/>
-                <w:i w:val="1"/>
-                <w:iCs w:val="1"/>
-                <w:rtl w:val="0"/>
-              </w:rPr>
-              <w:t xml:space="preserve">WIDA ELD Standard 2:</w:t>
-            </w:r>
-            <w:r>
-              <w:rPr>
-                <w:i w:val="1"/>
-                <w:iCs w:val="1"/>
-                <w:rtl w:val="0"/>
-              </w:rPr>
-              <w:t xml:space="preserve"> Language for Language Arts — Students use English to recognize, recall, and apply past simple question forms and time expressions in receptive and productive tasks across conversational and written contexts.</w:t>
-            </w:r>
-          </w:p>
-          <w:p>
-            <w:pPr>
-              <w:spacing w:after="240" w:before="240" w:line="240" w:lineRule="auto"/>
-              <w:rPr>
-                <w:i w:val="1"/>
-                <w:iCs w:val="1"/>
-              </w:rPr>
-            </w:pPr>
-            <w:r>
-              <w:rPr>
-                <w:b w:val="1"/>
-                <w:bCs w:val="1"/>
-                <w:i w:val="1"/>
-                <w:iCs w:val="1"/>
-                <w:rtl w:val="0"/>
-              </w:rPr>
-              <w:t xml:space="preserve">CCSS.ELA-Literacy.L.4.1</w:t>
-            </w:r>
-            <w:r>
-              <w:rPr>
-                <w:i w:val="1"/>
-                <w:iCs w:val="1"/>
-                <w:rtl w:val="0"/>
-              </w:rPr>
-              <w:t xml:space="preserve"> — Demonstrate command of the conventions of standard English grammar and usage when writing or speaking.</w:t>
-            </w:r>
-          </w:p>
-          <w:p>
-            <w:pPr>
-              <w:spacing w:after="240" w:before="240" w:line="240" w:lineRule="auto"/>
-              <w:rPr>
-                <w:b w:val="1"/>
-                <w:bCs w:val="1"/>
-              </w:rPr>
-            </w:pPr>
-            <w:r>
-              <w:rPr>
-                <w:b w:val="1"/>
-                <w:bCs w:val="1"/>
-                <w:i w:val="1"/>
-                <w:iCs w:val="1"/>
-                <w:rtl w:val="0"/>
-              </w:rPr>
-              <w:t xml:space="preserve">CCSS.ELA-Literacy.L.4.6</w:t>
-            </w:r>
-            <w:r>
-              <w:rPr>
-                <w:i w:val="1"/>
-                <w:iCs w:val="1"/>
-                <w:rtl w:val="0"/>
-              </w:rPr>
-              <w:t xml:space="preserve"> — Acquire and use accurately grade-appropriate general academic and domain-specific words and phrases, including vocabulary related to childhood memories and personal history.</w:t>
-            </w:r>
-            <w:r>
-              <w:rPr>
-                <w:rtl w:val="0"/>
-              </w:rPr>
-            </w:r>
-          </w:p>
-        </w:tc>
-      </w:tr>
-      <w:tr>
-        <w:trPr>
-          <w:cantSplit w:val="0"/>
-          <w:trHeight w:val="460" w:hRule="atLeast"/>
-          <w:tblHeader w:val="0"/>
-        </w:trPr>
-        <w:tc>
-          <w:tcPr>
-            <w:gridSpan w:val="2"/>
-            <w:shd w:fill="auto" w:val="clear"/>
-            <w:tcMar>
-              <w:top w:w="100.0" w:type="dxa"/>
-              <w:left w:w="100.0" w:type="dxa"/>
-              <w:bottom w:w="100.0" w:type="dxa"/>
-              <w:right w:w="100.0" w:type="dxa"/>
-            </w:tcMar>
-            <w:vAlign w:val="top"/>
-          </w:tcPr>
-          <w:p>
-            <w:pPr>
-              <w:spacing w:after="0" w:before="0" w:line="240" w:lineRule="auto"/>
-              <w:rPr>
-                <w:b w:val="1"/>
-                <w:bCs w:val="1"/>
-                <w:color w:val="1155cc"/>
-              </w:rPr>
-            </w:pPr>
-            <w:r>
-              <w:rPr>
-                <w:b w:val="1"/>
-                <w:bCs w:val="1"/>
-                <w:color w:val="1155cc"/>
-                <w:rtl w:val="0"/>
-              </w:rPr>
-              <w:t xml:space="preserve">Target InTASC Standard(s) for the lesson: </w:t>
-            </w:r>
-            <w:r>
-              <w:rPr>
-                <w:rtl w:val="0"/>
-              </w:rPr>
-            </w:r>
-          </w:p>
-          <w:p>
-            <w:pPr>
-              <w:spacing w:after="0" w:before="0" w:line="240" w:lineRule="auto"/>
-              <w:rPr>
-                <w:b w:val="1"/>
-                <w:bCs w:val="1"/>
-                <w:color w:val="1155cc"/>
-              </w:rPr>
-            </w:pPr>
-            <w:r>
-              <w:rPr>
-                <w:i w:val="1"/>
-                <w:iCs w:val="1"/>
-                <w:rtl w:val="0"/>
-              </w:rPr>
-              <w:t xml:space="preserve">Standards 1-8</w:t>
-            </w:r>
+              </w:rPr>
+            </w:pPr>
             <w:r>
               <w:rPr>
                 <w:rtl w:val="0"/>
@@ -582,7 +421,7 @@
                 <w:color w:val="2e75b5"/>
               </w:rPr>
             </w:pPr>
-            <w:hyperlink r:id="rId8">
+            <w:hyperlink r:id="rId7">
               <w:r>
                 <w:rPr>
                   <w:b w:val="1"/>
@@ -610,85 +449,60 @@
           </w:p>
           <w:p>
             <w:pPr>
-              <w:spacing w:after="0" w:before="0" w:line="240" w:lineRule="auto"/>
-              <w:rPr>
+              <w:spacing w:after="240" w:before="240" w:line="240" w:lineRule="auto"/>
+              <w:rPr/>
+            </w:pPr>
+            <w:r>
+              <w:rPr>
+                <w:b w:val="1"/>
+                <w:bCs w:val="1"/>
+                <w:rtl w:val="0"/>
+              </w:rPr>
+              <w:t xml:space="preserve">Objective 1:</w:t>
+            </w:r>
+            <w:r>
+              <w:rPr>
+                <w:rtl w:val="0"/>
+              </w:rPr>
+              <w:t xml:space="preserve"> By the end of the lesson, students will be able to take part in and contribute meaningfully to a range of team-based review activities, demonstrating collaborative engagement with the target language from Units 7–12.</w:t>
+            </w:r>
+          </w:p>
+          <w:p>
+            <w:pPr>
+              <w:spacing w:after="240" w:before="240" w:line="240" w:lineRule="auto"/>
+              <w:rPr/>
+            </w:pPr>
+            <w:r>
+              <w:rPr>
+                <w:b w:val="1"/>
+                <w:bCs w:val="1"/>
+                <w:rtl w:val="0"/>
+              </w:rPr>
+              <w:t xml:space="preserve">Objective 2:</w:t>
+            </w:r>
+            <w:r>
+              <w:rPr>
+                <w:rtl w:val="0"/>
+              </w:rPr>
+              <w:t xml:space="preserve"> By the end of the lesson, students will be able to recognize and effectively use the target vocabulary and grammar structures from Units 7–12, including health habits, weather modals, past simple and passive, word form variations, and past continuous interrupted by past simple.</w:t>
+            </w:r>
+            <w:r>
+              <w:rPr>
+                <w:rtl w:val="0"/>
+              </w:rPr>
+            </w:r>
+          </w:p>
+          <w:p>
+            <w:pPr>
+              <w:spacing w:after="0" w:before="0" w:line="240" w:lineRule="auto"/>
+              <w:rPr>
+                <w:b w:val="1"/>
+                <w:bCs w:val="1"/>
                 <w:i w:val="1"/>
                 <w:iCs w:val="1"/>
-                <w:sz w:val="20"/>
-                <w:szCs w:val="20"/>
-              </w:rPr>
-            </w:pPr>
-            <w:r>
-              <w:rPr>
-                <w:rtl w:val="0"/>
-              </w:rPr>
-            </w:r>
-          </w:p>
-          <w:p>
-            <w:pPr>
-              <w:numPr>
-                <w:ilvl w:val="0"/>
-                <w:numId w:val="4"/>
-              </w:numPr>
-              <w:spacing w:after="0" w:before="0" w:line="240" w:lineRule="auto"/>
-              <w:ind w:left="720" w:hanging="360"/>
-              <w:rPr>
-                <w:i w:val="1"/>
-                <w:iCs w:val="1"/>
-              </w:rPr>
-            </w:pPr>
-            <w:r>
-              <w:rPr>
-                <w:i w:val="1"/>
-                <w:iCs w:val="1"/>
-                <w:rtl w:val="0"/>
-              </w:rPr>
-              <w:t xml:space="preserve">Ask and answer past simple questions about childhood memories using the target question forms (Where did you grow up? When were you born? What was your favorite toy as a child?)</w:t>
-            </w:r>
-          </w:p>
-          <w:p>
-            <w:pPr>
-              <w:numPr>
-                <w:ilvl w:val="0"/>
-                <w:numId w:val="4"/>
-              </w:numPr>
-              <w:spacing w:after="0" w:before="0" w:line="240" w:lineRule="auto"/>
-              <w:ind w:left="720" w:hanging="360"/>
-              <w:rPr>
-                <w:i w:val="1"/>
-                <w:iCs w:val="1"/>
-              </w:rPr>
-            </w:pPr>
-            <w:r>
-              <w:rPr>
-                <w:i w:val="1"/>
-                <w:iCs w:val="1"/>
-                <w:rtl w:val="0"/>
-              </w:rPr>
-              <w:t xml:space="preserve">Use past simple time expressions (last night, seven years ago, yesterday morning, before, after) accurately in context.</w:t>
-            </w:r>
-          </w:p>
-          <w:p>
-            <w:pPr>
-              <w:numPr>
-                <w:ilvl w:val="0"/>
-                <w:numId w:val="4"/>
-              </w:numPr>
-              <w:spacing w:after="0" w:before="0" w:line="240" w:lineRule="auto"/>
-              <w:ind w:left="720" w:hanging="360"/>
-              <w:rPr>
-                <w:i w:val="1"/>
-                <w:iCs w:val="1"/>
-              </w:rPr>
-            </w:pPr>
-            <w:r>
-              <w:rPr>
-                <w:i w:val="1"/>
-                <w:iCs w:val="1"/>
-                <w:rtl w:val="0"/>
-              </w:rPr>
-              <w:t xml:space="preserve">Identify and produce module vocabulary (achievement, first memory, first day of school, first teacher, to be born, to grow up, favorite item) in spoken interaction.</w:t>
-            </w:r>
+                <w:color w:val="1155cc"/>
+              </w:rPr>
+            </w:pPr>
             <w:r>
               <w:rPr>
                 <w:rtl w:val="0"/>
@@ -730,7 +544,7 @@
             </w:pPr>
             <w:bookmarkStart w:colFirst="0" w:colLast="0" w:name="_rrqq06pscjfg" w:id="1"/>
             <w:bookmarkEnd w:id="1"/>
-            <w:hyperlink r:id="rId9">
+            <w:hyperlink r:id="rId8">
               <w:r>
                 <w:rPr>
                   <w:rFonts w:ascii="Calibri" w:cs="Calibri" w:eastAsia="Calibri" w:hAnsi="Calibri"/>
@@ -815,13 +629,13 @@
             </w:tblPr>
             <w:tblGrid>
               <w:gridCol w:w="2100"/>
-              <w:gridCol w:w="3195"/>
-              <w:gridCol w:w="5160"/>
+              <w:gridCol w:w="3450"/>
+              <w:gridCol w:w="4905"/>
               <w:tblGridChange w:id="0">
                 <w:tblGrid>
                   <w:gridCol w:w="2100"/>
-                  <w:gridCol w:w="3195"/>
-                  <w:gridCol w:w="5160"/>
+                  <w:gridCol w:w="3450"/>
+                  <w:gridCol w:w="4905"/>
                 </w:tblGrid>
               </w:tblGridChange>
             </w:tblGrid>
@@ -968,20 +782,8 @@
                 </w:tcPr>
                 <w:p>
                   <w:pPr>
-                    <w:keepNext w:val="0"/>
-                    <w:keepLines w:val="0"/>
-                    <w:pageBreakBefore w:val="0"/>
                     <w:widowControl w:val="0"/>
-                    <w:pBdr>
-                      <w:top w:space="0" w:sz="0" w:val="nil"/>
-                      <w:left w:space="0" w:sz="0" w:val="nil"/>
-                      <w:bottom w:space="0" w:sz="0" w:val="nil"/>
-                      <w:right w:space="0" w:sz="0" w:val="nil"/>
-                      <w:between w:space="0" w:sz="0" w:val="nil"/>
-                    </w:pBdr>
-                    <w:shd w:fill="auto" w:val="clear"/>
                     <w:spacing w:after="0" w:before="0" w:line="240" w:lineRule="auto"/>
-                    <w:ind w:left="0" w:right="0" w:firstLine="0"/>
                     <w:jc w:val="center"/>
                     <w:rPr>
                       <w:i w:val="1"/>
@@ -990,11 +792,14 @@
                   </w:pPr>
                   <w:r>
                     <w:rPr>
-                      <w:i w:val="1"/>
-                      <w:iCs w:val="1"/>
                       <w:rtl w:val="0"/>
                     </w:rPr>
-                    <w:t xml:space="preserve">3</w:t>
+                    <w:t xml:space="preserve">1 &amp; 2</w:t>
+                  </w:r>
+                  <w:r>
+                    <w:rPr>
+                      <w:rtl w:val="0"/>
+                    </w:rPr>
                   </w:r>
                 </w:p>
               </w:tc>
@@ -1036,7 +841,7 @@
                       <w:iCs w:val="1"/>
                       <w:rtl w:val="0"/>
                     </w:rPr>
-                    <w:t xml:space="preserve">CCQs Asked During Vocab Assessment.</w:t>
+                    <w:t xml:space="preserve">Slap the Board — Teacher observation</w:t>
                   </w:r>
                 </w:p>
               </w:tc>
@@ -1067,18 +872,23 @@
                     <w:shd w:fill="auto" w:val="clear"/>
                     <w:spacing w:after="0" w:before="0" w:line="240" w:lineRule="auto"/>
                     <w:ind w:left="0" w:right="0" w:firstLine="0"/>
-                    <w:rPr>
-                      <w:i w:val="1"/>
-                      <w:iCs w:val="1"/>
-                    </w:rPr>
+                    <w:rPr/>
                   </w:pPr>
+                  <w:commentRangeStart w:id="0"/>
                   <w:r>
                     <w:rPr>
-                      <w:i w:val="1"/>
-                      <w:iCs w:val="1"/>
                       <w:rtl w:val="0"/>
                     </w:rPr>
-                    <w:t xml:space="preserve">The teacher asks targeted concept check questions to verify students have understood the meaning of new vocabulary before moving to production activities.</w:t>
+                    <w:t xml:space="preserve">The teacher monitors which vocabulary words cause hesitation or errors across teams; used to gauge baseline vocabulary recall before structured game play. </w:t>
+                  </w:r>
+                  <w:commentRangeEnd w:id="0"/>
+                  <w:r>
+                    <w:commentReference w:id="0"/>
+                  </w:r>
+                  <w:r>
+                    <w:rPr>
+                      <w:rtl w:val="0"/>
+                    </w:rPr>
                   </w:r>
                 </w:p>
               </w:tc>
@@ -1122,7 +932,7 @@
                     <w:rPr>
                       <w:rtl w:val="0"/>
                     </w:rPr>
-                    <w:t xml:space="preserve">3</w:t>
+                    <w:t xml:space="preserve">1 &amp; 2</w:t>
                   </w:r>
                 </w:p>
               </w:tc>
@@ -1160,7 +970,179 @@
                     <w:rPr>
                       <w:rtl w:val="0"/>
                     </w:rPr>
-                    <w:t xml:space="preserve">Slap the Board</w:t>
+                    <w:t xml:space="preserve">Flip It — MWB observation/scanning</w:t>
+                  </w:r>
+                </w:p>
+              </w:tc>
+              <w:tc>
+                <w:tcPr>
+                  <w:shd w:fill="auto" w:val="clear"/>
+                  <w:tcMar>
+                    <w:top w:w="100.0" w:type="dxa"/>
+                    <w:left w:w="100.0" w:type="dxa"/>
+                    <w:bottom w:w="100.0" w:type="dxa"/>
+                    <w:right w:w="100.0" w:type="dxa"/>
+                  </w:tcMar>
+                  <w:vAlign w:val="top"/>
+                </w:tcPr>
+                <w:p>
+                  <w:pPr>
+                    <w:widowControl w:val="0"/>
+                    <w:spacing w:after="0" w:before="0" w:line="240" w:lineRule="auto"/>
+                    <w:rPr/>
+                  </w:pPr>
+                  <w:commentRangeStart w:id="1"/>
+                  <w:r>
+                    <w:rPr>
+                      <w:rtl w:val="0"/>
+                    </w:rPr>
+                    <w:t xml:space="preserve">The teacher scans mini-whiteboards before flip to assess accuracy of gap-fill responses in real time across all students simultaneously.</w:t>
+                  </w:r>
+                  <w:commentRangeEnd w:id="1"/>
+                  <w:r>
+                    <w:commentReference w:id="1"/>
+                  </w:r>
+                  <w:r>
+                    <w:rPr>
+                      <w:rtl w:val="0"/>
+                    </w:rPr>
+                  </w:r>
+                </w:p>
+              </w:tc>
+            </w:tr>
+            <w:tr>
+              <w:trPr>
+                <w:cantSplit w:val="0"/>
+                <w:tblHeader w:val="0"/>
+              </w:trPr>
+              <w:tc>
+                <w:tcPr>
+                  <w:shd w:fill="auto" w:val="clear"/>
+                  <w:tcMar>
+                    <w:top w:w="100.0" w:type="dxa"/>
+                    <w:left w:w="100.0" w:type="dxa"/>
+                    <w:bottom w:w="100.0" w:type="dxa"/>
+                    <w:right w:w="100.0" w:type="dxa"/>
+                  </w:tcMar>
+                  <w:vAlign w:val="top"/>
+                </w:tcPr>
+                <w:p>
+                  <w:pPr>
+                    <w:widowControl w:val="0"/>
+                    <w:spacing w:after="0" w:before="0" w:line="240" w:lineRule="auto"/>
+                    <w:jc w:val="center"/>
+                    <w:rPr/>
+                  </w:pPr>
+                  <w:r>
+                    <w:rPr>
+                      <w:rtl w:val="0"/>
+                    </w:rPr>
+                    <w:t xml:space="preserve">1 &amp; 2</w:t>
+                  </w:r>
+                </w:p>
+              </w:tc>
+              <w:tc>
+                <w:tcPr>
+                  <w:shd w:fill="auto" w:val="clear"/>
+                  <w:tcMar>
+                    <w:top w:w="100.0" w:type="dxa"/>
+                    <w:left w:w="100.0" w:type="dxa"/>
+                    <w:bottom w:w="100.0" w:type="dxa"/>
+                    <w:right w:w="100.0" w:type="dxa"/>
+                  </w:tcMar>
+                  <w:vAlign w:val="top"/>
+                </w:tcPr>
+                <w:p>
+                  <w:pPr>
+                    <w:widowControl w:val="0"/>
+                    <w:spacing w:after="0" w:before="0" w:line="240" w:lineRule="auto"/>
+                    <w:jc w:val="center"/>
+                    <w:rPr/>
+                  </w:pPr>
+                  <w:r>
+                    <w:rPr>
+                      <w:rtl w:val="0"/>
+                    </w:rPr>
+                    <w:t xml:space="preserve">Word Order Race — MWB observation/scanning</w:t>
+                  </w:r>
+                </w:p>
+              </w:tc>
+              <w:tc>
+                <w:tcPr>
+                  <w:shd w:fill="auto" w:val="clear"/>
+                  <w:tcMar>
+                    <w:top w:w="100.0" w:type="dxa"/>
+                    <w:left w:w="100.0" w:type="dxa"/>
+                    <w:bottom w:w="100.0" w:type="dxa"/>
+                    <w:right w:w="100.0" w:type="dxa"/>
+                  </w:tcMar>
+                  <w:vAlign w:val="top"/>
+                </w:tcPr>
+                <w:p>
+                  <w:pPr>
+                    <w:keepNext w:val="0"/>
+                    <w:keepLines w:val="0"/>
+                    <w:pageBreakBefore w:val="0"/>
+                    <w:widowControl w:val="0"/>
+                    <w:pBdr>
+                      <w:top w:space="0" w:sz="0" w:val="nil"/>
+                      <w:left w:space="0" w:sz="0" w:val="nil"/>
+                      <w:bottom w:space="0" w:sz="0" w:val="nil"/>
+                      <w:right w:space="0" w:sz="0" w:val="nil"/>
+                      <w:between w:space="0" w:sz="0" w:val="nil"/>
+                    </w:pBdr>
+                    <w:shd w:fill="auto" w:val="clear"/>
+                    <w:spacing w:after="0" w:before="0" w:line="240" w:lineRule="auto"/>
+                    <w:ind w:left="0" w:right="0" w:firstLine="0"/>
+                    <w:rPr/>
+                  </w:pPr>
+                  <w:commentRangeStart w:id="2"/>
+                  <w:r>
+                    <w:rPr>
+                      <w:rtl w:val="0"/>
+                    </w:rPr>
+                    <w:t xml:space="preserve">Teacher monitors sentence accuracy on MWBs; adjusted timer from 45 to 60 seconds after two consecutive rounds with no correct answers.</w:t>
+                  </w:r>
+                  <w:commentRangeEnd w:id="2"/>
+                  <w:r>
+                    <w:commentReference w:id="2"/>
+                  </w:r>
+                  <w:r>
+                    <w:rPr>
+                      <w:rtl w:val="0"/>
+                    </w:rPr>
+                  </w:r>
+                </w:p>
+              </w:tc>
+            </w:tr>
+            <w:tr>
+              <w:trPr>
+                <w:cantSplit w:val="0"/>
+                <w:tblHeader w:val="0"/>
+              </w:trPr>
+              <w:tc>
+                <w:tcPr>
+                  <w:shd w:fill="auto" w:val="clear"/>
+                  <w:tcMar>
+                    <w:top w:w="100.0" w:type="dxa"/>
+                    <w:left w:w="100.0" w:type="dxa"/>
+                    <w:bottom w:w="100.0" w:type="dxa"/>
+                    <w:right w:w="100.0" w:type="dxa"/>
+                  </w:tcMar>
+                  <w:vAlign w:val="top"/>
+                </w:tcPr>
+                <w:p>
+                  <w:pPr>
+                    <w:widowControl w:val="0"/>
+                    <w:spacing w:after="0" w:before="0" w:line="240" w:lineRule="auto"/>
+                    <w:jc w:val="center"/>
+                    <w:rPr/>
+                  </w:pPr>
+                  <w:r>
+                    <w:rPr>
+                      <w:rtl w:val="0"/>
+                    </w:rPr>
+                    <w:t xml:space="preserve">1 &amp; 2</w:t>
                   </w:r>
                 </w:p>
               </w:tc>
@@ -1198,51 +1180,7 @@
                     <w:rPr>
                       <w:rtl w:val="0"/>
                     </w:rPr>
-                    <w:t xml:space="preserve">Students identify and slap the correct vocabulary item when called, providing immediate whole-class evidence of receptive vocabulary recognition.</w:t>
-                  </w:r>
-                </w:p>
-              </w:tc>
-            </w:tr>
-            <w:tr>
-              <w:trPr>
-                <w:cantSplit w:val="0"/>
-                <w:tblHeader w:val="0"/>
-              </w:trPr>
-              <w:tc>
-                <w:tcPr>
-                  <w:shd w:fill="auto" w:val="clear"/>
-                  <w:tcMar>
-                    <w:top w:w="100.0" w:type="dxa"/>
-                    <w:left w:w="100.0" w:type="dxa"/>
-                    <w:bottom w:w="100.0" w:type="dxa"/>
-                    <w:right w:w="100.0" w:type="dxa"/>
-                  </w:tcMar>
-                  <w:vAlign w:val="top"/>
-                </w:tcPr>
-                <w:p>
-                  <w:pPr>
-                    <w:keepNext w:val="0"/>
-                    <w:keepLines w:val="0"/>
-                    <w:pageBreakBefore w:val="0"/>
-                    <w:widowControl w:val="0"/>
-                    <w:pBdr>
-                      <w:top w:space="0" w:sz="0" w:val="nil"/>
-                      <w:left w:space="0" w:sz="0" w:val="nil"/>
-                      <w:bottom w:space="0" w:sz="0" w:val="nil"/>
-                      <w:right w:space="0" w:sz="0" w:val="nil"/>
-                      <w:between w:space="0" w:sz="0" w:val="nil"/>
-                    </w:pBdr>
-                    <w:shd w:fill="auto" w:val="clear"/>
-                    <w:spacing w:after="0" w:before="0" w:line="240" w:lineRule="auto"/>
-                    <w:ind w:left="0" w:right="0" w:firstLine="0"/>
-                    <w:jc w:val="center"/>
-                    <w:rPr/>
-                  </w:pPr>
-                  <w:r>
-                    <w:rPr>
-                      <w:rtl w:val="0"/>
-                    </w:rPr>
-                    <w:t xml:space="preserve">1</w:t>
+                    <w:t xml:space="preserve">Sentence Auction — Results screen</w:t>
                   </w:r>
                 </w:p>
               </w:tc>
@@ -1273,172 +1211,23 @@
                     <w:shd w:fill="auto" w:val="clear"/>
                     <w:spacing w:after="0" w:before="0" w:line="240" w:lineRule="auto"/>
                     <w:ind w:left="0" w:right="0" w:firstLine="0"/>
-                    <w:jc w:val="center"/>
                     <w:rPr/>
                   </w:pPr>
+                  <w:commentRangeStart w:id="3"/>
                   <w:r>
                     <w:rPr>
                       <w:rtl w:val="0"/>
                     </w:rPr>
-                    <w:t xml:space="preserve">Word Order Race</w:t>
+                    <w:t xml:space="preserve">Sentence-by-sentence results screen reviewed with class; teacher uses error patterns to deliver targeted correction. Grammatical errors addressed immediately through recasting during the game results/scoring phase.</w:t>
                   </w:r>
-                </w:p>
-              </w:tc>
-              <w:tc>
-                <w:tcPr>
-                  <w:shd w:fill="auto" w:val="clear"/>
-                  <w:tcMar>
-                    <w:top w:w="100.0" w:type="dxa"/>
-                    <w:left w:w="100.0" w:type="dxa"/>
-                    <w:bottom w:w="100.0" w:type="dxa"/>
-                    <w:right w:w="100.0" w:type="dxa"/>
-                  </w:tcMar>
-                  <w:vAlign w:val="top"/>
-                </w:tcPr>
-                <w:p>
-                  <w:pPr>
-                    <w:keepNext w:val="0"/>
-                    <w:keepLines w:val="0"/>
-                    <w:pageBreakBefore w:val="0"/>
-                    <w:widowControl w:val="0"/>
-                    <w:pBdr>
-                      <w:top w:space="0" w:sz="0" w:val="nil"/>
-                      <w:left w:space="0" w:sz="0" w:val="nil"/>
-                      <w:bottom w:space="0" w:sz="0" w:val="nil"/>
-                      <w:right w:space="0" w:sz="0" w:val="nil"/>
-                      <w:between w:space="0" w:sz="0" w:val="nil"/>
-                    </w:pBdr>
-                    <w:shd w:fill="auto" w:val="clear"/>
-                    <w:spacing w:after="0" w:before="0" w:line="240" w:lineRule="auto"/>
-                    <w:ind w:left="0" w:right="0" w:firstLine="0"/>
-                    <w:jc w:val="center"/>
-                    <w:rPr/>
-                  </w:pPr>
+                  <w:commentRangeEnd w:id="3"/>
+                  <w:r>
+                    <w:commentReference w:id="3"/>
+                  </w:r>
                   <w:r>
                     <w:rPr>
                       <w:rtl w:val="0"/>
                     </w:rPr>
-                    <w:t xml:space="preserve">students write complete past simple questions on whiteboards and flip simultaneously, allowing the teacher to scan for question form accuracy and identify persistent errors for in-the-moment reteaching.</w:t>
-                  </w:r>
-                </w:p>
-              </w:tc>
-            </w:tr>
-            <w:tr>
-              <w:trPr>
-                <w:cantSplit w:val="0"/>
-                <w:tblHeader w:val="0"/>
-              </w:trPr>
-              <w:tc>
-                <w:tcPr>
-                  <w:shd w:fill="auto" w:val="clear"/>
-                  <w:tcMar>
-                    <w:top w:w="100.0" w:type="dxa"/>
-                    <w:left w:w="100.0" w:type="dxa"/>
-                    <w:bottom w:w="100.0" w:type="dxa"/>
-                    <w:right w:w="100.0" w:type="dxa"/>
-                  </w:tcMar>
-                  <w:vAlign w:val="top"/>
-                </w:tcPr>
-                <w:p>
-                  <w:pPr>
-                    <w:keepNext w:val="0"/>
-                    <w:keepLines w:val="0"/>
-                    <w:pageBreakBefore w:val="0"/>
-                    <w:widowControl w:val="0"/>
-                    <w:pBdr>
-                      <w:top w:space="0" w:sz="0" w:val="nil"/>
-                      <w:left w:space="0" w:sz="0" w:val="nil"/>
-                      <w:bottom w:space="0" w:sz="0" w:val="nil"/>
-                      <w:right w:space="0" w:sz="0" w:val="nil"/>
-                      <w:between w:space="0" w:sz="0" w:val="nil"/>
-                    </w:pBdr>
-                    <w:shd w:fill="auto" w:val="clear"/>
-                    <w:spacing w:after="0" w:before="0" w:line="240" w:lineRule="auto"/>
-                    <w:ind w:left="0" w:right="0" w:firstLine="0"/>
-                    <w:jc w:val="center"/>
-                    <w:rPr/>
-                  </w:pPr>
-                  <w:r>
-                    <w:rPr>
-                      <w:rtl w:val="0"/>
-                    </w:rPr>
-                    <w:t xml:space="preserve">2</w:t>
-                  </w:r>
-                </w:p>
-              </w:tc>
-              <w:tc>
-                <w:tcPr>
-                  <w:shd w:fill="auto" w:val="clear"/>
-                  <w:tcMar>
-                    <w:top w:w="100.0" w:type="dxa"/>
-                    <w:left w:w="100.0" w:type="dxa"/>
-                    <w:bottom w:w="100.0" w:type="dxa"/>
-                    <w:right w:w="100.0" w:type="dxa"/>
-                  </w:tcMar>
-                  <w:vAlign w:val="top"/>
-                </w:tcPr>
-                <w:p>
-                  <w:pPr>
-                    <w:keepNext w:val="0"/>
-                    <w:keepLines w:val="0"/>
-                    <w:pageBreakBefore w:val="0"/>
-                    <w:widowControl w:val="0"/>
-                    <w:pBdr>
-                      <w:top w:space="0" w:sz="0" w:val="nil"/>
-                      <w:left w:space="0" w:sz="0" w:val="nil"/>
-                      <w:bottom w:space="0" w:sz="0" w:val="nil"/>
-                      <w:right w:space="0" w:sz="0" w:val="nil"/>
-                      <w:between w:space="0" w:sz="0" w:val="nil"/>
-                    </w:pBdr>
-                    <w:shd w:fill="auto" w:val="clear"/>
-                    <w:spacing w:after="0" w:before="0" w:line="240" w:lineRule="auto"/>
-                    <w:ind w:left="0" w:right="0" w:firstLine="0"/>
-                    <w:jc w:val="center"/>
-                    <w:rPr/>
-                  </w:pPr>
-                  <w:r>
-                    <w:rPr>
-                      <w:rtl w:val="0"/>
-                    </w:rPr>
-                    <w:t xml:space="preserve">Flip It</w:t>
-                  </w:r>
-                </w:p>
-              </w:tc>
-              <w:tc>
-                <w:tcPr>
-                  <w:shd w:fill="auto" w:val="clear"/>
-                  <w:tcMar>
-                    <w:top w:w="100.0" w:type="dxa"/>
-                    <w:left w:w="100.0" w:type="dxa"/>
-                    <w:bottom w:w="100.0" w:type="dxa"/>
-                    <w:right w:w="100.0" w:type="dxa"/>
-                  </w:tcMar>
-                  <w:vAlign w:val="top"/>
-                </w:tcPr>
-                <w:p>
-                  <w:pPr>
-                    <w:keepNext w:val="0"/>
-                    <w:keepLines w:val="0"/>
-                    <w:pageBreakBefore w:val="0"/>
-                    <w:widowControl w:val="0"/>
-                    <w:pBdr>
-                      <w:top w:space="0" w:sz="0" w:val="nil"/>
-                      <w:left w:space="0" w:sz="0" w:val="nil"/>
-                      <w:bottom w:space="0" w:sz="0" w:val="nil"/>
-                      <w:right w:space="0" w:sz="0" w:val="nil"/>
-                      <w:between w:space="0" w:sz="0" w:val="nil"/>
-                    </w:pBdr>
-                    <w:shd w:fill="auto" w:val="clear"/>
-                    <w:spacing w:after="0" w:before="0" w:line="240" w:lineRule="auto"/>
-                    <w:ind w:left="0" w:right="0" w:firstLine="0"/>
-                    <w:jc w:val="center"/>
-                    <w:rPr/>
-                  </w:pPr>
-                  <w:r>
-                    <w:rPr>
-                      <w:rtl w:val="0"/>
-                    </w:rPr>
-                    <w:t xml:space="preserve">students write missing time expressions on mini whiteboards, allowing the teacher to identify which expressions are causing difficulty and adjust pacing or provide additional explanation as needed.</w:t>
                   </w:r>
                 </w:p>
               </w:tc>
@@ -1500,7 +1289,7 @@
                 <w:color w:val="1155cc"/>
               </w:rPr>
             </w:pPr>
-            <w:hyperlink r:id="rId10">
+            <w:hyperlink r:id="rId9">
               <w:r>
                 <w:rPr>
                   <w:b w:val="1"/>
@@ -1529,7 +1318,7 @@
               </w:rPr>
               <w:t xml:space="preserve">or </w:t>
             </w:r>
-            <w:hyperlink r:id="rId11">
+            <w:hyperlink r:id="rId10">
               <w:r>
                 <w:rPr>
                   <w:b w:val="1"/>
@@ -1568,16 +1357,10 @@
           </w:p>
           <w:p>
             <w:pPr>
-              <w:numPr>
-                <w:ilvl w:val="0"/>
-                <w:numId w:val="5"/>
-              </w:numPr>
-              <w:spacing w:after="0" w:before="0" w:line="240" w:lineRule="auto"/>
-              <w:ind w:left="720" w:hanging="360"/>
+              <w:spacing w:after="0" w:before="0" w:line="240" w:lineRule="auto"/>
               <w:rPr>
                 <w:i w:val="1"/>
                 <w:iCs w:val="1"/>
-                <w:u w:val="none"/>
               </w:rPr>
             </w:pPr>
             <w:r>
@@ -1586,67 +1369,7 @@
                 <w:iCs w:val="1"/>
                 <w:rtl w:val="0"/>
               </w:rPr>
-              <w:t xml:space="preserve">What makes a memory meaningful?</w:t>
-            </w:r>
-          </w:p>
-          <w:p>
-            <w:pPr>
-              <w:numPr>
-                <w:ilvl w:val="0"/>
-                <w:numId w:val="5"/>
-              </w:numPr>
-              <w:spacing w:after="0" w:before="0" w:line="240" w:lineRule="auto"/>
-              <w:ind w:left="720" w:hanging="360"/>
-              <w:rPr>
-                <w:i w:val="1"/>
-                <w:iCs w:val="1"/>
-                <w:u w:val="none"/>
-              </w:rPr>
-            </w:pPr>
-            <w:r>
-              <w:rPr>
-                <w:i w:val="1"/>
-                <w:iCs w:val="1"/>
-                <w:rtl w:val="0"/>
-              </w:rPr>
-              <w:t xml:space="preserve">How does language allow us to share our personal histories with others and make connections?</w:t>
-            </w:r>
-          </w:p>
-          <w:p>
-            <w:pPr>
-              <w:numPr>
-                <w:ilvl w:val="0"/>
-                <w:numId w:val="5"/>
-              </w:numPr>
-              <w:spacing w:after="0" w:before="0" w:line="240" w:lineRule="auto"/>
-              <w:ind w:left="720" w:hanging="360"/>
-              <w:rPr>
-                <w:i w:val="1"/>
-                <w:iCs w:val="1"/>
-                <w:u w:val="none"/>
-              </w:rPr>
-            </w:pPr>
-            <w:r>
-              <w:rPr>
-                <w:i w:val="1"/>
-                <w:iCs w:val="1"/>
-                <w:rtl w:val="0"/>
-              </w:rPr>
-              <w:t xml:space="preserve">What can we learn about someone by asking about their past?</w:t>
-            </w:r>
-          </w:p>
-          <w:p>
-            <w:pPr>
-              <w:spacing w:after="0" w:before="0" w:line="240" w:lineRule="auto"/>
-              <w:rPr>
-                <w:i w:val="1"/>
-                <w:iCs w:val="1"/>
-              </w:rPr>
-            </w:pPr>
-            <w:r>
-              <w:rPr>
-                <w:rtl w:val="0"/>
-              </w:rPr>
+              <w:t xml:space="preserve">How can I show what I know and communicate effectively in English: even under pressure?</w:t>
             </w:r>
           </w:p>
         </w:tc>
@@ -1679,121 +1402,331 @@
               <w:ind w:left="0" w:right="0" w:firstLine="0"/>
               <w:jc w:val="left"/>
               <w:rPr>
-                <w:color w:val="2e75b5"/>
-              </w:rPr>
-            </w:pPr>
-            <w:r>
-              <w:rPr>
                 <w:b w:val="1"/>
                 <w:bCs w:val="1"/>
                 <w:color w:val="2e75b5"/>
-                <w:rtl w:val="0"/>
-              </w:rPr>
-              <w:t xml:space="preserve">Prior knowledge:</w:t>
-            </w:r>
-            <w:r>
-              <w:rPr>
-                <w:rtl w:val="0"/>
-              </w:rPr>
-            </w:r>
-          </w:p>
-          <w:p>
-            <w:pPr>
-              <w:widowControl w:val="0"/>
-              <w:spacing w:after="240" w:before="240" w:line="240" w:lineRule="auto"/>
-              <w:rPr/>
-            </w:pPr>
-            <w:r>
-              <w:rPr>
-                <w:rtl w:val="0"/>
-              </w:rPr>
-              <w:t xml:space="preserve">The recording took place over two sessions: the first was the J4B End of Module Test (EOMT) speaking assessment, conducted with students nearing the end of Module 4B; the second was the first lesson of Module 5A (J5A), a welcome and introduction lesson for the new module. </w:t>
-            </w:r>
-          </w:p>
-          <w:p>
-            <w:pPr>
-              <w:widowControl w:val="0"/>
-              <w:spacing w:after="240" w:before="240" w:line="240" w:lineRule="auto"/>
-              <w:rPr/>
-            </w:pPr>
-            <w:r>
-              <w:rPr>
-                <w:rtl w:val="0"/>
-              </w:rPr>
-              <w:t xml:space="preserve">In the EOMT draw on prior knowledge of basic conversational structures (giving personal information, expressing likes and dislikes, describing pictures using comparative language), modal verbs for advice (</w:t>
-            </w:r>
-            <w:r>
-              <w:rPr>
-                <w:i w:val="1"/>
-                <w:iCs w:val="1"/>
-                <w:rtl w:val="0"/>
-              </w:rPr>
-              <w:t xml:space="preserve">should</w:t>
-            </w:r>
-            <w:r>
-              <w:rPr>
-                <w:rtl w:val="0"/>
-              </w:rPr>
-              <w:t xml:space="preserve">, </w:t>
-            </w:r>
-            <w:r>
-              <w:rPr>
-                <w:i w:val="1"/>
-                <w:iCs w:val="1"/>
-                <w:rtl w:val="0"/>
-              </w:rPr>
-              <w:t xml:space="preserve">need to</w:t>
-            </w:r>
-            <w:r>
-              <w:rPr>
-                <w:rtl w:val="0"/>
-              </w:rPr>
-              <w:t xml:space="preserve">), present perfect with </w:t>
-            </w:r>
-            <w:r>
-              <w:rPr>
-                <w:i w:val="1"/>
-                <w:iCs w:val="1"/>
-                <w:rtl w:val="0"/>
-              </w:rPr>
-              <w:t xml:space="preserve">just</w:t>
-            </w:r>
-            <w:r>
-              <w:rPr>
-                <w:rtl w:val="0"/>
-              </w:rPr>
-              <w:t xml:space="preserve"> and </w:t>
-            </w:r>
-            <w:r>
-              <w:rPr>
-                <w:i w:val="1"/>
-                <w:iCs w:val="1"/>
-                <w:rtl w:val="0"/>
-              </w:rPr>
-              <w:t xml:space="preserve">yet</w:t>
-            </w:r>
-            <w:r>
-              <w:rPr>
-                <w:rtl w:val="0"/>
-              </w:rPr>
-              <w:t xml:space="preserve">, and narrative sequencing from earlier in Module 4B. Students also bring prior knowledge of the speaking test format from previous modules, which reduces anxiety and allows them to focus on language production.</w:t>
-            </w:r>
-          </w:p>
-          <w:p>
-            <w:pPr>
-              <w:widowControl w:val="0"/>
-              <w:spacing w:after="240" w:before="240" w:line="240" w:lineRule="auto"/>
+              </w:rPr>
+            </w:pPr>
+            <w:r>
               <w:rPr>
                 <w:b w:val="1"/>
                 <w:bCs w:val="1"/>
                 <w:color w:val="2e75b5"/>
-              </w:rPr>
-            </w:pPr>
-            <w:r>
-              <w:rPr>
-                <w:rtl w:val="0"/>
-              </w:rPr>
-              <w:t xml:space="preserve">Students entering the J5A welcome lesson bring working knowledge of past simple statements and time expressions from earlier modules, as well as familiarity with the classroom management system, team structure, and game-based activities established throughout J4B. The vocabulary and grammar of this lesson build on those past simple foundations, scaffolding toward the present perfect for experience which is the core grammar target of Module 5.</w:t>
+                <w:rtl w:val="0"/>
+              </w:rPr>
+              <w:t xml:space="preserve">Target </w:t>
+            </w:r>
+            <w:hyperlink r:id="rId11">
+              <w:r>
+                <w:rPr>
+                  <w:b w:val="1"/>
+                  <w:bCs w:val="1"/>
+                  <w:color w:val="1155cc"/>
+                  <w:u w:val="single"/>
+                  <w:rtl w:val="0"/>
+                </w:rPr>
+                <w:t xml:space="preserve">academic language</w:t>
+              </w:r>
+            </w:hyperlink>
+            <w:r>
+              <w:rPr>
+                <w:b w:val="1"/>
+                <w:bCs w:val="1"/>
+                <w:color w:val="2e75b5"/>
+                <w:rtl w:val="0"/>
+              </w:rPr>
+              <w:t xml:space="preserve">, vocabulary, and literacy skil</w:t>
+            </w:r>
+            <w:r>
+              <w:rPr>
+                <w:b w:val="1"/>
+                <w:bCs w:val="1"/>
+                <w:color w:val="2e75b5"/>
+                <w:rtl w:val="0"/>
+              </w:rPr>
+              <w:t xml:space="preserve">ls:</w:t>
+            </w:r>
+            <w:r>
+              <w:rPr>
+                <w:rtl w:val="0"/>
+              </w:rPr>
+            </w:r>
+          </w:p>
+          <w:p>
+            <w:pPr>
+              <w:keepNext w:val="0"/>
+              <w:keepLines w:val="0"/>
+              <w:pageBreakBefore w:val="0"/>
+              <w:widowControl w:val="0"/>
+              <w:pBdr>
+                <w:top w:space="0" w:sz="0" w:val="nil"/>
+                <w:left w:space="0" w:sz="0" w:val="nil"/>
+                <w:bottom w:space="0" w:sz="0" w:val="nil"/>
+                <w:right w:space="0" w:sz="0" w:val="nil"/>
+                <w:between w:space="0" w:sz="0" w:val="nil"/>
+              </w:pBdr>
+              <w:shd w:fill="auto" w:val="clear"/>
+              <w:spacing w:after="0" w:before="0" w:line="240" w:lineRule="auto"/>
+              <w:ind w:left="0" w:right="0" w:firstLine="0"/>
+              <w:jc w:val="left"/>
+              <w:rPr>
+                <w:b w:val="1"/>
+                <w:bCs w:val="1"/>
+                <w:color w:val="2e75b5"/>
+              </w:rPr>
+            </w:pPr>
+            <w:r>
+              <w:rPr>
+                <w:rtl w:val="0"/>
+              </w:rPr>
+            </w:r>
+          </w:p>
+          <w:p>
+            <w:pPr>
+              <w:widowControl w:val="0"/>
+              <w:spacing w:after="240" w:before="240" w:line="240" w:lineRule="auto"/>
+              <w:rPr/>
+            </w:pPr>
+            <w:r>
+              <w:rPr>
+                <w:rtl w:val="0"/>
+              </w:rPr>
+              <w:t xml:space="preserve">Grammar structures:</w:t>
+            </w:r>
+          </w:p>
+          <w:p>
+            <w:pPr>
+              <w:widowControl w:val="0"/>
+              <w:numPr>
+                <w:ilvl w:val="0"/>
+                <w:numId w:val="8"/>
+              </w:numPr>
+              <w:spacing w:after="0" w:afterAutospacing="0" w:before="240" w:line="240" w:lineRule="auto"/>
+              <w:ind w:left="720" w:hanging="360"/>
+              <w:rPr/>
+            </w:pPr>
+            <w:r>
+              <w:rPr>
+                <w:rtl w:val="0"/>
+              </w:rPr>
+              <w:t xml:space="preserve">Past continuous + </w:t>
+            </w:r>
+            <w:r>
+              <w:rPr>
+                <w:i w:val="1"/>
+                <w:iCs w:val="1"/>
+                <w:rtl w:val="0"/>
+              </w:rPr>
+              <w:t xml:space="preserve">when</w:t>
+            </w:r>
+            <w:r>
+              <w:rPr>
+                <w:rtl w:val="0"/>
+              </w:rPr>
+              <w:t xml:space="preserve"> (interrupted action): </w:t>
+            </w:r>
+            <w:r>
+              <w:rPr>
+                <w:i w:val="1"/>
+                <w:iCs w:val="1"/>
+                <w:rtl w:val="0"/>
+              </w:rPr>
+              <w:t xml:space="preserve">I was sleeping when the zombies attacked.</w:t>
+            </w:r>
+          </w:p>
+          <w:p>
+            <w:pPr>
+              <w:widowControl w:val="0"/>
+              <w:numPr>
+                <w:ilvl w:val="0"/>
+                <w:numId w:val="8"/>
+              </w:numPr>
+              <w:spacing w:after="0" w:afterAutospacing="0" w:before="0" w:beforeAutospacing="0" w:line="240" w:lineRule="auto"/>
+              <w:ind w:left="720" w:hanging="360"/>
+              <w:rPr/>
+            </w:pPr>
+            <w:r>
+              <w:rPr>
+                <w:rtl w:val="0"/>
+              </w:rPr>
+              <w:t xml:space="preserve">Passive voice (eg </w:t>
+            </w:r>
+            <w:r>
+              <w:rPr>
+                <w:i w:val="1"/>
+                <w:iCs w:val="1"/>
+                <w:rtl w:val="0"/>
+              </w:rPr>
+              <w:t xml:space="preserve">The telephone was invented by Alexander Graham Bell)</w:t>
+            </w:r>
+          </w:p>
+          <w:p>
+            <w:pPr>
+              <w:widowControl w:val="0"/>
+              <w:numPr>
+                <w:ilvl w:val="0"/>
+                <w:numId w:val="8"/>
+              </w:numPr>
+              <w:spacing w:after="0" w:afterAutospacing="0" w:before="0" w:beforeAutospacing="0" w:line="240" w:lineRule="auto"/>
+              <w:ind w:left="720" w:hanging="360"/>
+              <w:rPr/>
+            </w:pPr>
+            <w:r>
+              <w:rPr>
+                <w:rtl w:val="0"/>
+              </w:rPr>
+              <w:t xml:space="preserve">Present perfect with </w:t>
+            </w:r>
+            <w:r>
+              <w:rPr>
+                <w:i w:val="1"/>
+                <w:iCs w:val="1"/>
+                <w:rtl w:val="0"/>
+              </w:rPr>
+              <w:t xml:space="preserve">just/yet</w:t>
+            </w:r>
+          </w:p>
+          <w:p>
+            <w:pPr>
+              <w:widowControl w:val="0"/>
+              <w:numPr>
+                <w:ilvl w:val="0"/>
+                <w:numId w:val="8"/>
+              </w:numPr>
+              <w:spacing w:after="0" w:afterAutospacing="0" w:before="0" w:beforeAutospacing="0" w:line="240" w:lineRule="auto"/>
+              <w:ind w:left="720" w:hanging="360"/>
+              <w:rPr/>
+            </w:pPr>
+            <w:r>
+              <w:rPr>
+                <w:rtl w:val="0"/>
+              </w:rPr>
+              <w:t xml:space="preserve">Conditionals + Quantifiers: (eg </w:t>
+            </w:r>
+            <w:r>
+              <w:rPr>
+                <w:i w:val="1"/>
+                <w:iCs w:val="1"/>
+                <w:rtl w:val="0"/>
+              </w:rPr>
+              <w:t xml:space="preserve">If you study too much, you'll be too stressed.)</w:t>
+            </w:r>
+          </w:p>
+          <w:p>
+            <w:pPr>
+              <w:widowControl w:val="0"/>
+              <w:numPr>
+                <w:ilvl w:val="0"/>
+                <w:numId w:val="8"/>
+              </w:numPr>
+              <w:spacing w:after="240" w:before="0" w:beforeAutospacing="0" w:line="240" w:lineRule="auto"/>
+              <w:ind w:left="720" w:hanging="360"/>
+              <w:rPr/>
+            </w:pPr>
+            <w:r>
+              <w:rPr>
+                <w:i w:val="1"/>
+                <w:iCs w:val="1"/>
+                <w:rtl w:val="0"/>
+              </w:rPr>
+              <w:t xml:space="preserve">Should and Shall </w:t>
+            </w:r>
+            <w:r>
+              <w:rPr>
+                <w:rtl w:val="0"/>
+              </w:rPr>
+              <w:t xml:space="preserve">for advice/suggestions</w:t>
+            </w:r>
+          </w:p>
+          <w:p>
+            <w:pPr>
+              <w:widowControl w:val="0"/>
+              <w:spacing w:after="240" w:before="240" w:line="240" w:lineRule="auto"/>
+              <w:rPr/>
+            </w:pPr>
+            <w:r>
+              <w:rPr>
+                <w:rtl w:val="0"/>
+              </w:rPr>
+              <w:t xml:space="preserve">Vocabulary sets:</w:t>
+            </w:r>
+          </w:p>
+          <w:p>
+            <w:pPr>
+              <w:widowControl w:val="0"/>
+              <w:numPr>
+                <w:ilvl w:val="0"/>
+                <w:numId w:val="3"/>
+              </w:numPr>
+              <w:spacing w:after="0" w:afterAutospacing="0" w:before="240" w:line="240" w:lineRule="auto"/>
+              <w:ind w:left="720" w:hanging="360"/>
+              <w:rPr/>
+            </w:pPr>
+            <w:r>
+              <w:rPr>
+                <w:rtl w:val="0"/>
+              </w:rPr>
+              <w:t xml:space="preserve">Weather &amp; natural disasters: </w:t>
+            </w:r>
+            <w:r>
+              <w:rPr>
+                <w:i w:val="1"/>
+                <w:iCs w:val="1"/>
+                <w:rtl w:val="0"/>
+              </w:rPr>
+              <w:t xml:space="preserve">flood, drought, lightning, snowstorm, sunshine</w:t>
+            </w:r>
+          </w:p>
+          <w:p>
+            <w:pPr>
+              <w:widowControl w:val="0"/>
+              <w:numPr>
+                <w:ilvl w:val="0"/>
+                <w:numId w:val="3"/>
+              </w:numPr>
+              <w:spacing w:after="0" w:afterAutospacing="0" w:before="0" w:beforeAutospacing="0" w:line="240" w:lineRule="auto"/>
+              <w:ind w:left="720" w:hanging="360"/>
+              <w:rPr/>
+            </w:pPr>
+            <w:r>
+              <w:rPr>
+                <w:rtl w:val="0"/>
+              </w:rPr>
+              <w:t xml:space="preserve">Character adjectives: </w:t>
+            </w:r>
+            <w:r>
+              <w:rPr>
+                <w:i w:val="1"/>
+                <w:iCs w:val="1"/>
+                <w:rtl w:val="0"/>
+              </w:rPr>
+              <w:t xml:space="preserve">brave, determined, ambitious, clever, inspirational, famous</w:t>
+            </w:r>
+          </w:p>
+          <w:p>
+            <w:pPr>
+              <w:widowControl w:val="0"/>
+              <w:numPr>
+                <w:ilvl w:val="0"/>
+                <w:numId w:val="3"/>
+              </w:numPr>
+              <w:spacing w:after="240" w:before="0" w:beforeAutospacing="0" w:line="240" w:lineRule="auto"/>
+              <w:ind w:left="720" w:hanging="360"/>
+              <w:rPr/>
+            </w:pPr>
+            <w:r>
+              <w:rPr>
+                <w:rtl w:val="0"/>
+              </w:rPr>
+              <w:t xml:space="preserve">Health vocabulary: </w:t>
+            </w:r>
+            <w:r>
+              <w:rPr>
+                <w:i w:val="1"/>
+                <w:iCs w:val="1"/>
+                <w:rtl w:val="0"/>
+              </w:rPr>
+              <w:t xml:space="preserve">insomnia, stressed out, unfit, unhealthy, energetic, outgoing</w:t>
             </w:r>
             <w:r>
               <w:rPr>
@@ -1828,6 +1761,7 @@
               <w:rPr>
                 <w:b w:val="1"/>
                 <w:bCs w:val="1"/>
+                <w:color w:val="2e75b5"/>
               </w:rPr>
             </w:pPr>
             <w:r>
@@ -1837,65 +1771,7 @@
                 <w:color w:val="2e75b5"/>
                 <w:rtl w:val="0"/>
               </w:rPr>
-              <w:t xml:space="preserve">Target </w:t>
-            </w:r>
-            <w:hyperlink r:id="rId12">
-              <w:r>
-                <w:rPr>
-                  <w:b w:val="1"/>
-                  <w:bCs w:val="1"/>
-                  <w:color w:val="1155cc"/>
-                  <w:u w:val="single"/>
-                  <w:rtl w:val="0"/>
-                </w:rPr>
-                <w:t xml:space="preserve">academic vocabulary, language, and literacy skil</w:t>
-              </w:r>
-            </w:hyperlink>
-            <w:hyperlink r:id="rId13">
-              <w:r>
-                <w:rPr>
-                  <w:b w:val="1"/>
-                  <w:bCs w:val="1"/>
-                  <w:color w:val="1155cc"/>
-                  <w:u w:val="single"/>
-                  <w:rtl w:val="0"/>
-                </w:rPr>
-                <w:t xml:space="preserve">ls </w:t>
-              </w:r>
-            </w:hyperlink>
-            <w:r>
-              <w:rPr>
-                <w:rtl w:val="0"/>
-              </w:rPr>
-              <w:t xml:space="preserve">(including language functions, vocabulary/symbols, discourse, and syntax)</w:t>
-            </w:r>
-            <w:r>
-              <w:rPr>
-                <w:b w:val="1"/>
-                <w:bCs w:val="1"/>
-                <w:rtl w:val="0"/>
-              </w:rPr>
-              <w:t xml:space="preserve">:</w:t>
-            </w:r>
-            <w:r>
-              <w:rPr>
-                <w:rtl w:val="0"/>
-              </w:rPr>
-            </w:r>
-          </w:p>
-          <w:p>
-            <w:pPr>
-              <w:widowControl w:val="0"/>
-              <w:spacing w:after="0" w:before="0" w:line="240" w:lineRule="auto"/>
-              <w:rPr>
-                <w:b w:val="1"/>
-                <w:bCs w:val="1"/>
-              </w:rPr>
-            </w:pPr>
-            <w:r>
-              <w:rPr>
-                <w:rtl w:val="0"/>
-              </w:rPr>
+              <w:t xml:space="preserve">Prior knowledge: </w:t>
             </w:r>
           </w:p>
           <w:p>
@@ -1908,7 +1784,6 @@
               <w:rPr>
                 <w:rtl w:val="0"/>
               </w:rPr>
-              <w:t xml:space="preserve"> Vocabulary:</w:t>
             </w:r>
           </w:p>
           <w:p>
@@ -1916,22 +1791,17 @@
               <w:widowControl w:val="0"/>
               <w:numPr>
                 <w:ilvl w:val="0"/>
-                <w:numId w:val="6"/>
+                <w:numId w:val="7"/>
               </w:numPr>
               <w:spacing w:after="0" w:before="0" w:line="240" w:lineRule="auto"/>
               <w:ind w:left="720" w:hanging="360"/>
-              <w:rPr>
-                <w:sz w:val="22"/>
-                <w:szCs w:val="22"/>
-              </w:rPr>
-            </w:pPr>
-            <w:r>
-              <w:rPr>
-                <w:sz w:val="22"/>
-                <w:szCs w:val="22"/>
-                <w:rtl w:val="0"/>
-              </w:rPr>
-              <w:t xml:space="preserve">achievement</w:t>
+              <w:rPr/>
+            </w:pPr>
+            <w:r>
+              <w:rPr>
+                <w:rtl w:val="0"/>
+              </w:rPr>
+              <w:t xml:space="preserve">Past simple tense with regular and irregular verbs; </w:t>
             </w:r>
           </w:p>
           <w:p>
@@ -1939,22 +1809,31 @@
               <w:widowControl w:val="0"/>
               <w:numPr>
                 <w:ilvl w:val="0"/>
-                <w:numId w:val="6"/>
+                <w:numId w:val="7"/>
               </w:numPr>
               <w:spacing w:after="0" w:before="0" w:line="240" w:lineRule="auto"/>
               <w:ind w:left="720" w:hanging="360"/>
-              <w:rPr>
-                <w:sz w:val="22"/>
-                <w:szCs w:val="22"/>
-              </w:rPr>
-            </w:pPr>
-            <w:r>
-              <w:rPr>
-                <w:sz w:val="22"/>
-                <w:szCs w:val="22"/>
-                <w:rtl w:val="0"/>
-              </w:rPr>
-              <w:t xml:space="preserve">first memory</w:t>
+              <w:rPr/>
+            </w:pPr>
+            <w:r>
+              <w:rPr>
+                <w:rtl w:val="0"/>
+              </w:rPr>
+              <w:t xml:space="preserve">basic passive voice constructions (e.g. </w:t>
+            </w:r>
+            <w:r>
+              <w:rPr>
+                <w:i w:val="1"/>
+                <w:iCs w:val="1"/>
+                <w:rtl w:val="0"/>
+              </w:rPr>
+              <w:t xml:space="preserve">was born, was invented</w:t>
+            </w:r>
+            <w:r>
+              <w:rPr>
+                <w:rtl w:val="0"/>
+              </w:rPr>
+              <w:t xml:space="preserve">); </w:t>
             </w:r>
           </w:p>
           <w:p>
@@ -1962,22 +1841,17 @@
               <w:widowControl w:val="0"/>
               <w:numPr>
                 <w:ilvl w:val="0"/>
-                <w:numId w:val="6"/>
+                <w:numId w:val="7"/>
               </w:numPr>
               <w:spacing w:after="0" w:before="0" w:line="240" w:lineRule="auto"/>
               <w:ind w:left="720" w:hanging="360"/>
-              <w:rPr>
-                <w:sz w:val="22"/>
-                <w:szCs w:val="22"/>
-              </w:rPr>
-            </w:pPr>
-            <w:r>
-              <w:rPr>
-                <w:sz w:val="22"/>
-                <w:szCs w:val="22"/>
-                <w:rtl w:val="0"/>
-              </w:rPr>
-              <w:t xml:space="preserve">first day of school</w:t>
+              <w:rPr/>
+            </w:pPr>
+            <w:r>
+              <w:rPr>
+                <w:rtl w:val="0"/>
+              </w:rPr>
+              <w:t xml:space="preserve">past continuous interrupted by past simple; </w:t>
             </w:r>
           </w:p>
           <w:p>
@@ -1985,22 +1859,17 @@
               <w:widowControl w:val="0"/>
               <w:numPr>
                 <w:ilvl w:val="0"/>
-                <w:numId w:val="6"/>
+                <w:numId w:val="7"/>
               </w:numPr>
               <w:spacing w:after="0" w:before="0" w:line="240" w:lineRule="auto"/>
               <w:ind w:left="720" w:hanging="360"/>
-              <w:rPr>
-                <w:sz w:val="22"/>
-                <w:szCs w:val="22"/>
-              </w:rPr>
-            </w:pPr>
-            <w:r>
-              <w:rPr>
-                <w:sz w:val="22"/>
-                <w:szCs w:val="22"/>
-                <w:rtl w:val="0"/>
-              </w:rPr>
-              <w:t xml:space="preserve">first teacher</w:t>
+              <w:rPr/>
+            </w:pPr>
+            <w:r>
+              <w:rPr>
+                <w:rtl w:val="0"/>
+              </w:rPr>
+              <w:t xml:space="preserve">basic present perfect; </w:t>
             </w:r>
           </w:p>
           <w:p>
@@ -2008,22 +1877,17 @@
               <w:widowControl w:val="0"/>
               <w:numPr>
                 <w:ilvl w:val="0"/>
-                <w:numId w:val="6"/>
+                <w:numId w:val="7"/>
               </w:numPr>
               <w:spacing w:after="0" w:before="0" w:line="240" w:lineRule="auto"/>
               <w:ind w:left="720" w:hanging="360"/>
-              <w:rPr>
-                <w:sz w:val="22"/>
-                <w:szCs w:val="22"/>
-              </w:rPr>
-            </w:pPr>
-            <w:r>
-              <w:rPr>
-                <w:sz w:val="22"/>
-                <w:szCs w:val="22"/>
-                <w:rtl w:val="0"/>
-              </w:rPr>
-              <w:t xml:space="preserve">to be born</w:t>
+              <w:rPr/>
+            </w:pPr>
+            <w:r>
+              <w:rPr>
+                <w:rtl w:val="0"/>
+              </w:rPr>
+              <w:t xml:space="preserve">survival vocabulary and science fiction themes from prior lessons; </w:t>
             </w:r>
           </w:p>
           <w:p>
@@ -2031,178 +1895,17 @@
               <w:widowControl w:val="0"/>
               <w:numPr>
                 <w:ilvl w:val="0"/>
-                <w:numId w:val="6"/>
+                <w:numId w:val="7"/>
               </w:numPr>
               <w:spacing w:after="0" w:before="0" w:line="240" w:lineRule="auto"/>
               <w:ind w:left="720" w:hanging="360"/>
-              <w:rPr>
-                <w:sz w:val="22"/>
-                <w:szCs w:val="22"/>
-              </w:rPr>
-            </w:pPr>
-            <w:r>
-              <w:rPr>
-                <w:sz w:val="22"/>
-                <w:szCs w:val="22"/>
-                <w:rtl w:val="0"/>
-              </w:rPr>
-              <w:t xml:space="preserve">to grow up</w:t>
-            </w:r>
-          </w:p>
-          <w:p>
-            <w:pPr>
-              <w:widowControl w:val="0"/>
-              <w:numPr>
-                <w:ilvl w:val="0"/>
-                <w:numId w:val="6"/>
-              </w:numPr>
-              <w:spacing w:after="0" w:before="0" w:line="240" w:lineRule="auto"/>
-              <w:ind w:left="720" w:hanging="360"/>
-              <w:rPr>
-                <w:sz w:val="22"/>
-                <w:szCs w:val="22"/>
-              </w:rPr>
-            </w:pPr>
-            <w:r>
-              <w:rPr>
-                <w:sz w:val="22"/>
-                <w:szCs w:val="22"/>
-                <w:rtl w:val="0"/>
-              </w:rPr>
-              <w:t xml:space="preserve">favorite item</w:t>
-            </w:r>
-          </w:p>
-          <w:p>
-            <w:pPr>
-              <w:widowControl w:val="0"/>
-              <w:spacing w:after="0" w:before="0" w:line="240" w:lineRule="auto"/>
-              <w:rPr>
-                <w:b w:val="1"/>
-                <w:bCs w:val="1"/>
-              </w:rPr>
-            </w:pPr>
-            <w:r>
-              <w:rPr>
-                <w:rtl w:val="0"/>
-              </w:rPr>
-            </w:r>
-          </w:p>
-          <w:p>
-            <w:pPr>
-              <w:widowControl w:val="0"/>
-              <w:spacing w:after="0" w:before="0" w:line="240" w:lineRule="auto"/>
-              <w:rPr>
-                <w:b w:val="1"/>
-                <w:bCs w:val="1"/>
-                <w:color w:val="2e75b5"/>
-              </w:rPr>
-            </w:pPr>
-            <w:r>
-              <w:rPr>
-                <w:rtl w:val="0"/>
-              </w:rPr>
-              <w:t xml:space="preserve">Target Grammar: Past simple question forms (e.g. where did you grow up? when were you born?) and past simple time expressions using last, ago, yesterday, when, before, after, etc</w:t>
-            </w:r>
-            <w:r>
-              <w:rPr>
-                <w:rtl w:val="0"/>
-              </w:rPr>
-            </w:r>
-          </w:p>
-          <w:p>
-            <w:pPr>
-              <w:widowControl w:val="0"/>
-              <w:spacing w:after="0" w:before="0" w:line="240" w:lineRule="auto"/>
-              <w:rPr>
-                <w:b w:val="1"/>
-                <w:bCs w:val="1"/>
-                <w:color w:val="2e75b5"/>
-              </w:rPr>
-            </w:pPr>
-            <w:r>
-              <w:rPr>
-                <w:rtl w:val="0"/>
-              </w:rPr>
-            </w:r>
-          </w:p>
-          <w:p>
-            <w:pPr>
-              <w:widowControl w:val="0"/>
-              <w:spacing w:after="0" w:before="0" w:line="240" w:lineRule="auto"/>
-              <w:rPr>
-                <w:b w:val="1"/>
-                <w:bCs w:val="1"/>
-                <w:color w:val="2e75b5"/>
-              </w:rPr>
-            </w:pPr>
-            <w:r>
-              <w:rPr>
-                <w:rtl w:val="0"/>
-              </w:rPr>
-            </w:r>
-          </w:p>
-          <w:p>
-            <w:pPr>
-              <w:widowControl w:val="0"/>
-              <w:spacing w:after="0" w:before="0" w:line="240" w:lineRule="auto"/>
-              <w:rPr>
-                <w:b w:val="1"/>
-                <w:bCs w:val="1"/>
-                <w:color w:val="2e75b5"/>
-              </w:rPr>
-            </w:pPr>
-            <w:r>
-              <w:rPr>
-                <w:rtl w:val="0"/>
-              </w:rPr>
-            </w:r>
-          </w:p>
-          <w:p>
-            <w:pPr>
-              <w:widowControl w:val="0"/>
-              <w:spacing w:after="0" w:before="0" w:line="240" w:lineRule="auto"/>
-              <w:rPr>
-                <w:b w:val="1"/>
-                <w:bCs w:val="1"/>
-                <w:color w:val="2e75b5"/>
-              </w:rPr>
-            </w:pPr>
-            <w:r>
-              <w:rPr>
-                <w:rtl w:val="0"/>
-              </w:rPr>
-            </w:r>
-          </w:p>
-          <w:p>
-            <w:pPr>
-              <w:widowControl w:val="0"/>
-              <w:spacing w:after="0" w:before="0" w:line="240" w:lineRule="auto"/>
-              <w:rPr>
-                <w:b w:val="1"/>
-                <w:bCs w:val="1"/>
-                <w:color w:val="2e75b5"/>
-              </w:rPr>
-            </w:pPr>
-            <w:r>
-              <w:rPr>
-                <w:rtl w:val="0"/>
-              </w:rPr>
-            </w:r>
-          </w:p>
-          <w:p>
-            <w:pPr>
-              <w:widowControl w:val="0"/>
-              <w:spacing w:after="0" w:before="0" w:line="240" w:lineRule="auto"/>
-              <w:rPr>
-                <w:b w:val="1"/>
-                <w:bCs w:val="1"/>
-                <w:color w:val="2e75b5"/>
-              </w:rPr>
-            </w:pPr>
-            <w:r>
-              <w:rPr>
-                <w:rtl w:val="0"/>
-              </w:rPr>
+              <w:rPr/>
+            </w:pPr>
+            <w:r>
+              <w:rPr>
+                <w:rtl w:val="0"/>
+              </w:rPr>
+              <w:t xml:space="preserve">character adjectives and health vocabulary from Units 7–12; </w:t>
             </w:r>
           </w:p>
           <w:p>
@@ -2267,7 +1970,7 @@
               <w:rPr>
                 <w:rtl w:val="0"/>
               </w:rPr>
-              <w:t xml:space="preserve">Select the learning theory or theories will you draw on in planning this lesson? Then briefly explain how the theories are guiding your lesson planning:</w:t>
+              <w:t xml:space="preserve">Select the learning theory or theories you will draw on in planning this lesson. Then briefly explain how the theories are guiding your lesson planning:</w:t>
             </w:r>
           </w:p>
           <w:p>
@@ -2349,7 +2052,7 @@
                     <w:jc w:val="left"/>
                     <w:rPr/>
                   </w:pPr>
-                  <w:hyperlink r:id="rId14">
+                  <w:hyperlink r:id="rId12">
                     <w:r>
                       <w:rPr>
                         <w:color w:val="1155cc"/>
@@ -2400,7 +2103,7 @@
                     <w:jc w:val="left"/>
                     <w:rPr/>
                   </w:pPr>
-                  <w:hyperlink r:id="rId15">
+                  <w:hyperlink r:id="rId13">
                     <w:r>
                       <w:rPr>
                         <w:color w:val="1155cc"/>
@@ -2451,7 +2154,7 @@
                     <w:jc w:val="left"/>
                     <w:rPr/>
                   </w:pPr>
-                  <w:hyperlink r:id="rId16">
+                  <w:hyperlink r:id="rId14">
                     <w:r>
                       <w:rPr>
                         <w:color w:val="1155cc"/>
@@ -2508,7 +2211,7 @@
                     <w:jc w:val="left"/>
                     <w:rPr/>
                   </w:pPr>
-                  <w:hyperlink r:id="rId17">
+                  <w:hyperlink r:id="rId15">
                     <w:r>
                       <w:rPr>
                         <w:color w:val="1155cc"/>
@@ -2559,7 +2262,7 @@
                     <w:jc w:val="left"/>
                     <w:rPr/>
                   </w:pPr>
-                  <w:hyperlink r:id="rId18">
+                  <w:hyperlink r:id="rId16">
                     <w:r>
                       <w:rPr>
                         <w:color w:val="1155cc"/>
@@ -2616,14 +2319,14 @@
                     <w:jc w:val="left"/>
                     <w:rPr/>
                   </w:pPr>
-                  <w:hyperlink r:id="rId19">
+                  <w:hyperlink r:id="rId17">
                     <w:r>
                       <w:rPr>
                         <w:color w:val="1155cc"/>
                         <w:u w:val="single"/>
                         <w:rtl w:val="0"/>
                       </w:rPr>
-                      <w:t xml:space="preserve">Humanistic Learning Theory</w:t>
+                      <w:t xml:space="preserve">Humanism</w:t>
                     </w:r>
                   </w:hyperlink>
                   <w:r>
@@ -2673,7 +2376,7 @@
                     <w:jc w:val="left"/>
                     <w:rPr/>
                   </w:pPr>
-                  <w:hyperlink r:id="rId20">
+                  <w:hyperlink r:id="rId18">
                     <w:r>
                       <w:rPr>
                         <w:color w:val="1155cc"/>
@@ -2724,7 +2427,7 @@
                     <w:jc w:val="left"/>
                     <w:rPr/>
                   </w:pPr>
-                  <w:hyperlink r:id="rId21">
+                  <w:hyperlink r:id="rId19">
                     <w:r>
                       <w:rPr>
                         <w:color w:val="1155cc"/>
@@ -2775,7 +2478,7 @@
                     <w:jc w:val="left"/>
                     <w:rPr/>
                   </w:pPr>
-                  <w:hyperlink r:id="rId22">
+                  <w:hyperlink r:id="rId20">
                     <w:r>
                       <w:rPr>
                         <w:color w:val="1155cc"/>
@@ -2834,7 +2537,7 @@
                     <w:jc w:val="left"/>
                     <w:rPr/>
                   </w:pPr>
-                  <w:hyperlink r:id="rId23">
+                  <w:hyperlink r:id="rId21">
                     <w:r>
                       <w:rPr>
                         <w:color w:val="1155cc"/>
@@ -2885,7 +2588,7 @@
                     <w:jc w:val="left"/>
                     <w:rPr/>
                   </w:pPr>
-                  <w:hyperlink r:id="rId24">
+                  <w:hyperlink r:id="rId22">
                     <w:r>
                       <w:rPr>
                         <w:color w:val="1155cc"/>
@@ -2966,7 +2669,7 @@
               <w:rPr>
                 <w:rtl w:val="0"/>
               </w:rPr>
-              <w:t xml:space="preserve">In 4-5 sentences, explain how the theories you chose are guiding your lesson planning:</w:t>
+              <w:t xml:space="preserve">In 4-5 sentences, explain how the theories are guiding your lesson planning:</w:t>
             </w:r>
           </w:p>
           <w:p>
@@ -2988,57 +2691,7 @@
           <w:p>
             <w:pPr>
               <w:widowControl w:val="0"/>
-              <w:spacing w:after="0" w:before="0" w:line="240" w:lineRule="auto"/>
-              <w:rPr/>
-            </w:pPr>
-            <w:r>
-              <w:rPr>
-                <w:rtl w:val="0"/>
-              </w:rPr>
-              <w:t xml:space="preserve">Behaviorism underpins the competitive game structures throughout the classroom lesson, where immediate point rewards, team scoring, and MWB flip mechanics reinforce correct language production and sustain engagement. Spaced repetition principles are also applied in the Slap the Board activity, which deliberately combines Module 4B vocabulary with new Module 5 vocabulary to consolidate prior learning through retrieval practice.</w:t>
-            </w:r>
-          </w:p>
-          <w:p>
-            <w:pPr>
-              <w:widowControl w:val="0"/>
-              <w:spacing w:after="0" w:before="0" w:line="240" w:lineRule="auto"/>
-              <w:rPr/>
-            </w:pPr>
-            <w:r>
-              <w:rPr>
-                <w:rtl w:val="0"/>
-              </w:rPr>
-            </w:r>
-          </w:p>
-          <w:p>
-            <w:pPr>
-              <w:widowControl w:val="0"/>
-              <w:spacing w:after="0" w:before="0" w:line="240" w:lineRule="auto"/>
-              <w:rPr/>
-            </w:pPr>
-            <w:r>
-              <w:rPr>
-                <w:rtl w:val="0"/>
-              </w:rPr>
-              <w:t xml:space="preserve"> The Input Hypothesis informs the lesson's sequencing: students encounter target vocabulary and past simple structures across multiple formats (image-based presentation, physical activity, word order manipulation, gap fill), receiving repeated comprehensible exposure before being asked to produce independently. Sociocultural Theory informs both the team-based game structures, where peer interaction and collaborative decision-making create opportunities for scaffolded language production, and the speaking test design, where the paired format generates authentic peer interaction and allows stronger students to model language for their partners. </w:t>
-            </w:r>
-          </w:p>
-          <w:p>
-            <w:pPr>
-              <w:widowControl w:val="0"/>
-              <w:spacing w:after="0" w:before="0" w:line="240" w:lineRule="auto"/>
-              <w:rPr/>
-            </w:pPr>
-            <w:r>
-              <w:rPr>
-                <w:rtl w:val="0"/>
-              </w:rPr>
-            </w:r>
-          </w:p>
-          <w:p>
-            <w:pPr>
-              <w:widowControl w:val="0"/>
-              <w:spacing w:after="0" w:before="0" w:line="240" w:lineRule="auto"/>
+              <w:spacing w:after="240" w:before="240" w:line="240" w:lineRule="auto"/>
               <w:rPr>
                 <w:b w:val="1"/>
                 <w:bCs w:val="1"/>
@@ -3049,8 +2702,51 @@
               <w:rPr>
                 <w:rtl w:val="0"/>
               </w:rPr>
-              <w:t xml:space="preserve">Humanistic Learning Theory is reflected in the deliberate attention to affective conditions throughout both sessions: the "mistakes are okay" framing before the speaking test, the warm and playful rapport visible in student interactions, and the classroom atmosphere of psychological safety that allows students to take communicative risks.</w:t>
-            </w:r>
+              <w:t xml:space="preserve">Behaviorism underpins the competitive game structures throughout the lesson, where immediate point rewards, team scoring, and wildcard mechanics reinforce correct language production and sustain high engagement. The Input Hypothesis informs the review design itself: students encounter target language from Units 7–12 across multiple game formats, receiving repeated comprehensible exposure before and during productive responses. The Interaction Hypothesis is central to games like Jeopardy and Hot Seat, where students must process questions in real time, negotiate answers within their teams, and respond under time pressure, generating meaningful interaction around target language. Sociocultural Theory informs the team-based structures throughout the lesson, where stronger students naturally scaffold language production for peers, and collaborative decision-making creates opportunities for peer-mediated learning.</w:t>
+            </w:r>
+            <w:commentRangeStart w:id="4"/>
+            <w:r>
+              <w:rPr>
+                <w:rtl w:val="0"/>
+              </w:rPr>
+              <w:t xml:space="preserve"> Together, these theories reflect a lesson designed to consolidate prior learning through structured, motivating, and socially rich interaction.  Student agency is also embedded in the lesson design as students are offered a choice of games from an available menu, leveraging Humanism and increasing personal investment and motivation in the review process.</w:t>
+            </w:r>
+            <w:commentRangeEnd w:id="4"/>
+            <w:r>
+              <w:commentReference w:id="4"/>
+            </w:r>
+            <w:r>
+              <w:rPr>
+                <w:rtl w:val="0"/>
+              </w:rPr>
+            </w:r>
+          </w:p>
+          <w:p>
+            <w:pPr>
+              <w:widowControl w:val="0"/>
+              <w:spacing w:after="0" w:before="0" w:line="240" w:lineRule="auto"/>
+              <w:rPr>
+                <w:b w:val="1"/>
+                <w:bCs w:val="1"/>
+                <w:color w:val="2e75b5"/>
+              </w:rPr>
+            </w:pPr>
+            <w:r>
+              <w:rPr>
+                <w:rtl w:val="0"/>
+              </w:rPr>
+            </w:r>
+          </w:p>
+          <w:p>
+            <w:pPr>
+              <w:widowControl w:val="0"/>
+              <w:spacing w:after="0" w:before="0" w:line="240" w:lineRule="auto"/>
+              <w:rPr>
+                <w:b w:val="1"/>
+                <w:bCs w:val="1"/>
+                <w:color w:val="2e75b5"/>
+              </w:rPr>
+            </w:pPr>
             <w:r>
               <w:rPr>
                 <w:rtl w:val="0"/>
@@ -3155,7 +2851,7 @@
         </w:rPr>
         <w:t xml:space="preserve">Student Diversity and Preparing for </w:t>
       </w:r>
-      <w:hyperlink r:id="rId25">
+      <w:hyperlink r:id="rId23">
         <w:r>
           <w:rPr>
             <w:rFonts w:ascii="Calibri" w:cs="Calibri" w:eastAsia="Calibri" w:hAnsi="Calibri"/>
@@ -3184,7 +2880,7 @@
         <w:rPr>
           <w:rtl w:val="0"/>
         </w:rPr>
-        <w:t xml:space="preserve">Who are the students in your class? Use the table below to provide a profile of your class, then include ways you will recognize, leverage, and address these areas of diversity via your classroom environment; classroom management; materials and resources; and instructional activities. </w:t>
+        <w:t xml:space="preserve">Who are the students in your class? Explore the above resource on culturally responsive teaching. Then, in the table below, note what methods you will use to collect information about your students to inform your culturally responsive teaching practices. For each area of diversity, discuss how what you know about your students, including their uniquenesses and funds of knowledge, will be transformed into classroom application. This includes methods to recognize, leverage, and address these areas of diversity via your classroom environment, classroom management, materials and resources, and instructional activities. </w:t>
       </w:r>
     </w:p>
     <w:tbl>
@@ -3218,6 +2914,154 @@
       <w:tr>
         <w:trPr>
           <w:cantSplit w:val="0"/>
+          <w:trHeight w:val="440" w:hRule="atLeast"/>
+          <w:tblHeader w:val="0"/>
+        </w:trPr>
+        <w:tc>
+          <w:tcPr>
+            <w:gridSpan w:val="3"/>
+            <w:shd w:fill="d9d9d9" w:val="clear"/>
+            <w:tcMar>
+              <w:top w:w="100.0" w:type="dxa"/>
+              <w:left w:w="100.0" w:type="dxa"/>
+              <w:bottom w:w="100.0" w:type="dxa"/>
+              <w:right w:w="100.0" w:type="dxa"/>
+            </w:tcMar>
+            <w:vAlign w:val="top"/>
+          </w:tcPr>
+          <w:p>
+            <w:pPr>
+              <w:keepNext w:val="0"/>
+              <w:keepLines w:val="0"/>
+              <w:pageBreakBefore w:val="0"/>
+              <w:widowControl w:val="0"/>
+              <w:pBdr>
+                <w:top w:space="0" w:sz="0" w:val="nil"/>
+                <w:left w:space="0" w:sz="0" w:val="nil"/>
+                <w:bottom w:space="0" w:sz="0" w:val="nil"/>
+                <w:right w:space="0" w:sz="0" w:val="nil"/>
+                <w:between w:space="0" w:sz="0" w:val="nil"/>
+              </w:pBdr>
+              <w:shd w:fill="auto" w:val="clear"/>
+              <w:spacing w:after="0" w:before="0" w:line="240" w:lineRule="auto"/>
+              <w:ind w:left="0" w:right="0" w:firstLine="0"/>
+              <w:rPr>
+                <w:i w:val="1"/>
+                <w:iCs w:val="1"/>
+              </w:rPr>
+            </w:pPr>
+            <w:r>
+              <w:rPr>
+                <w:b w:val="1"/>
+                <w:bCs w:val="1"/>
+                <w:rtl w:val="0"/>
+              </w:rPr>
+              <w:t xml:space="preserve">Methods to collect information about students:</w:t>
+            </w:r>
+            <w:r>
+              <w:rPr>
+                <w:b w:val="1"/>
+                <w:bCs w:val="1"/>
+                <w:i w:val="1"/>
+                <w:iCs w:val="1"/>
+                <w:rtl w:val="0"/>
+              </w:rPr>
+              <w:t xml:space="preserve"> </w:t>
+            </w:r>
+            <w:r>
+              <w:rPr>
+                <w:i w:val="1"/>
+                <w:iCs w:val="1"/>
+                <w:rtl w:val="0"/>
+              </w:rPr>
+              <w:t xml:space="preserve">(ex: student survey, family survey, parent meetings, etc.)</w:t>
+            </w:r>
+          </w:p>
+          <w:p>
+            <w:pPr>
+              <w:keepNext w:val="0"/>
+              <w:keepLines w:val="0"/>
+              <w:pageBreakBefore w:val="0"/>
+              <w:widowControl w:val="0"/>
+              <w:pBdr>
+                <w:top w:space="0" w:sz="0" w:val="nil"/>
+                <w:left w:space="0" w:sz="0" w:val="nil"/>
+                <w:bottom w:space="0" w:sz="0" w:val="nil"/>
+                <w:right w:space="0" w:sz="0" w:val="nil"/>
+                <w:between w:space="0" w:sz="0" w:val="nil"/>
+              </w:pBdr>
+              <w:shd w:fill="auto" w:val="clear"/>
+              <w:spacing w:after="0" w:before="0" w:line="240" w:lineRule="auto"/>
+              <w:ind w:left="0" w:right="0" w:firstLine="0"/>
+              <w:rPr>
+                <w:b w:val="1"/>
+                <w:bCs w:val="1"/>
+              </w:rPr>
+            </w:pPr>
+            <w:r>
+              <w:rPr>
+                <w:rtl w:val="0"/>
+              </w:rPr>
+            </w:r>
+          </w:p>
+          <w:p>
+            <w:pPr>
+              <w:keepNext w:val="0"/>
+              <w:keepLines w:val="0"/>
+              <w:pageBreakBefore w:val="0"/>
+              <w:widowControl w:val="0"/>
+              <w:pBdr>
+                <w:top w:space="0" w:sz="0" w:val="nil"/>
+                <w:left w:space="0" w:sz="0" w:val="nil"/>
+                <w:bottom w:space="0" w:sz="0" w:val="nil"/>
+                <w:right w:space="0" w:sz="0" w:val="nil"/>
+                <w:between w:space="0" w:sz="0" w:val="nil"/>
+              </w:pBdr>
+              <w:shd w:fill="auto" w:val="clear"/>
+              <w:spacing w:after="0" w:before="0" w:line="240" w:lineRule="auto"/>
+              <w:ind w:left="0" w:right="0" w:firstLine="0"/>
+              <w:rPr/>
+            </w:pPr>
+            <w:r>
+              <w:rPr>
+                <w:rtl w:val="0"/>
+              </w:rPr>
+              <w:t xml:space="preserve">Ongoing classroom observation, student surveys, and occasional parent feedback relayed via teaching assistants.</w:t>
+            </w:r>
+          </w:p>
+          <w:p>
+            <w:pPr>
+              <w:keepNext w:val="0"/>
+              <w:keepLines w:val="0"/>
+              <w:pageBreakBefore w:val="0"/>
+              <w:widowControl w:val="0"/>
+              <w:pBdr>
+                <w:top w:space="0" w:sz="0" w:val="nil"/>
+                <w:left w:space="0" w:sz="0" w:val="nil"/>
+                <w:bottom w:space="0" w:sz="0" w:val="nil"/>
+                <w:right w:space="0" w:sz="0" w:val="nil"/>
+                <w:between w:space="0" w:sz="0" w:val="nil"/>
+              </w:pBdr>
+              <w:shd w:fill="auto" w:val="clear"/>
+              <w:spacing w:after="0" w:before="0" w:line="240" w:lineRule="auto"/>
+              <w:ind w:left="0" w:right="0" w:firstLine="0"/>
+              <w:rPr>
+                <w:b w:val="1"/>
+                <w:bCs w:val="1"/>
+              </w:rPr>
+            </w:pPr>
+            <w:r>
+              <w:rPr>
+                <w:rtl w:val="0"/>
+              </w:rPr>
+            </w:r>
+          </w:p>
+        </w:tc>
+      </w:tr>
+      <w:tr>
+        <w:trPr>
+          <w:cantSplit w:val="0"/>
+          <w:trHeight w:val="440" w:hRule="atLeast"/>
           <w:tblHeader w:val="0"/>
         </w:trPr>
         <w:tc>
@@ -3233,8 +3077,20 @@
           </w:tcPr>
           <w:p>
             <w:pPr>
-              <w:widowControl w:val="0"/>
-              <w:spacing w:after="0" w:before="0" w:line="240" w:lineRule="auto"/>
+              <w:keepNext w:val="0"/>
+              <w:keepLines w:val="0"/>
+              <w:pageBreakBefore w:val="0"/>
+              <w:widowControl w:val="0"/>
+              <w:pBdr>
+                <w:top w:space="0" w:sz="0" w:val="nil"/>
+                <w:left w:space="0" w:sz="0" w:val="nil"/>
+                <w:bottom w:space="0" w:sz="0" w:val="nil"/>
+                <w:right w:space="0" w:sz="0" w:val="nil"/>
+                <w:between w:space="0" w:sz="0" w:val="nil"/>
+              </w:pBdr>
+              <w:shd w:fill="auto" w:val="clear"/>
+              <w:spacing w:after="0" w:before="0" w:line="240" w:lineRule="auto"/>
+              <w:ind w:left="0" w:right="0" w:firstLine="0"/>
               <w:jc w:val="center"/>
               <w:rPr>
                 <w:b w:val="1"/>
@@ -3287,6 +3143,7 @@
       <w:tr>
         <w:trPr>
           <w:cantSplit w:val="0"/>
+          <w:trHeight w:val="440" w:hRule="atLeast"/>
           <w:tblHeader w:val="0"/>
         </w:trPr>
         <w:tc>
@@ -3302,8 +3159,21 @@
           </w:tcPr>
           <w:p>
             <w:pPr>
-              <w:widowControl w:val="0"/>
-              <w:spacing w:after="0" w:before="0" w:line="240" w:lineRule="auto"/>
+              <w:keepNext w:val="0"/>
+              <w:keepLines w:val="0"/>
+              <w:pageBreakBefore w:val="0"/>
+              <w:widowControl w:val="0"/>
+              <w:pBdr>
+                <w:top w:space="0" w:sz="0" w:val="nil"/>
+                <w:left w:space="0" w:sz="0" w:val="nil"/>
+                <w:bottom w:space="0" w:sz="0" w:val="nil"/>
+                <w:right w:space="0" w:sz="0" w:val="nil"/>
+                <w:between w:space="0" w:sz="0" w:val="nil"/>
+              </w:pBdr>
+              <w:shd w:fill="auto" w:val="clear"/>
+              <w:spacing w:after="0" w:before="0" w:line="240" w:lineRule="auto"/>
+              <w:ind w:left="0" w:right="0" w:firstLine="0"/>
+              <w:jc w:val="left"/>
               <w:rPr>
                 <w:i w:val="1"/>
                 <w:iCs w:val="1"/>
@@ -3351,12 +3221,18 @@
               </w:rPr>
               <w:t xml:space="preserve">English-only instruction maintained; L1 use is not permitted per ILA policy and is addressed through the classroom management system. Vocabulary examples and sentence prompts use locally familiar contexts where possible.</w:t>
             </w:r>
+            <w:r>
+              <w:rPr>
+                <w:rtl w:val="0"/>
+              </w:rPr>
+            </w:r>
           </w:p>
         </w:tc>
       </w:tr>
       <w:tr>
         <w:trPr>
           <w:cantSplit w:val="0"/>
+          <w:trHeight w:val="440" w:hRule="atLeast"/>
           <w:tblHeader w:val="0"/>
         </w:trPr>
         <w:tc>
@@ -3372,8 +3248,21 @@
           </w:tcPr>
           <w:p>
             <w:pPr>
-              <w:widowControl w:val="0"/>
-              <w:spacing w:after="0" w:before="0" w:line="240" w:lineRule="auto"/>
+              <w:keepNext w:val="0"/>
+              <w:keepLines w:val="0"/>
+              <w:pageBreakBefore w:val="0"/>
+              <w:widowControl w:val="0"/>
+              <w:pBdr>
+                <w:top w:space="0" w:sz="0" w:val="nil"/>
+                <w:left w:space="0" w:sz="0" w:val="nil"/>
+                <w:bottom w:space="0" w:sz="0" w:val="nil"/>
+                <w:right w:space="0" w:sz="0" w:val="nil"/>
+                <w:between w:space="0" w:sz="0" w:val="nil"/>
+              </w:pBdr>
+              <w:shd w:fill="auto" w:val="clear"/>
+              <w:spacing w:after="0" w:before="0" w:line="240" w:lineRule="auto"/>
+              <w:ind w:left="0" w:right="0" w:firstLine="0"/>
+              <w:jc w:val="left"/>
               <w:rPr>
                 <w:i w:val="1"/>
                 <w:iCs w:val="1"/>
@@ -3427,6 +3316,7 @@
       <w:tr>
         <w:trPr>
           <w:cantSplit w:val="0"/>
+          <w:trHeight w:val="440" w:hRule="atLeast"/>
           <w:tblHeader w:val="0"/>
         </w:trPr>
         <w:tc>
@@ -3442,8 +3332,21 @@
           </w:tcPr>
           <w:p>
             <w:pPr>
-              <w:widowControl w:val="0"/>
-              <w:spacing w:after="0" w:before="0" w:line="240" w:lineRule="auto"/>
+              <w:keepNext w:val="0"/>
+              <w:keepLines w:val="0"/>
+              <w:pageBreakBefore w:val="0"/>
+              <w:widowControl w:val="0"/>
+              <w:pBdr>
+                <w:top w:space="0" w:sz="0" w:val="nil"/>
+                <w:left w:space="0" w:sz="0" w:val="nil"/>
+                <w:bottom w:space="0" w:sz="0" w:val="nil"/>
+                <w:right w:space="0" w:sz="0" w:val="nil"/>
+                <w:between w:space="0" w:sz="0" w:val="nil"/>
+              </w:pBdr>
+              <w:shd w:fill="auto" w:val="clear"/>
+              <w:spacing w:after="0" w:before="0" w:line="240" w:lineRule="auto"/>
+              <w:ind w:left="0" w:right="0" w:firstLine="0"/>
+              <w:jc w:val="left"/>
               <w:rPr>
                 <w:i w:val="1"/>
                 <w:iCs w:val="1"/>
@@ -3489,6 +3392,7 @@
       <w:tr>
         <w:trPr>
           <w:cantSplit w:val="0"/>
+          <w:trHeight w:val="440" w:hRule="atLeast"/>
           <w:tblHeader w:val="0"/>
         </w:trPr>
         <w:tc>
@@ -3504,8 +3408,21 @@
           </w:tcPr>
           <w:p>
             <w:pPr>
-              <w:widowControl w:val="0"/>
-              <w:spacing w:after="0" w:before="0" w:line="240" w:lineRule="auto"/>
+              <w:keepNext w:val="0"/>
+              <w:keepLines w:val="0"/>
+              <w:pageBreakBefore w:val="0"/>
+              <w:widowControl w:val="0"/>
+              <w:pBdr>
+                <w:top w:space="0" w:sz="0" w:val="nil"/>
+                <w:left w:space="0" w:sz="0" w:val="nil"/>
+                <w:bottom w:space="0" w:sz="0" w:val="nil"/>
+                <w:right w:space="0" w:sz="0" w:val="nil"/>
+                <w:between w:space="0" w:sz="0" w:val="nil"/>
+              </w:pBdr>
+              <w:shd w:fill="auto" w:val="clear"/>
+              <w:spacing w:after="0" w:before="0" w:line="240" w:lineRule="auto"/>
+              <w:ind w:left="0" w:right="0" w:firstLine="0"/>
+              <w:jc w:val="left"/>
               <w:rPr>
                 <w:i w:val="1"/>
                 <w:iCs w:val="1"/>
@@ -3551,6 +3468,7 @@
       <w:tr>
         <w:trPr>
           <w:cantSplit w:val="0"/>
+          <w:trHeight w:val="440" w:hRule="atLeast"/>
           <w:tblHeader w:val="0"/>
         </w:trPr>
         <w:tc>
@@ -3566,8 +3484,21 @@
           </w:tcPr>
           <w:p>
             <w:pPr>
-              <w:widowControl w:val="0"/>
-              <w:spacing w:after="0" w:before="0" w:line="240" w:lineRule="auto"/>
+              <w:keepNext w:val="0"/>
+              <w:keepLines w:val="0"/>
+              <w:pageBreakBefore w:val="0"/>
+              <w:widowControl w:val="0"/>
+              <w:pBdr>
+                <w:top w:space="0" w:sz="0" w:val="nil"/>
+                <w:left w:space="0" w:sz="0" w:val="nil"/>
+                <w:bottom w:space="0" w:sz="0" w:val="nil"/>
+                <w:right w:space="0" w:sz="0" w:val="nil"/>
+                <w:between w:space="0" w:sz="0" w:val="nil"/>
+              </w:pBdr>
+              <w:shd w:fill="auto" w:val="clear"/>
+              <w:spacing w:after="0" w:before="0" w:line="240" w:lineRule="auto"/>
+              <w:ind w:left="0" w:right="0" w:firstLine="0"/>
+              <w:jc w:val="left"/>
               <w:rPr>
                 <w:i w:val="1"/>
                 <w:iCs w:val="1"/>
@@ -3605,7 +3536,7 @@
               <w:rPr>
                 <w:rtl w:val="0"/>
               </w:rPr>
-              <w:t xml:space="preserve">Some diversity, but the local culture is not very inclusive or open, so it’s not discussed.  However, norms encourage mutual respect and inclusion.</w:t>
+              <w:t xml:space="preserve">Mutual respect norms are maintained in class; this topic is not part of the lesson content.</w:t>
             </w:r>
           </w:p>
         </w:tc>
@@ -3613,6 +3544,7 @@
       <w:tr>
         <w:trPr>
           <w:cantSplit w:val="0"/>
+          <w:trHeight w:val="440" w:hRule="atLeast"/>
           <w:tblHeader w:val="0"/>
         </w:trPr>
         <w:tc>
@@ -3628,8 +3560,21 @@
           </w:tcPr>
           <w:p>
             <w:pPr>
-              <w:widowControl w:val="0"/>
-              <w:spacing w:after="0" w:before="0" w:line="240" w:lineRule="auto"/>
+              <w:keepNext w:val="0"/>
+              <w:keepLines w:val="0"/>
+              <w:pageBreakBefore w:val="0"/>
+              <w:widowControl w:val="0"/>
+              <w:pBdr>
+                <w:top w:space="0" w:sz="0" w:val="nil"/>
+                <w:left w:space="0" w:sz="0" w:val="nil"/>
+                <w:bottom w:space="0" w:sz="0" w:val="nil"/>
+                <w:right w:space="0" w:sz="0" w:val="nil"/>
+                <w:between w:space="0" w:sz="0" w:val="nil"/>
+              </w:pBdr>
+              <w:shd w:fill="auto" w:val="clear"/>
+              <w:spacing w:after="0" w:before="0" w:line="240" w:lineRule="auto"/>
+              <w:ind w:left="0" w:right="0" w:firstLine="0"/>
+              <w:jc w:val="left"/>
               <w:rPr>
                 <w:i w:val="1"/>
                 <w:iCs w:val="1"/>
@@ -3675,6 +3620,7 @@
       <w:tr>
         <w:trPr>
           <w:cantSplit w:val="0"/>
+          <w:trHeight w:val="440" w:hRule="atLeast"/>
           <w:tblHeader w:val="0"/>
         </w:trPr>
         <w:tc>
@@ -3690,8 +3636,21 @@
           </w:tcPr>
           <w:p>
             <w:pPr>
-              <w:widowControl w:val="0"/>
-              <w:spacing w:after="0" w:before="0" w:line="240" w:lineRule="auto"/>
+              <w:keepNext w:val="0"/>
+              <w:keepLines w:val="0"/>
+              <w:pageBreakBefore w:val="0"/>
+              <w:widowControl w:val="0"/>
+              <w:pBdr>
+                <w:top w:space="0" w:sz="0" w:val="nil"/>
+                <w:left w:space="0" w:sz="0" w:val="nil"/>
+                <w:bottom w:space="0" w:sz="0" w:val="nil"/>
+                <w:right w:space="0" w:sz="0" w:val="nil"/>
+                <w:between w:space="0" w:sz="0" w:val="nil"/>
+              </w:pBdr>
+              <w:shd w:fill="auto" w:val="clear"/>
+              <w:spacing w:after="0" w:before="0" w:line="240" w:lineRule="auto"/>
+              <w:ind w:left="0" w:right="0" w:firstLine="0"/>
+              <w:jc w:val="left"/>
               <w:rPr>
                 <w:i w:val="1"/>
                 <w:iCs w:val="1"/>
@@ -3802,7 +3761,23 @@
         <w:rPr>
           <w:rtl w:val="0"/>
         </w:rPr>
-        <w:t xml:space="preserve">Identify individual students and/or small groups of students who will need differentiated instruction for this lesson.</w:t>
+        <w:t xml:space="preserve">Use the </w:t>
+      </w:r>
+      <w:hyperlink r:id="rId24">
+        <w:r>
+          <w:rPr>
+            <w:color w:val="1155cc"/>
+            <w:u w:val="single"/>
+            <w:rtl w:val="0"/>
+          </w:rPr>
+          <w:t xml:space="preserve">case study data </w:t>
+        </w:r>
+      </w:hyperlink>
+      <w:r>
+        <w:rPr>
+          <w:rtl w:val="0"/>
+        </w:rPr>
+        <w:t xml:space="preserve">to differentiate for each student and/or small groups of students. Include specific strategies you will use to make the content and activities sufficiently accessible and rigorous for each student. If you are already in the classroom, use your real students instead (initials only).</w:t>
       </w:r>
     </w:p>
     <w:tbl>
@@ -3842,7 +3817,7 @@
         </w:trPr>
         <w:tc>
           <w:tcPr>
-            <w:shd w:fill="d9d9d9" w:val="clear"/>
+            <w:shd w:fill="e6e6e6" w:val="clear"/>
           </w:tcPr>
           <w:p>
             <w:pPr>
@@ -3868,13 +3843,13 @@
                 <w:bCs w:val="1"/>
                 <w:rtl w:val="0"/>
               </w:rPr>
-              <w:t xml:space="preserve">Student(s) initials</w:t>
+              <w:t xml:space="preserve">Student name(s) </w:t>
             </w:r>
           </w:p>
         </w:tc>
         <w:tc>
           <w:tcPr>
-            <w:shd w:fill="d9d9d9" w:val="clear"/>
+            <w:shd w:fill="e6e6e6" w:val="clear"/>
           </w:tcPr>
           <w:p>
             <w:pPr>
@@ -3927,7 +3902,7 @@
         </w:tc>
         <w:tc>
           <w:tcPr>
-            <w:shd w:fill="d9d9d9" w:val="clear"/>
+            <w:shd w:fill="e6e6e6" w:val="clear"/>
           </w:tcPr>
           <w:p>
             <w:pPr>
@@ -3947,13 +3922,18 @@
                 <w:bCs w:val="1"/>
               </w:rPr>
             </w:pPr>
+            <w:commentRangeStart w:id="5"/>
             <w:r>
               <w:rPr>
                 <w:b w:val="1"/>
                 <w:bCs w:val="1"/>
                 <w:rtl w:val="0"/>
               </w:rPr>
-              <w:t xml:space="preserve">Differentiation of Instruction</w:t>
+              <w:t xml:space="preserve">Differentiation of Instruction </w:t>
+            </w:r>
+            <w:commentRangeEnd w:id="5"/>
+            <w:r>
+              <w:commentReference w:id="5"/>
             </w:r>
             <w:r>
               <w:rPr>
@@ -4249,7 +4229,7 @@
                 <w:iCs w:val="1"/>
                 <w:rtl w:val="0"/>
               </w:rPr>
-              <w:t xml:space="preserve">Ronaldo</w:t>
+              <w:t xml:space="preserve">Summer</w:t>
             </w:r>
           </w:p>
         </w:tc>
@@ -4269,7 +4249,7 @@
                 <w:iCs w:val="1"/>
                 <w:rtl w:val="0"/>
               </w:rPr>
-              <w:t xml:space="preserve">High energy; struggles with focus during individual work</w:t>
+              <w:t xml:space="preserve">Struggles with past tense writing accuracy</w:t>
             </w:r>
           </w:p>
         </w:tc>
@@ -4284,7 +4264,247 @@
               <w:rPr>
                 <w:rtl w:val="0"/>
               </w:rPr>
+              <w:t xml:space="preserve">Paired with Trang; teacher visits before asking to share publicly; extended processing time before any cold-calling.</w:t>
+            </w:r>
+          </w:p>
+        </w:tc>
+      </w:tr>
+      <w:tr>
+        <w:trPr>
+          <w:cantSplit w:val="0"/>
+          <w:trHeight w:val="675" w:hRule="atLeast"/>
+          <w:tblHeader w:val="0"/>
+        </w:trPr>
+        <w:tc>
+          <w:tcPr/>
+          <w:p>
+            <w:pPr>
+              <w:spacing w:after="0" w:before="0" w:line="240" w:lineRule="auto"/>
+              <w:rPr>
+                <w:i w:val="1"/>
+                <w:iCs w:val="1"/>
+              </w:rPr>
+            </w:pPr>
+            <w:r>
+              <w:rPr>
+                <w:i w:val="1"/>
+                <w:iCs w:val="1"/>
+                <w:rtl w:val="0"/>
+              </w:rPr>
+              <w:t xml:space="preserve">Ronaldo</w:t>
+            </w:r>
+          </w:p>
+        </w:tc>
+        <w:tc>
+          <w:tcPr/>
+          <w:p>
+            <w:pPr>
+              <w:spacing w:after="0" w:before="0" w:line="240" w:lineRule="auto"/>
+              <w:rPr>
+                <w:i w:val="1"/>
+                <w:iCs w:val="1"/>
+              </w:rPr>
+            </w:pPr>
+            <w:r>
+              <w:rPr>
+                <w:i w:val="1"/>
+                <w:iCs w:val="1"/>
+                <w:rtl w:val="0"/>
+              </w:rPr>
+              <w:t xml:space="preserve">High energy; struggles with focus during individual work</w:t>
+            </w:r>
+          </w:p>
+        </w:tc>
+        <w:tc>
+          <w:tcPr/>
+          <w:p>
+            <w:pPr>
+              <w:spacing w:after="0" w:before="0" w:line="240" w:lineRule="auto"/>
+              <w:rPr/>
+            </w:pPr>
+            <w:r>
+              <w:rPr>
+                <w:rtl w:val="0"/>
+              </w:rPr>
               <w:t xml:space="preserve">Seated in an optimized pair; given a clear role within pair activities to maintain focus.</w:t>
+            </w:r>
+          </w:p>
+        </w:tc>
+      </w:tr>
+      <w:tr>
+        <w:trPr>
+          <w:cantSplit w:val="0"/>
+          <w:trHeight w:val="60" w:hRule="atLeast"/>
+          <w:tblHeader w:val="0"/>
+        </w:trPr>
+        <w:tc>
+          <w:tcPr/>
+          <w:p>
+            <w:pPr>
+              <w:pageBreakBefore w:val="0"/>
+              <w:pBdr>
+                <w:top w:space="0" w:sz="0" w:val="nil"/>
+                <w:left w:space="0" w:sz="0" w:val="nil"/>
+                <w:bottom w:space="0" w:sz="0" w:val="nil"/>
+                <w:right w:space="0" w:sz="0" w:val="nil"/>
+                <w:between w:space="0" w:sz="0" w:val="nil"/>
+              </w:pBdr>
+              <w:shd w:fill="auto" w:val="clear"/>
+              <w:spacing w:after="0" w:before="0" w:line="240" w:lineRule="auto"/>
+              <w:rPr>
+                <w:i w:val="1"/>
+                <w:iCs w:val="1"/>
+              </w:rPr>
+            </w:pPr>
+            <w:r>
+              <w:rPr>
+                <w:i w:val="1"/>
+                <w:iCs w:val="1"/>
+                <w:rtl w:val="0"/>
+              </w:rPr>
+              <w:t xml:space="preserve">Ben</w:t>
+            </w:r>
+          </w:p>
+        </w:tc>
+        <w:tc>
+          <w:tcPr/>
+          <w:p>
+            <w:pPr>
+              <w:spacing w:after="0" w:before="0" w:line="240" w:lineRule="auto"/>
+              <w:rPr>
+                <w:i w:val="1"/>
+                <w:iCs w:val="1"/>
+              </w:rPr>
+            </w:pPr>
+            <w:r>
+              <w:rPr>
+                <w:i w:val="1"/>
+                <w:iCs w:val="1"/>
+                <w:rtl w:val="0"/>
+              </w:rPr>
+              <w:t xml:space="preserve">struggles with focus during individual work</w:t>
+            </w:r>
+          </w:p>
+          <w:p>
+            <w:pPr>
+              <w:pageBreakBefore w:val="0"/>
+              <w:pBdr>
+                <w:top w:space="0" w:sz="0" w:val="nil"/>
+                <w:left w:space="0" w:sz="0" w:val="nil"/>
+                <w:bottom w:space="0" w:sz="0" w:val="nil"/>
+                <w:right w:space="0" w:sz="0" w:val="nil"/>
+                <w:between w:space="0" w:sz="0" w:val="nil"/>
+              </w:pBdr>
+              <w:shd w:fill="auto" w:val="clear"/>
+              <w:spacing w:after="0" w:before="0" w:line="240" w:lineRule="auto"/>
+              <w:rPr>
+                <w:i w:val="1"/>
+                <w:iCs w:val="1"/>
+              </w:rPr>
+            </w:pPr>
+            <w:r>
+              <w:rPr>
+                <w:rtl w:val="0"/>
+              </w:rPr>
+            </w:r>
+          </w:p>
+        </w:tc>
+        <w:tc>
+          <w:tcPr/>
+          <w:p>
+            <w:pPr>
+              <w:spacing w:after="240" w:before="240" w:line="240" w:lineRule="auto"/>
+              <w:ind w:left="0" w:right="600" w:firstLine="0"/>
+              <w:rPr/>
+            </w:pPr>
+            <w:r>
+              <w:rPr>
+                <w:rtl w:val="0"/>
+              </w:rPr>
+              <w:t xml:space="preserve">Seated in an optimized pair; given a clear role within team activities to channel energy and maintain focus; teacher monitors during individual task transitions.</w:t>
+            </w:r>
+          </w:p>
+        </w:tc>
+      </w:tr>
+      <w:tr>
+        <w:trPr>
+          <w:cantSplit w:val="0"/>
+          <w:trHeight w:val="60" w:hRule="atLeast"/>
+          <w:tblHeader w:val="0"/>
+        </w:trPr>
+        <w:tc>
+          <w:tcPr/>
+          <w:p>
+            <w:pPr>
+              <w:pageBreakBefore w:val="0"/>
+              <w:pBdr>
+                <w:top w:space="0" w:sz="0" w:val="nil"/>
+                <w:left w:space="0" w:sz="0" w:val="nil"/>
+                <w:bottom w:space="0" w:sz="0" w:val="nil"/>
+                <w:right w:space="0" w:sz="0" w:val="nil"/>
+                <w:between w:space="0" w:sz="0" w:val="nil"/>
+              </w:pBdr>
+              <w:shd w:fill="auto" w:val="clear"/>
+              <w:spacing w:after="0" w:before="0" w:line="240" w:lineRule="auto"/>
+              <w:rPr>
+                <w:i w:val="1"/>
+                <w:iCs w:val="1"/>
+              </w:rPr>
+            </w:pPr>
+            <w:r>
+              <w:rPr>
+                <w:rtl w:val="0"/>
+              </w:rPr>
+            </w:r>
+          </w:p>
+        </w:tc>
+        <w:tc>
+          <w:tcPr/>
+          <w:p>
+            <w:pPr>
+              <w:pageBreakBefore w:val="0"/>
+              <w:pBdr>
+                <w:top w:space="0" w:sz="0" w:val="nil"/>
+                <w:left w:space="0" w:sz="0" w:val="nil"/>
+                <w:bottom w:space="0" w:sz="0" w:val="nil"/>
+                <w:right w:space="0" w:sz="0" w:val="nil"/>
+                <w:between w:space="0" w:sz="0" w:val="nil"/>
+              </w:pBdr>
+              <w:shd w:fill="auto" w:val="clear"/>
+              <w:spacing w:after="0" w:before="0" w:line="240" w:lineRule="auto"/>
+              <w:rPr>
+                <w:i w:val="1"/>
+                <w:iCs w:val="1"/>
+                <w:color w:val="000000"/>
+              </w:rPr>
+            </w:pPr>
+            <w:r>
+              <w:rPr>
+                <w:rtl w:val="0"/>
+              </w:rPr>
+            </w:r>
+          </w:p>
+        </w:tc>
+        <w:tc>
+          <w:tcPr/>
+          <w:p>
+            <w:pPr>
+              <w:pageBreakBefore w:val="0"/>
+              <w:pBdr>
+                <w:top w:space="0" w:sz="0" w:val="nil"/>
+                <w:left w:space="0" w:sz="0" w:val="nil"/>
+                <w:bottom w:space="0" w:sz="0" w:val="nil"/>
+                <w:right w:space="0" w:sz="0" w:val="nil"/>
+                <w:between w:space="0" w:sz="0" w:val="nil"/>
+              </w:pBdr>
+              <w:shd w:fill="auto" w:val="clear"/>
+              <w:spacing w:after="0" w:before="0" w:line="240" w:lineRule="auto"/>
+              <w:rPr/>
+            </w:pPr>
+            <w:r>
+              <w:rPr>
+                <w:rtl w:val="0"/>
+              </w:rPr>
             </w:r>
           </w:p>
         </w:tc>
@@ -4305,8 +4525,6 @@
         <w:spacing w:after="0" w:before="0" w:line="240" w:lineRule="auto"/>
         <w:rPr>
           <w:rFonts w:ascii="Calibri" w:cs="Calibri" w:eastAsia="Calibri" w:hAnsi="Calibri"/>
-          <w:b w:val="1"/>
-          <w:bCs w:val="1"/>
           <w:color w:val="2e75b5"/>
           <w:sz w:val="24"/>
           <w:szCs w:val="24"/>
@@ -4333,6 +4551,34 @@
         <w:spacing w:after="0" w:before="0" w:line="240" w:lineRule="auto"/>
         <w:rPr>
           <w:rFonts w:ascii="Calibri" w:cs="Calibri" w:eastAsia="Calibri" w:hAnsi="Calibri"/>
+          <w:b w:val="1"/>
+          <w:bCs w:val="1"/>
+          <w:color w:val="2e75b5"/>
+          <w:sz w:val="24"/>
+          <w:szCs w:val="24"/>
+        </w:rPr>
+      </w:pPr>
+      <w:r>
+        <w:rPr>
+          <w:rtl w:val="0"/>
+        </w:rPr>
+      </w:r>
+    </w:p>
+    <w:p>
+      <w:pPr>
+        <w:pStyle w:val="Heading3"/>
+        <w:pageBreakBefore w:val="0"/>
+        <w:pBdr>
+          <w:top w:space="0" w:sz="0" w:val="nil"/>
+          <w:left w:space="0" w:sz="0" w:val="nil"/>
+          <w:bottom w:space="0" w:sz="0" w:val="nil"/>
+          <w:right w:space="0" w:sz="0" w:val="nil"/>
+          <w:between w:space="0" w:sz="0" w:val="nil"/>
+        </w:pBdr>
+        <w:shd w:fill="auto" w:val="clear"/>
+        <w:spacing w:after="0" w:before="0" w:line="240" w:lineRule="auto"/>
+        <w:rPr>
+          <w:rFonts w:ascii="Calibri" w:cs="Calibri" w:eastAsia="Calibri" w:hAnsi="Calibri"/>
           <w:color w:val="000000"/>
           <w:sz w:val="24"/>
           <w:szCs w:val="24"/>
@@ -4592,7 +4838,7 @@
         </w:rPr>
         <w:t xml:space="preserve"> that you would like students to discuss in class, before class or after class because they are interesting,</w:t>
       </w:r>
-      <w:hyperlink r:id="rId26">
+      <w:hyperlink r:id="rId25">
         <w:r>
           <w:rPr>
             <w:color w:val="1155cc"/>
@@ -4647,15 +4893,15 @@
       </w:tblPr>
       <w:tblGrid>
         <w:gridCol w:w="705"/>
-        <w:gridCol w:w="2040"/>
-        <w:gridCol w:w="5865"/>
-        <w:gridCol w:w="1770"/>
+        <w:gridCol w:w="1695"/>
+        <w:gridCol w:w="6300"/>
+        <w:gridCol w:w="1680"/>
         <w:tblGridChange w:id="0">
           <w:tblGrid>
             <w:gridCol w:w="705"/>
-            <w:gridCol w:w="2040"/>
-            <w:gridCol w:w="5865"/>
-            <w:gridCol w:w="1770"/>
+            <w:gridCol w:w="1695"/>
+            <w:gridCol w:w="6300"/>
+            <w:gridCol w:w="1680"/>
           </w:tblGrid>
         </w:tblGridChange>
       </w:tblGrid>
@@ -4832,7 +5078,7 @@
                 <w:bCs w:val="1"/>
                 <w:rtl w:val="0"/>
               </w:rPr>
-              <w:t xml:space="preserve">I do, We do, You do</w:t>
+              <w:t xml:space="preserve">Interaction Patterns</w:t>
             </w:r>
           </w:p>
         </w:tc>
@@ -4881,7 +5127,125 @@
                 <w:iCs w:val="1"/>
                 <w:rtl w:val="0"/>
               </w:rPr>
-              <w:t xml:space="preserve">15 minutes per pair</w:t>
+              <w:t xml:space="preserve">5-10</w:t>
+            </w:r>
+          </w:p>
+          <w:p>
+            <w:pPr>
+              <w:keepNext w:val="0"/>
+              <w:keepLines w:val="0"/>
+              <w:pageBreakBefore w:val="0"/>
+              <w:widowControl w:val="0"/>
+              <w:pBdr>
+                <w:top w:space="0" w:sz="0" w:val="nil"/>
+                <w:left w:space="0" w:sz="0" w:val="nil"/>
+                <w:bottom w:space="0" w:sz="0" w:val="nil"/>
+                <w:right w:space="0" w:sz="0" w:val="nil"/>
+                <w:between w:space="0" w:sz="0" w:val="nil"/>
+              </w:pBdr>
+              <w:shd w:fill="auto" w:val="clear"/>
+              <w:spacing w:after="0" w:before="0" w:line="240" w:lineRule="auto"/>
+              <w:ind w:left="0" w:right="0" w:firstLine="0"/>
+              <w:jc w:val="left"/>
+              <w:rPr>
+                <w:i w:val="1"/>
+                <w:iCs w:val="1"/>
+              </w:rPr>
+            </w:pPr>
+            <w:r>
+              <w:rPr>
+                <w:rtl w:val="0"/>
+              </w:rPr>
+            </w:r>
+          </w:p>
+          <w:p>
+            <w:pPr>
+              <w:keepNext w:val="0"/>
+              <w:keepLines w:val="0"/>
+              <w:pageBreakBefore w:val="0"/>
+              <w:widowControl w:val="0"/>
+              <w:pBdr>
+                <w:top w:space="0" w:sz="0" w:val="nil"/>
+                <w:left w:space="0" w:sz="0" w:val="nil"/>
+                <w:bottom w:space="0" w:sz="0" w:val="nil"/>
+                <w:right w:space="0" w:sz="0" w:val="nil"/>
+                <w:between w:space="0" w:sz="0" w:val="nil"/>
+              </w:pBdr>
+              <w:shd w:fill="auto" w:val="clear"/>
+              <w:spacing w:after="0" w:before="0" w:line="240" w:lineRule="auto"/>
+              <w:ind w:left="0" w:right="0" w:firstLine="0"/>
+              <w:jc w:val="left"/>
+              <w:rPr>
+                <w:i w:val="1"/>
+                <w:iCs w:val="1"/>
+              </w:rPr>
+            </w:pPr>
+            <w:r>
+              <w:rPr>
+                <w:rtl w:val="0"/>
+              </w:rPr>
+            </w:r>
+          </w:p>
+          <w:p>
+            <w:pPr>
+              <w:keepNext w:val="0"/>
+              <w:keepLines w:val="0"/>
+              <w:pageBreakBefore w:val="0"/>
+              <w:widowControl w:val="0"/>
+              <w:pBdr>
+                <w:top w:space="0" w:sz="0" w:val="nil"/>
+                <w:left w:space="0" w:sz="0" w:val="nil"/>
+                <w:bottom w:space="0" w:sz="0" w:val="nil"/>
+                <w:right w:space="0" w:sz="0" w:val="nil"/>
+                <w:between w:space="0" w:sz="0" w:val="nil"/>
+              </w:pBdr>
+              <w:shd w:fill="auto" w:val="clear"/>
+              <w:spacing w:after="0" w:before="0" w:line="240" w:lineRule="auto"/>
+              <w:ind w:left="0" w:right="0" w:firstLine="0"/>
+              <w:jc w:val="left"/>
+              <w:rPr>
+                <w:i w:val="1"/>
+                <w:iCs w:val="1"/>
+              </w:rPr>
+            </w:pPr>
+            <w:r>
+              <w:rPr>
+                <w:i w:val="1"/>
+                <w:iCs w:val="1"/>
+                <w:rtl w:val="0"/>
+              </w:rPr>
+              <w:t xml:space="preserve">end</w:t>
+            </w:r>
+          </w:p>
+          <w:p>
+            <w:pPr>
+              <w:keepNext w:val="0"/>
+              <w:keepLines w:val="0"/>
+              <w:pageBreakBefore w:val="0"/>
+              <w:widowControl w:val="0"/>
+              <w:pBdr>
+                <w:top w:space="0" w:sz="0" w:val="nil"/>
+                <w:left w:space="0" w:sz="0" w:val="nil"/>
+                <w:bottom w:space="0" w:sz="0" w:val="nil"/>
+                <w:right w:space="0" w:sz="0" w:val="nil"/>
+                <w:between w:space="0" w:sz="0" w:val="nil"/>
+              </w:pBdr>
+              <w:shd w:fill="auto" w:val="clear"/>
+              <w:spacing w:after="0" w:before="0" w:line="240" w:lineRule="auto"/>
+              <w:ind w:left="0" w:right="0" w:firstLine="0"/>
+              <w:jc w:val="left"/>
+              <w:rPr>
+                <w:i w:val="1"/>
+                <w:iCs w:val="1"/>
+              </w:rPr>
+            </w:pPr>
+            <w:r>
+              <w:rPr>
+                <w:i w:val="1"/>
+                <w:iCs w:val="1"/>
+                <w:rtl w:val="0"/>
+              </w:rPr>
+              <w:t xml:space="preserve">7:50</w:t>
             </w:r>
           </w:p>
         </w:tc>
@@ -4918,13 +5282,19 @@
                 <w:iCs w:val="1"/>
               </w:rPr>
             </w:pPr>
+            <w:commentRangeStart w:id="6"/>
             <w:r>
               <w:rPr>
                 <w:i w:val="1"/>
                 <w:iCs w:val="1"/>
                 <w:rtl w:val="0"/>
               </w:rPr>
-              <w:t xml:space="preserve">EOMT Speaking Tests</w:t>
+              <w:t xml:space="preserve">Slap the Board — Vocabulary Warm-Up</w:t>
+            </w:r>
+            <w:r>
+              <w:rPr>
+                <w:rtl w:val="0"/>
+              </w:rPr>
             </w:r>
           </w:p>
         </w:tc>
@@ -4961,19 +5331,252 @@
                 <w:iCs w:val="1"/>
               </w:rPr>
             </w:pPr>
-            <w:commentRangeStart w:id="0"/>
+            <w:commentRangeEnd w:id="6"/>
+            <w:r>
+              <w:commentReference w:id="6"/>
+            </w:r>
             <w:r>
               <w:rPr>
                 <w:i w:val="1"/>
                 <w:iCs w:val="1"/>
                 <w:rtl w:val="0"/>
               </w:rPr>
-              <w:t xml:space="preserve">T conducts paired speaking assessment across 4 parts (specific questions, picture description, advice giving, story continuation) with 4 pairs of students. T uses wait time, follow-up questions, implicit recasts, and scaffolding prompts throughout. T records observational notes on assessment sheets. </w:t>
-            </w:r>
-            <w:commentRangeEnd w:id="0"/>
-            <w:r>
-              <w:commentReference w:id="0"/>
-            </w:r>
+              <w:t xml:space="preserve">Teacher displays 2 images on the screen representing vocab words from the module; T calls out one of the two words and a number; SS from each team with the designated number race to slap the correct word on the board.  First student to do so and return the slapper to its place on the floor wins a point for their team. </w:t>
+              <w:br w:type="textWrapping"/>
+              <w:br w:type="textWrapping"/>
+              <w:t xml:space="preserve">Instructions:  </w:t>
+            </w:r>
+          </w:p>
+          <w:p>
+            <w:pPr>
+              <w:keepNext w:val="0"/>
+              <w:keepLines w:val="0"/>
+              <w:pageBreakBefore w:val="0"/>
+              <w:widowControl w:val="0"/>
+              <w:pBdr>
+                <w:top w:space="0" w:sz="0" w:val="nil"/>
+                <w:left w:space="0" w:sz="0" w:val="nil"/>
+                <w:bottom w:space="0" w:sz="0" w:val="nil"/>
+                <w:right w:space="0" w:sz="0" w:val="nil"/>
+                <w:between w:space="0" w:sz="0" w:val="nil"/>
+              </w:pBdr>
+              <w:shd w:fill="auto" w:val="clear"/>
+              <w:spacing w:after="0" w:before="0" w:line="240" w:lineRule="auto"/>
+              <w:ind w:left="0" w:right="0" w:firstLine="0"/>
+              <w:jc w:val="left"/>
+              <w:rPr>
+                <w:i w:val="1"/>
+                <w:iCs w:val="1"/>
+              </w:rPr>
+            </w:pPr>
+            <w:r>
+              <w:rPr>
+                <w:i w:val="1"/>
+                <w:iCs w:val="1"/>
+                <w:rtl w:val="0"/>
+              </w:rPr>
+              <w:t xml:space="preserve">1.  Sit! Listen to the teacher.</w:t>
+            </w:r>
+          </w:p>
+          <w:p>
+            <w:pPr>
+              <w:keepNext w:val="0"/>
+              <w:keepLines w:val="0"/>
+              <w:pageBreakBefore w:val="0"/>
+              <w:widowControl w:val="0"/>
+              <w:pBdr>
+                <w:top w:space="0" w:sz="0" w:val="nil"/>
+                <w:left w:space="0" w:sz="0" w:val="nil"/>
+                <w:bottom w:space="0" w:sz="0" w:val="nil"/>
+                <w:right w:space="0" w:sz="0" w:val="nil"/>
+                <w:between w:space="0" w:sz="0" w:val="nil"/>
+              </w:pBdr>
+              <w:shd w:fill="auto" w:val="clear"/>
+              <w:spacing w:after="0" w:before="0" w:line="240" w:lineRule="auto"/>
+              <w:ind w:left="0" w:right="0" w:firstLine="0"/>
+              <w:jc w:val="left"/>
+              <w:rPr>
+                <w:i w:val="1"/>
+                <w:iCs w:val="1"/>
+              </w:rPr>
+            </w:pPr>
+            <w:r>
+              <w:rPr>
+                <w:i w:val="1"/>
+                <w:iCs w:val="1"/>
+                <w:rtl w:val="0"/>
+              </w:rPr>
+              <w:t xml:space="preserve">2. Run to slap the board when your number is called.</w:t>
+            </w:r>
+          </w:p>
+          <w:p>
+            <w:pPr>
+              <w:keepNext w:val="0"/>
+              <w:keepLines w:val="0"/>
+              <w:pageBreakBefore w:val="0"/>
+              <w:widowControl w:val="0"/>
+              <w:pBdr>
+                <w:top w:space="0" w:sz="0" w:val="nil"/>
+                <w:left w:space="0" w:sz="0" w:val="nil"/>
+                <w:bottom w:space="0" w:sz="0" w:val="nil"/>
+                <w:right w:space="0" w:sz="0" w:val="nil"/>
+                <w:between w:space="0" w:sz="0" w:val="nil"/>
+              </w:pBdr>
+              <w:shd w:fill="auto" w:val="clear"/>
+              <w:spacing w:after="0" w:before="0" w:line="240" w:lineRule="auto"/>
+              <w:ind w:left="0" w:right="0" w:firstLine="0"/>
+              <w:jc w:val="left"/>
+              <w:rPr>
+                <w:i w:val="1"/>
+                <w:iCs w:val="1"/>
+              </w:rPr>
+            </w:pPr>
+            <w:r>
+              <w:rPr>
+                <w:i w:val="1"/>
+                <w:iCs w:val="1"/>
+                <w:rtl w:val="0"/>
+              </w:rPr>
+              <w:t xml:space="preserve">3. Put the slapper back in the circle.</w:t>
+            </w:r>
+          </w:p>
+          <w:p>
+            <w:pPr>
+              <w:keepNext w:val="0"/>
+              <w:keepLines w:val="0"/>
+              <w:pageBreakBefore w:val="0"/>
+              <w:widowControl w:val="0"/>
+              <w:pBdr>
+                <w:top w:space="0" w:sz="0" w:val="nil"/>
+                <w:left w:space="0" w:sz="0" w:val="nil"/>
+                <w:bottom w:space="0" w:sz="0" w:val="nil"/>
+                <w:right w:space="0" w:sz="0" w:val="nil"/>
+                <w:between w:space="0" w:sz="0" w:val="nil"/>
+              </w:pBdr>
+              <w:shd w:fill="auto" w:val="clear"/>
+              <w:spacing w:after="0" w:before="0" w:line="240" w:lineRule="auto"/>
+              <w:ind w:left="0" w:right="0" w:firstLine="0"/>
+              <w:jc w:val="left"/>
+              <w:rPr>
+                <w:i w:val="1"/>
+                <w:iCs w:val="1"/>
+              </w:rPr>
+            </w:pPr>
+            <w:r>
+              <w:rPr>
+                <w:rtl w:val="0"/>
+              </w:rPr>
+            </w:r>
+          </w:p>
+          <w:p>
+            <w:pPr>
+              <w:keepNext w:val="0"/>
+              <w:keepLines w:val="0"/>
+              <w:pageBreakBefore w:val="0"/>
+              <w:widowControl w:val="0"/>
+              <w:pBdr>
+                <w:top w:space="0" w:sz="0" w:val="nil"/>
+                <w:left w:space="0" w:sz="0" w:val="nil"/>
+                <w:bottom w:space="0" w:sz="0" w:val="nil"/>
+                <w:right w:space="0" w:sz="0" w:val="nil"/>
+                <w:between w:space="0" w:sz="0" w:val="nil"/>
+              </w:pBdr>
+              <w:shd w:fill="auto" w:val="clear"/>
+              <w:spacing w:after="0" w:before="0" w:line="240" w:lineRule="auto"/>
+              <w:ind w:left="0" w:right="0" w:firstLine="0"/>
+              <w:jc w:val="left"/>
+              <w:rPr>
+                <w:i w:val="1"/>
+                <w:iCs w:val="1"/>
+              </w:rPr>
+            </w:pPr>
+            <w:r>
+              <w:rPr>
+                <w:i w:val="1"/>
+                <w:iCs w:val="1"/>
+                <w:rtl w:val="0"/>
+              </w:rPr>
+              <w:t xml:space="preserve">ICQs: Do we stand before our number is called?  Do we get the point if we slap the picture first? Do we have to put the slapper back in the circle?</w:t>
+            </w:r>
+          </w:p>
+          <w:p>
+            <w:pPr>
+              <w:keepNext w:val="0"/>
+              <w:keepLines w:val="0"/>
+              <w:pageBreakBefore w:val="0"/>
+              <w:widowControl w:val="0"/>
+              <w:pBdr>
+                <w:top w:space="0" w:sz="0" w:val="nil"/>
+                <w:left w:space="0" w:sz="0" w:val="nil"/>
+                <w:bottom w:space="0" w:sz="0" w:val="nil"/>
+                <w:right w:space="0" w:sz="0" w:val="nil"/>
+                <w:between w:space="0" w:sz="0" w:val="nil"/>
+              </w:pBdr>
+              <w:shd w:fill="auto" w:val="clear"/>
+              <w:spacing w:after="0" w:before="0" w:line="240" w:lineRule="auto"/>
+              <w:ind w:left="0" w:right="0" w:firstLine="0"/>
+              <w:jc w:val="left"/>
+              <w:rPr>
+                <w:i w:val="1"/>
+                <w:iCs w:val="1"/>
+              </w:rPr>
+            </w:pPr>
+            <w:r>
+              <w:rPr>
+                <w:rtl w:val="0"/>
+              </w:rPr>
+            </w:r>
+          </w:p>
+          <w:p>
+            <w:pPr>
+              <w:keepNext w:val="0"/>
+              <w:keepLines w:val="0"/>
+              <w:pageBreakBefore w:val="0"/>
+              <w:widowControl w:val="0"/>
+              <w:pBdr>
+                <w:top w:space="0" w:sz="0" w:val="nil"/>
+                <w:left w:space="0" w:sz="0" w:val="nil"/>
+                <w:bottom w:space="0" w:sz="0" w:val="nil"/>
+                <w:right w:space="0" w:sz="0" w:val="nil"/>
+                <w:between w:space="0" w:sz="0" w:val="nil"/>
+              </w:pBdr>
+              <w:shd w:fill="auto" w:val="clear"/>
+              <w:spacing w:after="0" w:before="0" w:line="240" w:lineRule="auto"/>
+              <w:ind w:left="0" w:right="0" w:firstLine="0"/>
+              <w:jc w:val="left"/>
+              <w:rPr>
+                <w:i w:val="1"/>
+                <w:iCs w:val="1"/>
+              </w:rPr>
+            </w:pPr>
+            <w:r>
+              <w:rPr>
+                <w:rtl w:val="0"/>
+              </w:rPr>
+            </w:r>
+          </w:p>
+          <w:p>
+            <w:pPr>
+              <w:keepNext w:val="0"/>
+              <w:keepLines w:val="0"/>
+              <w:pageBreakBefore w:val="0"/>
+              <w:widowControl w:val="0"/>
+              <w:pBdr>
+                <w:top w:space="0" w:sz="0" w:val="nil"/>
+                <w:left w:space="0" w:sz="0" w:val="nil"/>
+                <w:bottom w:space="0" w:sz="0" w:val="nil"/>
+                <w:right w:space="0" w:sz="0" w:val="nil"/>
+                <w:between w:space="0" w:sz="0" w:val="nil"/>
+              </w:pBdr>
+              <w:shd w:fill="auto" w:val="clear"/>
+              <w:spacing w:after="0" w:before="0" w:line="240" w:lineRule="auto"/>
+              <w:ind w:left="0" w:right="0" w:firstLine="0"/>
+              <w:jc w:val="left"/>
+              <w:rPr>
+                <w:i w:val="1"/>
+                <w:iCs w:val="1"/>
+              </w:rPr>
+            </w:pPr>
             <w:r>
               <w:rPr>
                 <w:rtl w:val="0"/>
@@ -5020,7 +5623,7 @@
                 <w:iCs w:val="1"/>
                 <w:rtl w:val="0"/>
               </w:rPr>
-              <w:t xml:space="preserve">You do</w:t>
+              <w:t xml:space="preserve">T-SS / SS</w:t>
             </w:r>
           </w:p>
         </w:tc>
@@ -5067,6 +5670,108 @@
               <w:t xml:space="preserve">5</w:t>
             </w:r>
           </w:p>
+          <w:p>
+            <w:pPr>
+              <w:keepNext w:val="0"/>
+              <w:keepLines w:val="0"/>
+              <w:pageBreakBefore w:val="0"/>
+              <w:widowControl w:val="0"/>
+              <w:pBdr>
+                <w:top w:space="0" w:sz="0" w:val="nil"/>
+                <w:left w:space="0" w:sz="0" w:val="nil"/>
+                <w:bottom w:space="0" w:sz="0" w:val="nil"/>
+                <w:right w:space="0" w:sz="0" w:val="nil"/>
+                <w:between w:space="0" w:sz="0" w:val="nil"/>
+              </w:pBdr>
+              <w:shd w:fill="auto" w:val="clear"/>
+              <w:spacing w:after="0" w:before="0" w:line="240" w:lineRule="auto"/>
+              <w:ind w:left="0" w:right="0" w:firstLine="0"/>
+              <w:jc w:val="left"/>
+              <w:rPr/>
+            </w:pPr>
+            <w:r>
+              <w:rPr>
+                <w:rtl w:val="0"/>
+              </w:rPr>
+            </w:r>
+          </w:p>
+          <w:p>
+            <w:pPr>
+              <w:keepNext w:val="0"/>
+              <w:keepLines w:val="0"/>
+              <w:pageBreakBefore w:val="0"/>
+              <w:widowControl w:val="0"/>
+              <w:pBdr>
+                <w:top w:space="0" w:sz="0" w:val="nil"/>
+                <w:left w:space="0" w:sz="0" w:val="nil"/>
+                <w:bottom w:space="0" w:sz="0" w:val="nil"/>
+                <w:right w:space="0" w:sz="0" w:val="nil"/>
+                <w:between w:space="0" w:sz="0" w:val="nil"/>
+              </w:pBdr>
+              <w:shd w:fill="auto" w:val="clear"/>
+              <w:spacing w:after="0" w:before="0" w:line="240" w:lineRule="auto"/>
+              <w:ind w:left="0" w:right="0" w:firstLine="0"/>
+              <w:jc w:val="left"/>
+              <w:rPr/>
+            </w:pPr>
+            <w:r>
+              <w:rPr>
+                <w:rtl w:val="0"/>
+              </w:rPr>
+              <w:t xml:space="preserve">end</w:t>
+            </w:r>
+          </w:p>
+          <w:p>
+            <w:pPr>
+              <w:keepNext w:val="0"/>
+              <w:keepLines w:val="0"/>
+              <w:pageBreakBefore w:val="0"/>
+              <w:widowControl w:val="0"/>
+              <w:pBdr>
+                <w:top w:space="0" w:sz="0" w:val="nil"/>
+                <w:left w:space="0" w:sz="0" w:val="nil"/>
+                <w:bottom w:space="0" w:sz="0" w:val="nil"/>
+                <w:right w:space="0" w:sz="0" w:val="nil"/>
+                <w:between w:space="0" w:sz="0" w:val="nil"/>
+              </w:pBdr>
+              <w:shd w:fill="auto" w:val="clear"/>
+              <w:spacing w:after="0" w:before="0" w:line="240" w:lineRule="auto"/>
+              <w:ind w:left="0" w:right="0" w:firstLine="0"/>
+              <w:jc w:val="left"/>
+              <w:rPr/>
+            </w:pPr>
+            <w:r>
+              <w:rPr>
+                <w:rtl w:val="0"/>
+              </w:rPr>
+              <w:t xml:space="preserve">7:55</w:t>
+            </w:r>
+          </w:p>
+          <w:p>
+            <w:pPr>
+              <w:keepNext w:val="0"/>
+              <w:keepLines w:val="0"/>
+              <w:pageBreakBefore w:val="0"/>
+              <w:widowControl w:val="0"/>
+              <w:pBdr>
+                <w:top w:space="0" w:sz="0" w:val="nil"/>
+                <w:left w:space="0" w:sz="0" w:val="nil"/>
+                <w:bottom w:space="0" w:sz="0" w:val="nil"/>
+                <w:right w:space="0" w:sz="0" w:val="nil"/>
+                <w:between w:space="0" w:sz="0" w:val="nil"/>
+              </w:pBdr>
+              <w:shd w:fill="auto" w:val="clear"/>
+              <w:spacing w:after="0" w:before="0" w:line="240" w:lineRule="auto"/>
+              <w:ind w:left="0" w:right="0" w:firstLine="0"/>
+              <w:jc w:val="left"/>
+              <w:rPr/>
+            </w:pPr>
+            <w:r>
+              <w:rPr>
+                <w:rtl w:val="0"/>
+              </w:rPr>
+            </w:r>
+          </w:p>
         </w:tc>
         <w:tc>
           <w:tcPr>
@@ -5098,11 +5803,12 @@
               <w:jc w:val="left"/>
               <w:rPr/>
             </w:pPr>
-            <w:r>
-              <w:rPr>
-                <w:rtl w:val="0"/>
-              </w:rPr>
-              <w:t xml:space="preserve">Change Chairs Warmer</w:t>
+            <w:commentRangeStart w:id="7"/>
+            <w:r>
+              <w:rPr>
+                <w:rtl w:val="0"/>
+              </w:rPr>
+              <w:t xml:space="preserve">Class Rules, Consequences and Rewards</w:t>
             </w:r>
           </w:p>
         </w:tc>
@@ -5119,38 +5825,19 @@
           </w:tcPr>
           <w:p>
             <w:pPr>
-              <w:keepNext w:val="0"/>
-              <w:keepLines w:val="0"/>
-              <w:pageBreakBefore w:val="0"/>
-              <w:widowControl w:val="0"/>
-              <w:pBdr>
-                <w:top w:space="0" w:sz="0" w:val="nil"/>
-                <w:left w:space="0" w:sz="0" w:val="nil"/>
-                <w:bottom w:space="0" w:sz="0" w:val="nil"/>
-                <w:right w:space="0" w:sz="0" w:val="nil"/>
-                <w:between w:space="0" w:sz="0" w:val="nil"/>
-              </w:pBdr>
-              <w:shd w:fill="auto" w:val="clear"/>
-              <w:spacing w:after="0" w:before="0" w:line="240" w:lineRule="auto"/>
-              <w:ind w:left="0" w:right="0" w:firstLine="0"/>
-              <w:jc w:val="left"/>
+              <w:widowControl w:val="0"/>
+              <w:spacing w:after="0" w:before="0" w:line="240" w:lineRule="auto"/>
               <w:rPr/>
             </w:pPr>
-            <w:commentRangeStart w:id="1"/>
-            <w:r>
-              <w:rPr>
-                <w:rtl w:val="0"/>
-              </w:rPr>
-              <w:t xml:space="preserve">T calls out prompts related to the new module topic (childhood memories). Students stand and change chairs if the statement is true. Prompts: Stand up if you were born in HCMC; if you remember your first day of school; if your favorite toy as a child was a teddy bear; if you remember your first teacher's name; if you have a childhood memory that makes you laugh. ICQs: Do we walk or run? Do we sit in our own chair or any chair?</w:t>
-            </w:r>
-            <w:commentRangeEnd w:id="1"/>
-            <w:r>
-              <w:commentReference w:id="1"/>
-            </w:r>
-            <w:r>
-              <w:rPr>
-                <w:rtl w:val="0"/>
-              </w:rPr>
+            <w:commentRangeEnd w:id="7"/>
+            <w:r>
+              <w:commentReference w:id="7"/>
+            </w:r>
+            <w:r>
+              <w:rPr>
+                <w:rtl w:val="0"/>
+              </w:rPr>
+              <w:t xml:space="preserve">Teacher briefly reviews class rules and ClassDojo system + 3 strike system. "English" and "Quiet" written on board.</w:t>
             </w:r>
           </w:p>
         </w:tc>
@@ -5188,7 +5875,7 @@
               <w:rPr>
                 <w:rtl w:val="0"/>
               </w:rPr>
-              <w:t xml:space="preserve">We do</w:t>
+              <w:t xml:space="preserve">T-SS / T-S-T</w:t>
             </w:r>
           </w:p>
         </w:tc>
@@ -5232,7 +5919,84 @@
               <w:rPr>
                 <w:rtl w:val="0"/>
               </w:rPr>
-              <w:t xml:space="preserve">5</w:t>
+              <w:t xml:space="preserve">10</w:t>
+            </w:r>
+          </w:p>
+          <w:p>
+            <w:pPr>
+              <w:keepNext w:val="0"/>
+              <w:keepLines w:val="0"/>
+              <w:pageBreakBefore w:val="0"/>
+              <w:widowControl w:val="0"/>
+              <w:pBdr>
+                <w:top w:space="0" w:sz="0" w:val="nil"/>
+                <w:left w:space="0" w:sz="0" w:val="nil"/>
+                <w:bottom w:space="0" w:sz="0" w:val="nil"/>
+                <w:right w:space="0" w:sz="0" w:val="nil"/>
+                <w:between w:space="0" w:sz="0" w:val="nil"/>
+              </w:pBdr>
+              <w:shd w:fill="auto" w:val="clear"/>
+              <w:spacing w:after="0" w:before="0" w:line="240" w:lineRule="auto"/>
+              <w:ind w:left="0" w:right="0" w:firstLine="0"/>
+              <w:jc w:val="left"/>
+              <w:rPr/>
+            </w:pPr>
+            <w:r>
+              <w:rPr>
+                <w:rtl w:val="0"/>
+              </w:rPr>
+            </w:r>
+          </w:p>
+          <w:p>
+            <w:pPr>
+              <w:keepNext w:val="0"/>
+              <w:keepLines w:val="0"/>
+              <w:pageBreakBefore w:val="0"/>
+              <w:widowControl w:val="0"/>
+              <w:pBdr>
+                <w:top w:space="0" w:sz="0" w:val="nil"/>
+                <w:left w:space="0" w:sz="0" w:val="nil"/>
+                <w:bottom w:space="0" w:sz="0" w:val="nil"/>
+                <w:right w:space="0" w:sz="0" w:val="nil"/>
+                <w:between w:space="0" w:sz="0" w:val="nil"/>
+              </w:pBdr>
+              <w:shd w:fill="auto" w:val="clear"/>
+              <w:spacing w:after="0" w:before="0" w:line="240" w:lineRule="auto"/>
+              <w:ind w:left="0" w:right="0" w:firstLine="0"/>
+              <w:jc w:val="left"/>
+              <w:rPr/>
+            </w:pPr>
+            <w:r>
+              <w:rPr>
+                <w:rtl w:val="0"/>
+              </w:rPr>
+              <w:t xml:space="preserve">end</w:t>
+            </w:r>
+          </w:p>
+          <w:p>
+            <w:pPr>
+              <w:keepNext w:val="0"/>
+              <w:keepLines w:val="0"/>
+              <w:pageBreakBefore w:val="0"/>
+              <w:widowControl w:val="0"/>
+              <w:pBdr>
+                <w:top w:space="0" w:sz="0" w:val="nil"/>
+                <w:left w:space="0" w:sz="0" w:val="nil"/>
+                <w:bottom w:space="0" w:sz="0" w:val="nil"/>
+                <w:right w:space="0" w:sz="0" w:val="nil"/>
+                <w:between w:space="0" w:sz="0" w:val="nil"/>
+              </w:pBdr>
+              <w:shd w:fill="auto" w:val="clear"/>
+              <w:spacing w:after="0" w:before="0" w:line="240" w:lineRule="auto"/>
+              <w:ind w:left="0" w:right="0" w:firstLine="0"/>
+              <w:jc w:val="left"/>
+              <w:rPr/>
+            </w:pPr>
+            <w:r>
+              <w:rPr>
+                <w:rtl w:val="0"/>
+              </w:rPr>
+              <w:t xml:space="preserve">8:05</w:t>
             </w:r>
           </w:p>
         </w:tc>
@@ -5266,11 +6030,22 @@
               <w:jc w:val="left"/>
               <w:rPr/>
             </w:pPr>
-            <w:r>
-              <w:rPr>
-                <w:rtl w:val="0"/>
-              </w:rPr>
-              <w:t xml:space="preserve">Class Rules, Consequences and Rewards</w:t>
+            <w:commentRangeStart w:id="8"/>
+            <w:r>
+              <w:rPr>
+                <w:rtl w:val="0"/>
+              </w:rPr>
+              <w:t xml:space="preserve">Flip It</w:t>
+            </w:r>
+            <w:commentRangeEnd w:id="8"/>
+            <w:r>
+              <w:commentReference w:id="8"/>
+            </w:r>
+            <w:r>
+              <w:rPr>
+                <w:rtl w:val="0"/>
+              </w:rPr>
+              <w:t xml:space="preserve"> - 10-15 Gap Fill Questions</w:t>
             </w:r>
           </w:p>
         </w:tc>
@@ -5308,7 +6083,182 @@
               <w:rPr>
                 <w:rtl w:val="0"/>
               </w:rPr>
-              <w:t xml:space="preserve">T briefly reviews class rules, ENGLISH/QUIET system, ClassDojo, and 3-strike system. ENGLISH and QUIET written on board. T introduces and seats teams. Additional orientation provided for new student.</w:t>
+              <w:t xml:space="preserve">SS Watch the screen.  Write the missing word on their MWB.  When the timer is up they flip their board.  Correct answers earn chances to pick a card.</w:t>
+              <w:br w:type="textWrapping"/>
+              <w:br w:type="textWrapping"/>
+              <w:t xml:space="preserve">Instructions:</w:t>
+            </w:r>
+          </w:p>
+          <w:p>
+            <w:pPr>
+              <w:keepNext w:val="0"/>
+              <w:keepLines w:val="0"/>
+              <w:pageBreakBefore w:val="0"/>
+              <w:widowControl w:val="0"/>
+              <w:numPr>
+                <w:ilvl w:val="0"/>
+                <w:numId w:val="9"/>
+              </w:numPr>
+              <w:pBdr>
+                <w:top w:space="0" w:sz="0" w:val="nil"/>
+                <w:left w:space="0" w:sz="0" w:val="nil"/>
+                <w:bottom w:space="0" w:sz="0" w:val="nil"/>
+                <w:right w:space="0" w:sz="0" w:val="nil"/>
+                <w:between w:space="0" w:sz="0" w:val="nil"/>
+              </w:pBdr>
+              <w:shd w:fill="auto" w:val="clear"/>
+              <w:spacing w:after="0" w:before="0" w:line="240" w:lineRule="auto"/>
+              <w:ind w:left="720" w:right="0" w:hanging="360"/>
+              <w:jc w:val="left"/>
+              <w:rPr>
+                <w:u w:val="none"/>
+              </w:rPr>
+            </w:pPr>
+            <w:r>
+              <w:rPr>
+                <w:rtl w:val="0"/>
+              </w:rPr>
+              <w:t xml:space="preserve">Look.</w:t>
+            </w:r>
+          </w:p>
+          <w:p>
+            <w:pPr>
+              <w:keepNext w:val="0"/>
+              <w:keepLines w:val="0"/>
+              <w:pageBreakBefore w:val="0"/>
+              <w:widowControl w:val="0"/>
+              <w:numPr>
+                <w:ilvl w:val="0"/>
+                <w:numId w:val="9"/>
+              </w:numPr>
+              <w:pBdr>
+                <w:top w:space="0" w:sz="0" w:val="nil"/>
+                <w:left w:space="0" w:sz="0" w:val="nil"/>
+                <w:bottom w:space="0" w:sz="0" w:val="nil"/>
+                <w:right w:space="0" w:sz="0" w:val="nil"/>
+                <w:between w:space="0" w:sz="0" w:val="nil"/>
+              </w:pBdr>
+              <w:shd w:fill="auto" w:val="clear"/>
+              <w:spacing w:after="0" w:before="0" w:line="240" w:lineRule="auto"/>
+              <w:ind w:left="720" w:right="0" w:hanging="360"/>
+              <w:jc w:val="left"/>
+              <w:rPr>
+                <w:u w:val="none"/>
+              </w:rPr>
+            </w:pPr>
+            <w:r>
+              <w:rPr>
+                <w:rtl w:val="0"/>
+              </w:rPr>
+              <w:t xml:space="preserve">Write the word on your whiteboard.</w:t>
+            </w:r>
+          </w:p>
+          <w:p>
+            <w:pPr>
+              <w:keepNext w:val="0"/>
+              <w:keepLines w:val="0"/>
+              <w:pageBreakBefore w:val="0"/>
+              <w:widowControl w:val="0"/>
+              <w:numPr>
+                <w:ilvl w:val="0"/>
+                <w:numId w:val="9"/>
+              </w:numPr>
+              <w:pBdr>
+                <w:top w:space="0" w:sz="0" w:val="nil"/>
+                <w:left w:space="0" w:sz="0" w:val="nil"/>
+                <w:bottom w:space="0" w:sz="0" w:val="nil"/>
+                <w:right w:space="0" w:sz="0" w:val="nil"/>
+                <w:between w:space="0" w:sz="0" w:val="nil"/>
+              </w:pBdr>
+              <w:shd w:fill="auto" w:val="clear"/>
+              <w:spacing w:after="0" w:before="0" w:line="240" w:lineRule="auto"/>
+              <w:ind w:left="720" w:right="0" w:hanging="360"/>
+              <w:jc w:val="left"/>
+              <w:rPr>
+                <w:u w:val="none"/>
+              </w:rPr>
+            </w:pPr>
+            <w:r>
+              <w:rPr>
+                <w:rtl w:val="0"/>
+              </w:rPr>
+              <w:t xml:space="preserve">Flip it when time is up to reveal your answer.</w:t>
+            </w:r>
+          </w:p>
+          <w:p>
+            <w:pPr>
+              <w:keepNext w:val="0"/>
+              <w:keepLines w:val="0"/>
+              <w:pageBreakBefore w:val="0"/>
+              <w:widowControl w:val="0"/>
+              <w:pBdr>
+                <w:top w:space="0" w:sz="0" w:val="nil"/>
+                <w:left w:space="0" w:sz="0" w:val="nil"/>
+                <w:bottom w:space="0" w:sz="0" w:val="nil"/>
+                <w:right w:space="0" w:sz="0" w:val="nil"/>
+                <w:between w:space="0" w:sz="0" w:val="nil"/>
+              </w:pBdr>
+              <w:shd w:fill="auto" w:val="clear"/>
+              <w:spacing w:after="0" w:before="0" w:line="240" w:lineRule="auto"/>
+              <w:ind w:right="0"/>
+              <w:jc w:val="left"/>
+              <w:rPr/>
+            </w:pPr>
+            <w:r>
+              <w:rPr>
+                <w:rtl w:val="0"/>
+              </w:rPr>
+            </w:r>
+          </w:p>
+          <w:p>
+            <w:pPr>
+              <w:keepNext w:val="0"/>
+              <w:keepLines w:val="0"/>
+              <w:pageBreakBefore w:val="0"/>
+              <w:widowControl w:val="0"/>
+              <w:pBdr>
+                <w:top w:space="0" w:sz="0" w:val="nil"/>
+                <w:left w:space="0" w:sz="0" w:val="nil"/>
+                <w:bottom w:space="0" w:sz="0" w:val="nil"/>
+                <w:right w:space="0" w:sz="0" w:val="nil"/>
+                <w:between w:space="0" w:sz="0" w:val="nil"/>
+              </w:pBdr>
+              <w:shd w:fill="auto" w:val="clear"/>
+              <w:spacing w:after="0" w:before="0" w:line="240" w:lineRule="auto"/>
+              <w:ind w:right="0"/>
+              <w:jc w:val="left"/>
+              <w:rPr/>
+            </w:pPr>
+            <w:r>
+              <w:rPr>
+                <w:rtl w:val="0"/>
+              </w:rPr>
+              <w:t xml:space="preserve">ICQs: Do we write the word or the whole sentence?  Do we show our answer before the timer is up?</w:t>
+            </w:r>
+          </w:p>
+          <w:p>
+            <w:pPr>
+              <w:keepNext w:val="0"/>
+              <w:keepLines w:val="0"/>
+              <w:pageBreakBefore w:val="0"/>
+              <w:widowControl w:val="0"/>
+              <w:pBdr>
+                <w:top w:space="0" w:sz="0" w:val="nil"/>
+                <w:left w:space="0" w:sz="0" w:val="nil"/>
+                <w:bottom w:space="0" w:sz="0" w:val="nil"/>
+                <w:right w:space="0" w:sz="0" w:val="nil"/>
+                <w:between w:space="0" w:sz="0" w:val="nil"/>
+              </w:pBdr>
+              <w:shd w:fill="auto" w:val="clear"/>
+              <w:spacing w:after="0" w:before="0" w:line="240" w:lineRule="auto"/>
+              <w:ind w:right="0"/>
+              <w:jc w:val="left"/>
+              <w:rPr/>
+            </w:pPr>
+            <w:r>
+              <w:rPr>
+                <w:rtl w:val="0"/>
+              </w:rPr>
             </w:r>
           </w:p>
         </w:tc>
@@ -5346,7 +6296,7 @@
               <w:rPr>
                 <w:rtl w:val="0"/>
               </w:rPr>
-              <w:t xml:space="preserve">I do</w:t>
+              <w:t xml:space="preserve">T-SS / SS</w:t>
             </w:r>
           </w:p>
         </w:tc>
@@ -5390,7 +6340,84 @@
               <w:rPr>
                 <w:rtl w:val="0"/>
               </w:rPr>
-              <w:t xml:space="preserve">5</w:t>
+              <w:t xml:space="preserve">10</w:t>
+            </w:r>
+          </w:p>
+          <w:p>
+            <w:pPr>
+              <w:keepNext w:val="0"/>
+              <w:keepLines w:val="0"/>
+              <w:pageBreakBefore w:val="0"/>
+              <w:widowControl w:val="0"/>
+              <w:pBdr>
+                <w:top w:space="0" w:sz="0" w:val="nil"/>
+                <w:left w:space="0" w:sz="0" w:val="nil"/>
+                <w:bottom w:space="0" w:sz="0" w:val="nil"/>
+                <w:right w:space="0" w:sz="0" w:val="nil"/>
+                <w:between w:space="0" w:sz="0" w:val="nil"/>
+              </w:pBdr>
+              <w:shd w:fill="auto" w:val="clear"/>
+              <w:spacing w:after="0" w:before="0" w:line="240" w:lineRule="auto"/>
+              <w:ind w:left="0" w:right="0" w:firstLine="0"/>
+              <w:jc w:val="left"/>
+              <w:rPr/>
+            </w:pPr>
+            <w:r>
+              <w:rPr>
+                <w:rtl w:val="0"/>
+              </w:rPr>
+            </w:r>
+          </w:p>
+          <w:p>
+            <w:pPr>
+              <w:keepNext w:val="0"/>
+              <w:keepLines w:val="0"/>
+              <w:pageBreakBefore w:val="0"/>
+              <w:widowControl w:val="0"/>
+              <w:pBdr>
+                <w:top w:space="0" w:sz="0" w:val="nil"/>
+                <w:left w:space="0" w:sz="0" w:val="nil"/>
+                <w:bottom w:space="0" w:sz="0" w:val="nil"/>
+                <w:right w:space="0" w:sz="0" w:val="nil"/>
+                <w:between w:space="0" w:sz="0" w:val="nil"/>
+              </w:pBdr>
+              <w:shd w:fill="auto" w:val="clear"/>
+              <w:spacing w:after="0" w:before="0" w:line="240" w:lineRule="auto"/>
+              <w:ind w:left="0" w:right="0" w:firstLine="0"/>
+              <w:jc w:val="left"/>
+              <w:rPr/>
+            </w:pPr>
+            <w:r>
+              <w:rPr>
+                <w:rtl w:val="0"/>
+              </w:rPr>
+              <w:t xml:space="preserve">end</w:t>
+            </w:r>
+          </w:p>
+          <w:p>
+            <w:pPr>
+              <w:keepNext w:val="0"/>
+              <w:keepLines w:val="0"/>
+              <w:pageBreakBefore w:val="0"/>
+              <w:widowControl w:val="0"/>
+              <w:pBdr>
+                <w:top w:space="0" w:sz="0" w:val="nil"/>
+                <w:left w:space="0" w:sz="0" w:val="nil"/>
+                <w:bottom w:space="0" w:sz="0" w:val="nil"/>
+                <w:right w:space="0" w:sz="0" w:val="nil"/>
+                <w:between w:space="0" w:sz="0" w:val="nil"/>
+              </w:pBdr>
+              <w:shd w:fill="auto" w:val="clear"/>
+              <w:spacing w:after="0" w:before="0" w:line="240" w:lineRule="auto"/>
+              <w:ind w:left="0" w:right="0" w:firstLine="0"/>
+              <w:jc w:val="left"/>
+              <w:rPr/>
+            </w:pPr>
+            <w:r>
+              <w:rPr>
+                <w:rtl w:val="0"/>
+              </w:rPr>
+              <w:t xml:space="preserve">8:15</w:t>
             </w:r>
           </w:p>
         </w:tc>
@@ -5424,11 +6451,21 @@
               <w:jc w:val="left"/>
               <w:rPr/>
             </w:pPr>
-            <w:r>
-              <w:rPr>
-                <w:rtl w:val="0"/>
-              </w:rPr>
-              <w:t xml:space="preserve">Vocabulary Presentation</w:t>
+            <w:commentRangeStart w:id="9"/>
+            <w:r>
+              <w:rPr>
+                <w:rtl w:val="0"/>
+              </w:rPr>
+              <w:t xml:space="preserve">Word Order Race — Unscramble Sentences</w:t>
+            </w:r>
+            <w:commentRangeEnd w:id="9"/>
+            <w:r>
+              <w:commentReference w:id="9"/>
+            </w:r>
+            <w:r>
+              <w:rPr>
+                <w:rtl w:val="0"/>
+              </w:rPr>
             </w:r>
           </w:p>
         </w:tc>
@@ -5466,7 +6503,238 @@
               <w:rPr>
                 <w:rtl w:val="0"/>
               </w:rPr>
-              <w:t xml:space="preserve">T shows vocab slides one at a time (achievement, first memory, first day of school, first teacher, to be born, to grow up, favorite item). T elicits meaning before labelling: points to image, accepts approximations, confirms with the word, choral drill x2. CCQs: Is winning a trophy an achievement? Is eating lunch an achievement? Is your first memory from yesterday or when you were very young?</w:t>
+              <w:t xml:space="preserve">SS watch the screen, unscramble the sentences.  When the timer is up they flip the board.  Correct answers get points.</w:t>
+            </w:r>
+          </w:p>
+          <w:p>
+            <w:pPr>
+              <w:keepNext w:val="0"/>
+              <w:keepLines w:val="0"/>
+              <w:pageBreakBefore w:val="0"/>
+              <w:widowControl w:val="0"/>
+              <w:pBdr>
+                <w:top w:space="0" w:sz="0" w:val="nil"/>
+                <w:left w:space="0" w:sz="0" w:val="nil"/>
+                <w:bottom w:space="0" w:sz="0" w:val="nil"/>
+                <w:right w:space="0" w:sz="0" w:val="nil"/>
+                <w:between w:space="0" w:sz="0" w:val="nil"/>
+              </w:pBdr>
+              <w:shd w:fill="auto" w:val="clear"/>
+              <w:spacing w:after="0" w:before="0" w:line="240" w:lineRule="auto"/>
+              <w:ind w:left="0" w:right="0" w:firstLine="0"/>
+              <w:jc w:val="left"/>
+              <w:rPr/>
+            </w:pPr>
+            <w:r>
+              <w:rPr>
+                <w:rtl w:val="0"/>
+              </w:rPr>
+            </w:r>
+          </w:p>
+          <w:p>
+            <w:pPr>
+              <w:keepNext w:val="0"/>
+              <w:keepLines w:val="0"/>
+              <w:pageBreakBefore w:val="0"/>
+              <w:widowControl w:val="0"/>
+              <w:pBdr>
+                <w:top w:space="0" w:sz="0" w:val="nil"/>
+                <w:left w:space="0" w:sz="0" w:val="nil"/>
+                <w:bottom w:space="0" w:sz="0" w:val="nil"/>
+                <w:right w:space="0" w:sz="0" w:val="nil"/>
+                <w:between w:space="0" w:sz="0" w:val="nil"/>
+              </w:pBdr>
+              <w:shd w:fill="auto" w:val="clear"/>
+              <w:spacing w:after="0" w:before="0" w:line="240" w:lineRule="auto"/>
+              <w:ind w:left="0" w:right="0" w:firstLine="0"/>
+              <w:jc w:val="left"/>
+              <w:rPr/>
+            </w:pPr>
+            <w:r>
+              <w:rPr>
+                <w:rtl w:val="0"/>
+              </w:rPr>
+              <w:t xml:space="preserve">Instructions:</w:t>
+            </w:r>
+          </w:p>
+          <w:p>
+            <w:pPr>
+              <w:keepNext w:val="0"/>
+              <w:keepLines w:val="0"/>
+              <w:pageBreakBefore w:val="0"/>
+              <w:widowControl w:val="0"/>
+              <w:pBdr>
+                <w:top w:space="0" w:sz="0" w:val="nil"/>
+                <w:left w:space="0" w:sz="0" w:val="nil"/>
+                <w:bottom w:space="0" w:sz="0" w:val="nil"/>
+                <w:right w:space="0" w:sz="0" w:val="nil"/>
+                <w:between w:space="0" w:sz="0" w:val="nil"/>
+              </w:pBdr>
+              <w:shd w:fill="auto" w:val="clear"/>
+              <w:spacing w:after="0" w:before="0" w:line="240" w:lineRule="auto"/>
+              <w:ind w:left="0" w:right="0" w:firstLine="0"/>
+              <w:jc w:val="left"/>
+              <w:rPr/>
+            </w:pPr>
+            <w:r>
+              <w:rPr>
+                <w:rtl w:val="0"/>
+              </w:rPr>
+            </w:r>
+          </w:p>
+          <w:p>
+            <w:pPr>
+              <w:keepNext w:val="0"/>
+              <w:keepLines w:val="0"/>
+              <w:pageBreakBefore w:val="0"/>
+              <w:widowControl w:val="0"/>
+              <w:numPr>
+                <w:ilvl w:val="0"/>
+                <w:numId w:val="6"/>
+              </w:numPr>
+              <w:pBdr>
+                <w:top w:space="0" w:sz="0" w:val="nil"/>
+                <w:left w:space="0" w:sz="0" w:val="nil"/>
+                <w:bottom w:space="0" w:sz="0" w:val="nil"/>
+                <w:right w:space="0" w:sz="0" w:val="nil"/>
+                <w:between w:space="0" w:sz="0" w:val="nil"/>
+              </w:pBdr>
+              <w:shd w:fill="auto" w:val="clear"/>
+              <w:spacing w:after="0" w:before="0" w:line="240" w:lineRule="auto"/>
+              <w:ind w:left="720" w:right="0" w:hanging="360"/>
+              <w:jc w:val="left"/>
+              <w:rPr>
+                <w:u w:val="none"/>
+              </w:rPr>
+            </w:pPr>
+            <w:r>
+              <w:rPr>
+                <w:rtl w:val="0"/>
+              </w:rPr>
+              <w:t xml:space="preserve">Look at the board.</w:t>
+            </w:r>
+          </w:p>
+          <w:p>
+            <w:pPr>
+              <w:keepNext w:val="0"/>
+              <w:keepLines w:val="0"/>
+              <w:pageBreakBefore w:val="0"/>
+              <w:widowControl w:val="0"/>
+              <w:numPr>
+                <w:ilvl w:val="0"/>
+                <w:numId w:val="6"/>
+              </w:numPr>
+              <w:pBdr>
+                <w:top w:space="0" w:sz="0" w:val="nil"/>
+                <w:left w:space="0" w:sz="0" w:val="nil"/>
+                <w:bottom w:space="0" w:sz="0" w:val="nil"/>
+                <w:right w:space="0" w:sz="0" w:val="nil"/>
+                <w:between w:space="0" w:sz="0" w:val="nil"/>
+              </w:pBdr>
+              <w:shd w:fill="auto" w:val="clear"/>
+              <w:spacing w:after="0" w:before="0" w:line="240" w:lineRule="auto"/>
+              <w:ind w:left="720" w:right="0" w:hanging="360"/>
+              <w:jc w:val="left"/>
+              <w:rPr>
+                <w:u w:val="none"/>
+              </w:rPr>
+            </w:pPr>
+            <w:r>
+              <w:rPr>
+                <w:rtl w:val="0"/>
+              </w:rPr>
+              <w:t xml:space="preserve">Unscramble the sentence.</w:t>
+            </w:r>
+          </w:p>
+          <w:p>
+            <w:pPr>
+              <w:keepNext w:val="0"/>
+              <w:keepLines w:val="0"/>
+              <w:pageBreakBefore w:val="0"/>
+              <w:widowControl w:val="0"/>
+              <w:numPr>
+                <w:ilvl w:val="0"/>
+                <w:numId w:val="6"/>
+              </w:numPr>
+              <w:pBdr>
+                <w:top w:space="0" w:sz="0" w:val="nil"/>
+                <w:left w:space="0" w:sz="0" w:val="nil"/>
+                <w:bottom w:space="0" w:sz="0" w:val="nil"/>
+                <w:right w:space="0" w:sz="0" w:val="nil"/>
+                <w:between w:space="0" w:sz="0" w:val="nil"/>
+              </w:pBdr>
+              <w:shd w:fill="auto" w:val="clear"/>
+              <w:spacing w:after="0" w:before="0" w:line="240" w:lineRule="auto"/>
+              <w:ind w:left="720" w:right="0" w:hanging="360"/>
+              <w:jc w:val="left"/>
+              <w:rPr>
+                <w:u w:val="none"/>
+              </w:rPr>
+            </w:pPr>
+            <w:r>
+              <w:rPr>
+                <w:rtl w:val="0"/>
+              </w:rPr>
+              <w:t xml:space="preserve">Flip it when time is up to reveal the answer.</w:t>
+            </w:r>
+          </w:p>
+          <w:p>
+            <w:pPr>
+              <w:keepNext w:val="0"/>
+              <w:keepLines w:val="0"/>
+              <w:pageBreakBefore w:val="0"/>
+              <w:widowControl w:val="0"/>
+              <w:numPr>
+                <w:ilvl w:val="0"/>
+                <w:numId w:val="6"/>
+              </w:numPr>
+              <w:pBdr>
+                <w:top w:space="0" w:sz="0" w:val="nil"/>
+                <w:left w:space="0" w:sz="0" w:val="nil"/>
+                <w:bottom w:space="0" w:sz="0" w:val="nil"/>
+                <w:right w:space="0" w:sz="0" w:val="nil"/>
+                <w:between w:space="0" w:sz="0" w:val="nil"/>
+              </w:pBdr>
+              <w:shd w:fill="auto" w:val="clear"/>
+              <w:spacing w:after="0" w:before="0" w:line="240" w:lineRule="auto"/>
+              <w:ind w:left="720" w:right="0" w:hanging="360"/>
+              <w:jc w:val="left"/>
+              <w:rPr>
+                <w:u w:val="none"/>
+              </w:rPr>
+            </w:pPr>
+            <w:r>
+              <w:rPr>
+                <w:rtl w:val="0"/>
+              </w:rPr>
+              <w:t xml:space="preserve">Correct answers get to throw the Sticky Ball for points (time permitting)</w:t>
+            </w:r>
+          </w:p>
+          <w:p>
+            <w:pPr>
+              <w:keepNext w:val="0"/>
+              <w:keepLines w:val="0"/>
+              <w:pageBreakBefore w:val="0"/>
+              <w:widowControl w:val="0"/>
+              <w:pBdr>
+                <w:top w:space="0" w:sz="0" w:val="nil"/>
+                <w:left w:space="0" w:sz="0" w:val="nil"/>
+                <w:bottom w:space="0" w:sz="0" w:val="nil"/>
+                <w:right w:space="0" w:sz="0" w:val="nil"/>
+                <w:between w:space="0" w:sz="0" w:val="nil"/>
+              </w:pBdr>
+              <w:shd w:fill="auto" w:val="clear"/>
+              <w:spacing w:after="0" w:before="0" w:line="240" w:lineRule="auto"/>
+              <w:ind w:right="0"/>
+              <w:jc w:val="left"/>
+              <w:rPr/>
+            </w:pPr>
+            <w:r>
+              <w:rPr>
+                <w:rtl w:val="0"/>
+              </w:rPr>
+              <w:br w:type="textWrapping"/>
+              <w:t xml:space="preserve">ICQs: Do we show our answer before time is up?  Do we yell “Teacher Teacher”?</w:t>
             </w:r>
           </w:p>
         </w:tc>
@@ -5504,7 +6772,7 @@
               <w:rPr>
                 <w:rtl w:val="0"/>
               </w:rPr>
-              <w:t xml:space="preserve">I do / We do</w:t>
+              <w:t xml:space="preserve">T-SS / SS</w:t>
             </w:r>
           </w:p>
         </w:tc>
@@ -5548,7 +6816,84 @@
               <w:rPr>
                 <w:rtl w:val="0"/>
               </w:rPr>
-              <w:t xml:space="preserve">7</w:t>
+              <w:t xml:space="preserve">10</w:t>
+            </w:r>
+          </w:p>
+          <w:p>
+            <w:pPr>
+              <w:keepNext w:val="0"/>
+              <w:keepLines w:val="0"/>
+              <w:pageBreakBefore w:val="0"/>
+              <w:widowControl w:val="0"/>
+              <w:pBdr>
+                <w:top w:space="0" w:sz="0" w:val="nil"/>
+                <w:left w:space="0" w:sz="0" w:val="nil"/>
+                <w:bottom w:space="0" w:sz="0" w:val="nil"/>
+                <w:right w:space="0" w:sz="0" w:val="nil"/>
+                <w:between w:space="0" w:sz="0" w:val="nil"/>
+              </w:pBdr>
+              <w:shd w:fill="auto" w:val="clear"/>
+              <w:spacing w:after="0" w:before="0" w:line="240" w:lineRule="auto"/>
+              <w:ind w:left="0" w:right="0" w:firstLine="0"/>
+              <w:jc w:val="left"/>
+              <w:rPr/>
+            </w:pPr>
+            <w:r>
+              <w:rPr>
+                <w:rtl w:val="0"/>
+              </w:rPr>
+            </w:r>
+          </w:p>
+          <w:p>
+            <w:pPr>
+              <w:keepNext w:val="0"/>
+              <w:keepLines w:val="0"/>
+              <w:pageBreakBefore w:val="0"/>
+              <w:widowControl w:val="0"/>
+              <w:pBdr>
+                <w:top w:space="0" w:sz="0" w:val="nil"/>
+                <w:left w:space="0" w:sz="0" w:val="nil"/>
+                <w:bottom w:space="0" w:sz="0" w:val="nil"/>
+                <w:right w:space="0" w:sz="0" w:val="nil"/>
+                <w:between w:space="0" w:sz="0" w:val="nil"/>
+              </w:pBdr>
+              <w:shd w:fill="auto" w:val="clear"/>
+              <w:spacing w:after="0" w:before="0" w:line="240" w:lineRule="auto"/>
+              <w:ind w:left="0" w:right="0" w:firstLine="0"/>
+              <w:jc w:val="left"/>
+              <w:rPr/>
+            </w:pPr>
+            <w:r>
+              <w:rPr>
+                <w:rtl w:val="0"/>
+              </w:rPr>
+              <w:t xml:space="preserve">end</w:t>
+            </w:r>
+          </w:p>
+          <w:p>
+            <w:pPr>
+              <w:keepNext w:val="0"/>
+              <w:keepLines w:val="0"/>
+              <w:pageBreakBefore w:val="0"/>
+              <w:widowControl w:val="0"/>
+              <w:pBdr>
+                <w:top w:space="0" w:sz="0" w:val="nil"/>
+                <w:left w:space="0" w:sz="0" w:val="nil"/>
+                <w:bottom w:space="0" w:sz="0" w:val="nil"/>
+                <w:right w:space="0" w:sz="0" w:val="nil"/>
+                <w:between w:space="0" w:sz="0" w:val="nil"/>
+              </w:pBdr>
+              <w:shd w:fill="auto" w:val="clear"/>
+              <w:spacing w:after="0" w:before="0" w:line="240" w:lineRule="auto"/>
+              <w:ind w:left="0" w:right="0" w:firstLine="0"/>
+              <w:jc w:val="left"/>
+              <w:rPr/>
+            </w:pPr>
+            <w:r>
+              <w:rPr>
+                <w:rtl w:val="0"/>
+              </w:rPr>
+              <w:t xml:space="preserve">8:25- 8:30</w:t>
             </w:r>
           </w:p>
         </w:tc>
@@ -5582,11 +6927,12 @@
               <w:jc w:val="left"/>
               <w:rPr/>
             </w:pPr>
-            <w:r>
-              <w:rPr>
-                <w:rtl w:val="0"/>
-              </w:rPr>
-              <w:t xml:space="preserve">Slap the Board</w:t>
+            <w:commentRangeStart w:id="10"/>
+            <w:r>
+              <w:rPr>
+                <w:rtl w:val="0"/>
+              </w:rPr>
+              <w:t xml:space="preserve">Sentence Auction</w:t>
             </w:r>
           </w:p>
         </w:tc>
@@ -5620,17 +6966,219 @@
               <w:jc w:val="left"/>
               <w:rPr/>
             </w:pPr>
-            <w:r>
-              <w:rPr>
-                <w:rtl w:val="0"/>
-              </w:rPr>
-              <w:t xml:space="preserve">T displays 2 vocab images on screen. T calls a word and a number. Students race to slap the correct image. The first student back with the slapper wins a point. </w:t>
-              <w:br w:type="textWrapping"/>
-              <w:br w:type="textWrapping"/>
-              <w:t xml:space="preserve">Instructions: 1. Sit and listen. 2. Run and slap the correct picture when your number is called. 3. Put the slapper back in the circle. </w:t>
-              <w:br w:type="textWrapping"/>
-              <w:br w:type="textWrapping"/>
-              <w:t xml:space="preserve">ICQs: Do we stand before our number is called? Do we get the point if we slap the wrong picture? Do we leave the slapper on the floor?</w:t>
+            <w:commentRangeEnd w:id="10"/>
+            <w:r>
+              <w:commentReference w:id="10"/>
+            </w:r>
+            <w:r>
+              <w:rPr>
+                <w:rtl w:val="0"/>
+              </w:rPr>
+              <w:t xml:space="preserve">Each team has $1000.  Teams bid to buy broken sentences.  10 sentences are auctioned off.  Teams try to fix the sentences they bought.  1 point for each corrected sentence.  T then goes over corrections 1 sentence at a time.</w:t>
+            </w:r>
+          </w:p>
+          <w:p>
+            <w:pPr>
+              <w:keepNext w:val="0"/>
+              <w:keepLines w:val="0"/>
+              <w:pageBreakBefore w:val="0"/>
+              <w:widowControl w:val="0"/>
+              <w:pBdr>
+                <w:top w:space="0" w:sz="0" w:val="nil"/>
+                <w:left w:space="0" w:sz="0" w:val="nil"/>
+                <w:bottom w:space="0" w:sz="0" w:val="nil"/>
+                <w:right w:space="0" w:sz="0" w:val="nil"/>
+                <w:between w:space="0" w:sz="0" w:val="nil"/>
+              </w:pBdr>
+              <w:shd w:fill="auto" w:val="clear"/>
+              <w:spacing w:after="0" w:before="0" w:line="240" w:lineRule="auto"/>
+              <w:ind w:left="0" w:right="0" w:firstLine="0"/>
+              <w:jc w:val="left"/>
+              <w:rPr/>
+            </w:pPr>
+            <w:r>
+              <w:rPr>
+                <w:rtl w:val="0"/>
+              </w:rPr>
+            </w:r>
+          </w:p>
+          <w:p>
+            <w:pPr>
+              <w:keepNext w:val="0"/>
+              <w:keepLines w:val="0"/>
+              <w:pageBreakBefore w:val="0"/>
+              <w:widowControl w:val="0"/>
+              <w:pBdr>
+                <w:top w:space="0" w:sz="0" w:val="nil"/>
+                <w:left w:space="0" w:sz="0" w:val="nil"/>
+                <w:bottom w:space="0" w:sz="0" w:val="nil"/>
+                <w:right w:space="0" w:sz="0" w:val="nil"/>
+                <w:between w:space="0" w:sz="0" w:val="nil"/>
+              </w:pBdr>
+              <w:shd w:fill="auto" w:val="clear"/>
+              <w:spacing w:after="0" w:before="0" w:line="240" w:lineRule="auto"/>
+              <w:ind w:left="0" w:right="0" w:firstLine="0"/>
+              <w:jc w:val="left"/>
+              <w:rPr/>
+            </w:pPr>
+            <w:r>
+              <w:rPr>
+                <w:rtl w:val="0"/>
+              </w:rPr>
+              <w:t xml:space="preserve">Instructions:</w:t>
+            </w:r>
+          </w:p>
+          <w:p>
+            <w:pPr>
+              <w:keepNext w:val="0"/>
+              <w:keepLines w:val="0"/>
+              <w:pageBreakBefore w:val="0"/>
+              <w:widowControl w:val="0"/>
+              <w:numPr>
+                <w:ilvl w:val="0"/>
+                <w:numId w:val="4"/>
+              </w:numPr>
+              <w:pBdr>
+                <w:top w:space="0" w:sz="0" w:val="nil"/>
+                <w:left w:space="0" w:sz="0" w:val="nil"/>
+                <w:bottom w:space="0" w:sz="0" w:val="nil"/>
+                <w:right w:space="0" w:sz="0" w:val="nil"/>
+                <w:between w:space="0" w:sz="0" w:val="nil"/>
+              </w:pBdr>
+              <w:shd w:fill="auto" w:val="clear"/>
+              <w:spacing w:after="0" w:before="0" w:line="240" w:lineRule="auto"/>
+              <w:ind w:left="720" w:right="0" w:hanging="360"/>
+              <w:jc w:val="left"/>
+              <w:rPr>
+                <w:u w:val="none"/>
+              </w:rPr>
+            </w:pPr>
+            <w:r>
+              <w:rPr>
+                <w:rtl w:val="0"/>
+              </w:rPr>
+              <w:t xml:space="preserve">Look at the sentences.</w:t>
+            </w:r>
+          </w:p>
+          <w:p>
+            <w:pPr>
+              <w:keepNext w:val="0"/>
+              <w:keepLines w:val="0"/>
+              <w:pageBreakBefore w:val="0"/>
+              <w:widowControl w:val="0"/>
+              <w:numPr>
+                <w:ilvl w:val="0"/>
+                <w:numId w:val="4"/>
+              </w:numPr>
+              <w:pBdr>
+                <w:top w:space="0" w:sz="0" w:val="nil"/>
+                <w:left w:space="0" w:sz="0" w:val="nil"/>
+                <w:bottom w:space="0" w:sz="0" w:val="nil"/>
+                <w:right w:space="0" w:sz="0" w:val="nil"/>
+                <w:between w:space="0" w:sz="0" w:val="nil"/>
+              </w:pBdr>
+              <w:shd w:fill="auto" w:val="clear"/>
+              <w:spacing w:after="0" w:before="0" w:line="240" w:lineRule="auto"/>
+              <w:ind w:left="720" w:right="0" w:hanging="360"/>
+              <w:jc w:val="left"/>
+              <w:rPr>
+                <w:u w:val="none"/>
+              </w:rPr>
+            </w:pPr>
+            <w:r>
+              <w:rPr>
+                <w:rtl w:val="0"/>
+              </w:rPr>
+              <w:t xml:space="preserve">Can you fix them?</w:t>
+            </w:r>
+          </w:p>
+          <w:p>
+            <w:pPr>
+              <w:keepNext w:val="0"/>
+              <w:keepLines w:val="0"/>
+              <w:pageBreakBefore w:val="0"/>
+              <w:widowControl w:val="0"/>
+              <w:numPr>
+                <w:ilvl w:val="0"/>
+                <w:numId w:val="4"/>
+              </w:numPr>
+              <w:pBdr>
+                <w:top w:space="0" w:sz="0" w:val="nil"/>
+                <w:left w:space="0" w:sz="0" w:val="nil"/>
+                <w:bottom w:space="0" w:sz="0" w:val="nil"/>
+                <w:right w:space="0" w:sz="0" w:val="nil"/>
+                <w:between w:space="0" w:sz="0" w:val="nil"/>
+              </w:pBdr>
+              <w:shd w:fill="auto" w:val="clear"/>
+              <w:spacing w:after="0" w:before="0" w:line="240" w:lineRule="auto"/>
+              <w:ind w:left="720" w:right="0" w:hanging="360"/>
+              <w:jc w:val="left"/>
+              <w:rPr>
+                <w:u w:val="none"/>
+              </w:rPr>
+            </w:pPr>
+            <w:r>
+              <w:rPr>
+                <w:rtl w:val="0"/>
+              </w:rPr>
+              <w:t xml:space="preserve">Buy them if you can.</w:t>
+            </w:r>
+          </w:p>
+          <w:p>
+            <w:pPr>
+              <w:keepNext w:val="0"/>
+              <w:keepLines w:val="0"/>
+              <w:pageBreakBefore w:val="0"/>
+              <w:widowControl w:val="0"/>
+              <w:numPr>
+                <w:ilvl w:val="0"/>
+                <w:numId w:val="4"/>
+              </w:numPr>
+              <w:pBdr>
+                <w:top w:space="0" w:sz="0" w:val="nil"/>
+                <w:left w:space="0" w:sz="0" w:val="nil"/>
+                <w:bottom w:space="0" w:sz="0" w:val="nil"/>
+                <w:right w:space="0" w:sz="0" w:val="nil"/>
+                <w:between w:space="0" w:sz="0" w:val="nil"/>
+              </w:pBdr>
+              <w:shd w:fill="auto" w:val="clear"/>
+              <w:spacing w:after="0" w:before="0" w:line="240" w:lineRule="auto"/>
+              <w:ind w:left="720" w:right="0" w:hanging="360"/>
+              <w:jc w:val="left"/>
+              <w:rPr>
+                <w:u w:val="none"/>
+              </w:rPr>
+            </w:pPr>
+            <w:r>
+              <w:rPr>
+                <w:rtl w:val="0"/>
+              </w:rPr>
+              <w:t xml:space="preserve">The team that fixes the most sentences wins.</w:t>
+            </w:r>
+          </w:p>
+          <w:p>
+            <w:pPr>
+              <w:keepNext w:val="0"/>
+              <w:keepLines w:val="0"/>
+              <w:pageBreakBefore w:val="0"/>
+              <w:widowControl w:val="0"/>
+              <w:pBdr>
+                <w:top w:space="0" w:sz="0" w:val="nil"/>
+                <w:left w:space="0" w:sz="0" w:val="nil"/>
+                <w:bottom w:space="0" w:sz="0" w:val="nil"/>
+                <w:right w:space="0" w:sz="0" w:val="nil"/>
+                <w:between w:space="0" w:sz="0" w:val="nil"/>
+              </w:pBdr>
+              <w:shd w:fill="auto" w:val="clear"/>
+              <w:spacing w:after="0" w:before="0" w:line="240" w:lineRule="auto"/>
+              <w:ind w:left="720" w:right="0" w:firstLine="0"/>
+              <w:jc w:val="left"/>
+              <w:rPr/>
+            </w:pPr>
+            <w:r>
+              <w:rPr>
+                <w:rtl w:val="0"/>
+              </w:rPr>
             </w:r>
           </w:p>
         </w:tc>
@@ -5668,345 +7216,7 @@
               <w:rPr>
                 <w:rtl w:val="0"/>
               </w:rPr>
-              <w:t xml:space="preserve">You do</w:t>
-            </w:r>
-          </w:p>
-        </w:tc>
-      </w:tr>
-      <w:tr>
-        <w:trPr>
-          <w:cantSplit w:val="0"/>
-          <w:tblHeader w:val="0"/>
-        </w:trPr>
-        <w:tc>
-          <w:tcPr>
-            <w:shd w:fill="auto" w:val="clear"/>
-            <w:tcMar>
-              <w:top w:w="100.0" w:type="dxa"/>
-              <w:left w:w="100.0" w:type="dxa"/>
-              <w:bottom w:w="100.0" w:type="dxa"/>
-              <w:right w:w="100.0" w:type="dxa"/>
-            </w:tcMar>
-            <w:vAlign w:val="top"/>
-          </w:tcPr>
-          <w:p>
-            <w:pPr>
-              <w:keepNext w:val="0"/>
-              <w:keepLines w:val="0"/>
-              <w:pageBreakBefore w:val="0"/>
-              <w:widowControl w:val="0"/>
-              <w:pBdr>
-                <w:top w:space="0" w:sz="0" w:val="nil"/>
-                <w:left w:space="0" w:sz="0" w:val="nil"/>
-                <w:bottom w:space="0" w:sz="0" w:val="nil"/>
-                <w:right w:space="0" w:sz="0" w:val="nil"/>
-                <w:between w:space="0" w:sz="0" w:val="nil"/>
-              </w:pBdr>
-              <w:shd w:fill="auto" w:val="clear"/>
-              <w:spacing w:after="0" w:before="0" w:line="240" w:lineRule="auto"/>
-              <w:ind w:left="0" w:right="0" w:firstLine="0"/>
-              <w:jc w:val="left"/>
-              <w:rPr/>
-            </w:pPr>
-            <w:r>
-              <w:rPr>
-                <w:rtl w:val="0"/>
-              </w:rPr>
-              <w:t xml:space="preserve">12</w:t>
-            </w:r>
-          </w:p>
-        </w:tc>
-        <w:tc>
-          <w:tcPr>
-            <w:shd w:fill="auto" w:val="clear"/>
-            <w:tcMar>
-              <w:top w:w="100.0" w:type="dxa"/>
-              <w:left w:w="100.0" w:type="dxa"/>
-              <w:bottom w:w="100.0" w:type="dxa"/>
-              <w:right w:w="100.0" w:type="dxa"/>
-            </w:tcMar>
-            <w:vAlign w:val="top"/>
-          </w:tcPr>
-          <w:p>
-            <w:pPr>
-              <w:keepNext w:val="0"/>
-              <w:keepLines w:val="0"/>
-              <w:pageBreakBefore w:val="0"/>
-              <w:widowControl w:val="0"/>
-              <w:pBdr>
-                <w:top w:space="0" w:sz="0" w:val="nil"/>
-                <w:left w:space="0" w:sz="0" w:val="nil"/>
-                <w:bottom w:space="0" w:sz="0" w:val="nil"/>
-                <w:right w:space="0" w:sz="0" w:val="nil"/>
-                <w:between w:space="0" w:sz="0" w:val="nil"/>
-              </w:pBdr>
-              <w:shd w:fill="auto" w:val="clear"/>
-              <w:spacing w:after="0" w:before="0" w:line="240" w:lineRule="auto"/>
-              <w:ind w:left="0" w:right="0" w:firstLine="0"/>
-              <w:jc w:val="left"/>
-              <w:rPr/>
-            </w:pPr>
-            <w:r>
-              <w:rPr>
-                <w:rtl w:val="0"/>
-              </w:rPr>
-              <w:t xml:space="preserve">Word Order Race</w:t>
-            </w:r>
-          </w:p>
-        </w:tc>
-        <w:tc>
-          <w:tcPr>
-            <w:shd w:fill="auto" w:val="clear"/>
-            <w:tcMar>
-              <w:top w:w="100.0" w:type="dxa"/>
-              <w:left w:w="100.0" w:type="dxa"/>
-              <w:bottom w:w="100.0" w:type="dxa"/>
-              <w:right w:w="100.0" w:type="dxa"/>
-            </w:tcMar>
-            <w:vAlign w:val="top"/>
-          </w:tcPr>
-          <w:p>
-            <w:pPr>
-              <w:keepNext w:val="0"/>
-              <w:keepLines w:val="0"/>
-              <w:pageBreakBefore w:val="0"/>
-              <w:widowControl w:val="0"/>
-              <w:pBdr>
-                <w:top w:space="0" w:sz="0" w:val="nil"/>
-                <w:left w:space="0" w:sz="0" w:val="nil"/>
-                <w:bottom w:space="0" w:sz="0" w:val="nil"/>
-                <w:right w:space="0" w:sz="0" w:val="nil"/>
-                <w:between w:space="0" w:sz="0" w:val="nil"/>
-              </w:pBdr>
-              <w:shd w:fill="auto" w:val="clear"/>
-              <w:spacing w:after="0" w:before="0" w:line="240" w:lineRule="auto"/>
-              <w:ind w:left="0" w:right="0" w:firstLine="0"/>
-              <w:jc w:val="left"/>
-              <w:rPr/>
-            </w:pPr>
-            <w:r>
-              <w:rPr>
-                <w:rtl w:val="0"/>
-              </w:rPr>
-              <w:t xml:space="preserve">Students work in pairs on MWBs to unscramble past simple questions. When the timer ends students flip boards simultaneously. T scans all boards, correct teams get points. </w:t>
-              <w:br w:type="textWrapping"/>
-              <w:br w:type="textWrapping"/>
-              <w:t xml:space="preserve">1. Look at the scrambled words. 2. Write the correct question on your whiteboard. 3. Flip when the timer ends. </w:t>
-              <w:br w:type="textWrapping"/>
-              <w:br w:type="textWrapping"/>
-              <w:t xml:space="preserve">ICQs: Do we flip before the timer? Do we write one word or the whole question? Do we call out the answer?</w:t>
-            </w:r>
-          </w:p>
-        </w:tc>
-        <w:tc>
-          <w:tcPr>
-            <w:shd w:fill="auto" w:val="clear"/>
-            <w:tcMar>
-              <w:top w:w="100.0" w:type="dxa"/>
-              <w:left w:w="100.0" w:type="dxa"/>
-              <w:bottom w:w="100.0" w:type="dxa"/>
-              <w:right w:w="100.0" w:type="dxa"/>
-            </w:tcMar>
-            <w:vAlign w:val="top"/>
-          </w:tcPr>
-          <w:p>
-            <w:pPr>
-              <w:keepNext w:val="0"/>
-              <w:keepLines w:val="0"/>
-              <w:pageBreakBefore w:val="0"/>
-              <w:widowControl w:val="0"/>
-              <w:pBdr>
-                <w:top w:space="0" w:sz="0" w:val="nil"/>
-                <w:left w:space="0" w:sz="0" w:val="nil"/>
-                <w:bottom w:space="0" w:sz="0" w:val="nil"/>
-                <w:right w:space="0" w:sz="0" w:val="nil"/>
-                <w:between w:space="0" w:sz="0" w:val="nil"/>
-              </w:pBdr>
-              <w:shd w:fill="auto" w:val="clear"/>
-              <w:spacing w:after="0" w:before="0" w:line="240" w:lineRule="auto"/>
-              <w:ind w:left="0" w:right="0" w:firstLine="0"/>
-              <w:jc w:val="left"/>
-              <w:rPr/>
-            </w:pPr>
-            <w:r>
-              <w:rPr>
-                <w:rtl w:val="0"/>
-              </w:rPr>
-              <w:t xml:space="preserve">We do / You do</w:t>
-            </w:r>
-          </w:p>
-        </w:tc>
-      </w:tr>
-      <w:tr>
-        <w:trPr>
-          <w:cantSplit w:val="0"/>
-          <w:tblHeader w:val="0"/>
-        </w:trPr>
-        <w:tc>
-          <w:tcPr>
-            <w:shd w:fill="auto" w:val="clear"/>
-            <w:tcMar>
-              <w:top w:w="100.0" w:type="dxa"/>
-              <w:left w:w="100.0" w:type="dxa"/>
-              <w:bottom w:w="100.0" w:type="dxa"/>
-              <w:right w:w="100.0" w:type="dxa"/>
-            </w:tcMar>
-            <w:vAlign w:val="top"/>
-          </w:tcPr>
-          <w:p>
-            <w:pPr>
-              <w:keepNext w:val="0"/>
-              <w:keepLines w:val="0"/>
-              <w:pageBreakBefore w:val="0"/>
-              <w:widowControl w:val="0"/>
-              <w:pBdr>
-                <w:top w:space="0" w:sz="0" w:val="nil"/>
-                <w:left w:space="0" w:sz="0" w:val="nil"/>
-                <w:bottom w:space="0" w:sz="0" w:val="nil"/>
-                <w:right w:space="0" w:sz="0" w:val="nil"/>
-                <w:between w:space="0" w:sz="0" w:val="nil"/>
-              </w:pBdr>
-              <w:shd w:fill="auto" w:val="clear"/>
-              <w:spacing w:after="0" w:before="0" w:line="240" w:lineRule="auto"/>
-              <w:ind w:left="0" w:right="0" w:firstLine="0"/>
-              <w:jc w:val="left"/>
-              <w:rPr/>
-            </w:pPr>
-            <w:r>
-              <w:rPr>
-                <w:rtl w:val="0"/>
-              </w:rPr>
-              <w:t xml:space="preserve">15</w:t>
-            </w:r>
-          </w:p>
-        </w:tc>
-        <w:tc>
-          <w:tcPr>
-            <w:shd w:fill="auto" w:val="clear"/>
-            <w:tcMar>
-              <w:top w:w="100.0" w:type="dxa"/>
-              <w:left w:w="100.0" w:type="dxa"/>
-              <w:bottom w:w="100.0" w:type="dxa"/>
-              <w:right w:w="100.0" w:type="dxa"/>
-            </w:tcMar>
-            <w:vAlign w:val="top"/>
-          </w:tcPr>
-          <w:p>
-            <w:pPr>
-              <w:keepNext w:val="0"/>
-              <w:keepLines w:val="0"/>
-              <w:pageBreakBefore w:val="0"/>
-              <w:widowControl w:val="0"/>
-              <w:pBdr>
-                <w:top w:space="0" w:sz="0" w:val="nil"/>
-                <w:left w:space="0" w:sz="0" w:val="nil"/>
-                <w:bottom w:space="0" w:sz="0" w:val="nil"/>
-                <w:right w:space="0" w:sz="0" w:val="nil"/>
-                <w:between w:space="0" w:sz="0" w:val="nil"/>
-              </w:pBdr>
-              <w:shd w:fill="auto" w:val="clear"/>
-              <w:spacing w:after="0" w:before="0" w:line="240" w:lineRule="auto"/>
-              <w:ind w:left="0" w:right="0" w:firstLine="0"/>
-              <w:jc w:val="left"/>
-              <w:rPr/>
-            </w:pPr>
-            <w:r>
-              <w:rPr>
-                <w:rtl w:val="0"/>
-              </w:rPr>
-              <w:t xml:space="preserve">Flip It</w:t>
-            </w:r>
-          </w:p>
-        </w:tc>
-        <w:tc>
-          <w:tcPr>
-            <w:shd w:fill="auto" w:val="clear"/>
-            <w:tcMar>
-              <w:top w:w="100.0" w:type="dxa"/>
-              <w:left w:w="100.0" w:type="dxa"/>
-              <w:bottom w:w="100.0" w:type="dxa"/>
-              <w:right w:w="100.0" w:type="dxa"/>
-            </w:tcMar>
-            <w:vAlign w:val="top"/>
-          </w:tcPr>
-          <w:p>
-            <w:pPr>
-              <w:keepNext w:val="0"/>
-              <w:keepLines w:val="0"/>
-              <w:pageBreakBefore w:val="0"/>
-              <w:widowControl w:val="0"/>
-              <w:pBdr>
-                <w:top w:space="0" w:sz="0" w:val="nil"/>
-                <w:left w:space="0" w:sz="0" w:val="nil"/>
-                <w:bottom w:space="0" w:sz="0" w:val="nil"/>
-                <w:right w:space="0" w:sz="0" w:val="nil"/>
-                <w:between w:space="0" w:sz="0" w:val="nil"/>
-              </w:pBdr>
-              <w:shd w:fill="auto" w:val="clear"/>
-              <w:spacing w:after="0" w:before="0" w:line="240" w:lineRule="auto"/>
-              <w:ind w:left="0" w:right="0" w:firstLine="0"/>
-              <w:jc w:val="left"/>
-              <w:rPr/>
-            </w:pPr>
-            <w:commentRangeStart w:id="2"/>
-            <w:r>
-              <w:rPr>
-                <w:rtl w:val="0"/>
-              </w:rPr>
-              <w:t xml:space="preserve">Students write missing time expressions on MWBs and flip when the timer ends. T circulates and scans boards before reveal. T corrects incorrect answers in context. </w:t>
-              <w:br w:type="textWrapping"/>
-              <w:br w:type="textWrapping"/>
-              <w:t xml:space="preserve">Instructions: 1. Look at the sentence. 2. Write the missing time expression on your whiteboard. 3. Flip when the timer ends. </w:t>
-              <w:br w:type="textWrapping"/>
-              <w:br w:type="textWrapping"/>
-              <w:t xml:space="preserve">ICQs: Do we write the whole sentence or just the missing words? Do we flip early?</w:t>
-            </w:r>
-            <w:commentRangeEnd w:id="2"/>
-            <w:r>
-              <w:commentReference w:id="2"/>
-            </w:r>
-            <w:r>
-              <w:rPr>
-                <w:rtl w:val="0"/>
-              </w:rPr>
-            </w:r>
-          </w:p>
-        </w:tc>
-        <w:tc>
-          <w:tcPr>
-            <w:shd w:fill="auto" w:val="clear"/>
-            <w:tcMar>
-              <w:top w:w="100.0" w:type="dxa"/>
-              <w:left w:w="100.0" w:type="dxa"/>
-              <w:bottom w:w="100.0" w:type="dxa"/>
-              <w:right w:w="100.0" w:type="dxa"/>
-            </w:tcMar>
-            <w:vAlign w:val="top"/>
-          </w:tcPr>
-          <w:p>
-            <w:pPr>
-              <w:keepNext w:val="0"/>
-              <w:keepLines w:val="0"/>
-              <w:pageBreakBefore w:val="0"/>
-              <w:widowControl w:val="0"/>
-              <w:pBdr>
-                <w:top w:space="0" w:sz="0" w:val="nil"/>
-                <w:left w:space="0" w:sz="0" w:val="nil"/>
-                <w:bottom w:space="0" w:sz="0" w:val="nil"/>
-                <w:right w:space="0" w:sz="0" w:val="nil"/>
-                <w:between w:space="0" w:sz="0" w:val="nil"/>
-              </w:pBdr>
-              <w:shd w:fill="auto" w:val="clear"/>
-              <w:spacing w:after="0" w:before="0" w:line="240" w:lineRule="auto"/>
-              <w:ind w:left="0" w:right="0" w:firstLine="0"/>
-              <w:jc w:val="left"/>
-              <w:rPr/>
-            </w:pPr>
-            <w:r>
-              <w:rPr>
-                <w:rtl w:val="0"/>
-              </w:rPr>
-              <w:t xml:space="preserve">We do / You do</w:t>
+              <w:t xml:space="preserve">T-SS / SS-SS / T-S-T</w:t>
             </w:r>
           </w:p>
         </w:tc>
@@ -6105,7 +7315,7 @@
             </w:pPr>
             <w:bookmarkStart w:colFirst="0" w:colLast="0" w:name="_9m3x1yhkstxd" w:id="3"/>
             <w:bookmarkEnd w:id="3"/>
-            <w:hyperlink r:id="rId27">
+            <w:hyperlink r:id="rId26">
               <w:r>
                 <w:rPr>
                   <w:rFonts w:ascii="Calibri" w:cs="Calibri" w:eastAsia="Calibri" w:hAnsi="Calibri"/>
@@ -6178,7 +7388,7 @@
                 <w:szCs w:val="24"/>
               </w:rPr>
             </w:pPr>
-            <w:bookmarkStart w:colFirst="0" w:colLast="0" w:name="_kkyvfy3v6712" w:id="4"/>
+            <w:bookmarkStart w:colFirst="0" w:colLast="0" w:name="_wwmixzz9jg7q" w:id="4"/>
             <w:bookmarkEnd w:id="4"/>
             <w:r>
               <w:rPr>
@@ -6272,7 +7482,7 @@
                   <w:pPr>
                     <w:numPr>
                       <w:ilvl w:val="0"/>
-                      <w:numId w:val="3"/>
+                      <w:numId w:val="5"/>
                     </w:numPr>
                     <w:spacing w:after="0" w:before="0" w:line="240" w:lineRule="auto"/>
                     <w:ind w:left="720" w:hanging="360"/>
@@ -6292,7 +7502,7 @@
                   <w:pPr>
                     <w:numPr>
                       <w:ilvl w:val="0"/>
-                      <w:numId w:val="3"/>
+                      <w:numId w:val="5"/>
                     </w:numPr>
                     <w:spacing w:after="0" w:before="0" w:line="240" w:lineRule="auto"/>
                     <w:ind w:left="720" w:hanging="360"/>
@@ -6312,7 +7522,7 @@
                   <w:pPr>
                     <w:numPr>
                       <w:ilvl w:val="0"/>
-                      <w:numId w:val="3"/>
+                      <w:numId w:val="5"/>
                     </w:numPr>
                     <w:spacing w:after="0" w:before="0" w:line="240" w:lineRule="auto"/>
                     <w:ind w:left="720" w:hanging="360"/>
@@ -6339,7 +7549,7 @@
                   <w:pPr>
                     <w:numPr>
                       <w:ilvl w:val="0"/>
-                      <w:numId w:val="3"/>
+                      <w:numId w:val="5"/>
                     </w:numPr>
                     <w:spacing w:after="0" w:before="0" w:line="240" w:lineRule="auto"/>
                     <w:ind w:left="720" w:hanging="360"/>
@@ -6359,7 +7569,7 @@
                   <w:pPr>
                     <w:numPr>
                       <w:ilvl w:val="0"/>
-                      <w:numId w:val="3"/>
+                      <w:numId w:val="5"/>
                     </w:numPr>
                     <w:spacing w:after="0" w:before="0" w:line="240" w:lineRule="auto"/>
                     <w:ind w:left="720" w:hanging="360"/>
@@ -6379,7 +7589,7 @@
                   <w:pPr>
                     <w:numPr>
                       <w:ilvl w:val="0"/>
-                      <w:numId w:val="3"/>
+                      <w:numId w:val="5"/>
                     </w:numPr>
                     <w:spacing w:after="0" w:before="0" w:line="240" w:lineRule="auto"/>
                     <w:ind w:left="720" w:hanging="360"/>
@@ -6410,7 +7620,7 @@
                   <w:pPr>
                     <w:numPr>
                       <w:ilvl w:val="0"/>
-                      <w:numId w:val="3"/>
+                      <w:numId w:val="5"/>
                     </w:numPr>
                     <w:spacing w:after="0" w:before="0" w:line="240" w:lineRule="auto"/>
                     <w:ind w:left="720" w:hanging="360"/>
@@ -6434,7 +7644,7 @@
                   <w:pPr>
                     <w:numPr>
                       <w:ilvl w:val="0"/>
-                      <w:numId w:val="3"/>
+                      <w:numId w:val="5"/>
                     </w:numPr>
                     <w:spacing w:after="0" w:before="0" w:line="240" w:lineRule="auto"/>
                     <w:ind w:left="720" w:hanging="360"/>
@@ -6458,7 +7668,7 @@
                   <w:pPr>
                     <w:numPr>
                       <w:ilvl w:val="0"/>
-                      <w:numId w:val="3"/>
+                      <w:numId w:val="5"/>
                     </w:numPr>
                     <w:spacing w:after="0" w:before="0" w:line="240" w:lineRule="auto"/>
                     <w:ind w:left="720" w:hanging="360"/>
@@ -6489,7 +7699,7 @@
                   <w:pPr>
                     <w:numPr>
                       <w:ilvl w:val="0"/>
-                      <w:numId w:val="3"/>
+                      <w:numId w:val="5"/>
                     </w:numPr>
                     <w:spacing w:after="0" w:before="0" w:line="240" w:lineRule="auto"/>
                     <w:ind w:left="720" w:hanging="360"/>
@@ -6513,7 +7723,7 @@
                   <w:pPr>
                     <w:numPr>
                       <w:ilvl w:val="0"/>
-                      <w:numId w:val="3"/>
+                      <w:numId w:val="5"/>
                     </w:numPr>
                     <w:spacing w:after="0" w:before="0" w:line="240" w:lineRule="auto"/>
                     <w:ind w:left="720" w:hanging="360"/>
@@ -6537,7 +7747,7 @@
                   <w:pPr>
                     <w:numPr>
                       <w:ilvl w:val="0"/>
-                      <w:numId w:val="3"/>
+                      <w:numId w:val="5"/>
                     </w:numPr>
                     <w:spacing w:after="0" w:before="0" w:line="240" w:lineRule="auto"/>
                     <w:ind w:left="720" w:hanging="360"/>
@@ -6598,8 +7808,16 @@
               <w:rPr>
                 <w:rtl w:val="0"/>
               </w:rPr>
-              <w:t xml:space="preserve">Critical thinking is embedded in the Word Order Race and Flip It activities, where students must evaluate grammatical form and time expression placement under time pressure rather than simply recalling memorised answers. Communication is practiced continuously across both sessions through oral production in the speaking test, choral and individual drilling during vocabulary presentation, and MWB responses during game activities. Collaboration is central to the team-based game structures, where pairs negotiate question forms together during Word Order Race and support each other's responses. Citizenship and social skills are developed through the speaking test's paired format, which requires students to listen actively to their partner, take turns, and respond to each other's prompts respectfully, reflecting real-world communicative norms.</w:t>
-            </w:r>
+              <w:t xml:space="preserve">Critical thinking is embedded in competitive game formats where students must evaluate questions and justify answers under time pressure. Collaboration is central to all team-based activities, where students negotiate responses and support peers. Communication is practiced continuously through oral production, buzzing in, and responding to prompts across all game formats. Student agency and creativity are encouraged through the game selection process, where students vote on which activity to play next.</w:t>
+            </w:r>
+          </w:p>
+          <w:p>
+            <w:pPr>
+              <w:spacing w:after="0" w:before="0" w:line="240" w:lineRule="auto"/>
+              <w:rPr>
+                <w:color w:val="5b9bd5"/>
+              </w:rPr>
+            </w:pPr>
             <w:r>
               <w:rPr>
                 <w:rtl w:val="0"/>
@@ -6660,6 +7878,7 @@
       <w:tr>
         <w:trPr>
           <w:cantSplit w:val="0"/>
+          <w:trHeight w:val="375" w:hRule="atLeast"/>
           <w:tblHeader w:val="0"/>
         </w:trPr>
         <w:tc>
@@ -6753,8 +7972,6 @@
             <w:pPr>
               <w:spacing w:after="0" w:before="0" w:line="240" w:lineRule="auto"/>
               <w:rPr>
-                <w:b w:val="1"/>
-                <w:bCs w:val="1"/>
                 <w:color w:val="2e75b5"/>
               </w:rPr>
             </w:pPr>
@@ -6766,7 +7983,52 @@
           </w:p>
           <w:p>
             <w:pPr>
-              <w:spacing w:after="0" w:before="0" w:line="240" w:lineRule="auto"/>
+              <w:keepNext w:val="0"/>
+              <w:keepLines w:val="0"/>
+              <w:pageBreakBefore w:val="0"/>
+              <w:widowControl w:val="0"/>
+              <w:pBdr>
+                <w:top w:space="0" w:sz="0" w:val="nil"/>
+                <w:left w:space="0" w:sz="0" w:val="nil"/>
+                <w:bottom w:space="0" w:sz="0" w:val="nil"/>
+                <w:right w:space="0" w:sz="0" w:val="nil"/>
+                <w:between w:space="0" w:sz="0" w:val="nil"/>
+              </w:pBdr>
+              <w:shd w:fill="auto" w:val="clear"/>
+              <w:spacing w:after="0" w:before="0" w:line="240" w:lineRule="auto"/>
+              <w:ind w:left="0" w:right="0" w:firstLine="0"/>
+              <w:jc w:val="left"/>
+              <w:rPr/>
+            </w:pPr>
+            <w:r>
+              <w:rPr>
+                <w:rtl w:val="0"/>
+              </w:rPr>
+              <w:t xml:space="preserve">This is the final review lesson for the J4B module. As most students are expected to continue into the next module, language gaps identified through game performance and teacher observation during this lesson will inform differentiation planning and grouping decisions for the incoming class. No additional review homework is assigned given the summative test follows shortly after.</w:t>
+            </w:r>
+            <w:r>
+              <w:rPr>
+                <w:rtl w:val="0"/>
+              </w:rPr>
+            </w:r>
+          </w:p>
+          <w:p>
+            <w:pPr>
+              <w:keepNext w:val="0"/>
+              <w:keepLines w:val="0"/>
+              <w:pageBreakBefore w:val="0"/>
+              <w:widowControl w:val="0"/>
+              <w:pBdr>
+                <w:top w:space="0" w:sz="0" w:val="nil"/>
+                <w:left w:space="0" w:sz="0" w:val="nil"/>
+                <w:bottom w:space="0" w:sz="0" w:val="nil"/>
+                <w:right w:space="0" w:sz="0" w:val="nil"/>
+                <w:between w:space="0" w:sz="0" w:val="nil"/>
+              </w:pBdr>
+              <w:shd w:fill="auto" w:val="clear"/>
+              <w:spacing w:after="0" w:before="0" w:line="240" w:lineRule="auto"/>
+              <w:ind w:left="0" w:right="0" w:firstLine="0"/>
+              <w:jc w:val="left"/>
               <w:rPr>
                 <w:b w:val="1"/>
                 <w:bCs w:val="1"/>
@@ -6777,8 +8039,60 @@
               <w:rPr>
                 <w:rtl w:val="0"/>
               </w:rPr>
-              <w:t xml:space="preserve">As this lesson comprised two distinct components, review takes different forms for each. The EOMT speaking test is a summative assessment and does not require review in the traditional sense; however, T will use observational notes from the test to inform differentiation decisions and grouping in future lessons. For the J5A welcome lesson, the low-stakes introductory nature of the activities means formal review is not necessary before moving on. The vocabulary and past simple structures introduced here will be recycled naturally through the Module 5 grammar and vocabulary lessons that follow, providing organic spaced repetition without the need for a dedicated review activity.</w:t>
-            </w:r>
+            </w:r>
+          </w:p>
+          <w:p>
+            <w:pPr>
+              <w:keepNext w:val="0"/>
+              <w:keepLines w:val="0"/>
+              <w:pageBreakBefore w:val="0"/>
+              <w:widowControl w:val="0"/>
+              <w:pBdr>
+                <w:top w:space="0" w:sz="0" w:val="nil"/>
+                <w:left w:space="0" w:sz="0" w:val="nil"/>
+                <w:bottom w:space="0" w:sz="0" w:val="nil"/>
+                <w:right w:space="0" w:sz="0" w:val="nil"/>
+                <w:between w:space="0" w:sz="0" w:val="nil"/>
+              </w:pBdr>
+              <w:shd w:fill="auto" w:val="clear"/>
+              <w:spacing w:after="0" w:before="0" w:line="240" w:lineRule="auto"/>
+              <w:ind w:left="0" w:right="0" w:firstLine="0"/>
+              <w:jc w:val="left"/>
+              <w:rPr>
+                <w:b w:val="1"/>
+                <w:bCs w:val="1"/>
+                <w:color w:val="1155cc"/>
+              </w:rPr>
+            </w:pPr>
+            <w:r>
+              <w:rPr>
+                <w:rtl w:val="0"/>
+              </w:rPr>
+            </w:r>
+          </w:p>
+          <w:p>
+            <w:pPr>
+              <w:keepNext w:val="0"/>
+              <w:keepLines w:val="0"/>
+              <w:pageBreakBefore w:val="0"/>
+              <w:widowControl w:val="0"/>
+              <w:pBdr>
+                <w:top w:space="0" w:sz="0" w:val="nil"/>
+                <w:left w:space="0" w:sz="0" w:val="nil"/>
+                <w:bottom w:space="0" w:sz="0" w:val="nil"/>
+                <w:right w:space="0" w:sz="0" w:val="nil"/>
+                <w:between w:space="0" w:sz="0" w:val="nil"/>
+              </w:pBdr>
+              <w:shd w:fill="auto" w:val="clear"/>
+              <w:spacing w:after="0" w:before="0" w:line="240" w:lineRule="auto"/>
+              <w:ind w:left="0" w:right="0" w:firstLine="0"/>
+              <w:jc w:val="left"/>
+              <w:rPr>
+                <w:b w:val="1"/>
+                <w:bCs w:val="1"/>
+                <w:color w:val="1155cc"/>
+              </w:rPr>
+            </w:pPr>
             <w:r>
               <w:rPr>
                 <w:rtl w:val="0"/>
@@ -6922,7 +8236,7 @@
               </w:rPr>
               <w:t xml:space="preserve">Describe the </w:t>
             </w:r>
-            <w:hyperlink r:id="rId28">
+            <w:hyperlink r:id="rId27">
               <w:r>
                 <w:rPr>
                   <w:b w:val="1"/>
@@ -6966,7 +8280,61 @@
               <w:rPr>
                 <w:rtl w:val="0"/>
               </w:rPr>
-              <w:t xml:space="preserve">This lesson comprises two sessions. The summative assessment for the J4B session is the J4B End of Module Test, administered at the end of Module 4B. It is a four-skills assessment comprising a listening test, a vocabulary, grammar, reading, and writing paper, and a paired oral speaking assessment. The speaking component was conducted as part of this recorded lesson. The written and listening components were administered separately in a standard classroom test session. The J5A session is an introductory welcome lesson and does not have its own summative assessment; the next summative will be the J5A End of Module Test at the conclusion of J5A, which will follow a similar four-skills format.</w:t>
+              <w:t xml:space="preserve">The summative assessment for this module is the J4B End of Module Test, taking place shortly after this lesson. It consists of four components: Listening (Parts 1 &amp; 2), Vocabulary/Grammar/Reading/Writing, and Speaking. The written paper covers weather and disaster vocabulary labelling, character adjective definitions, passive voice sentence transformation, health vocabulary gap-fill, and a short narrative writing task using past continuous with </w:t>
+            </w:r>
+            <w:r>
+              <w:rPr>
+                <w:i w:val="1"/>
+                <w:iCs w:val="1"/>
+                <w:rtl w:val="0"/>
+              </w:rPr>
+              <w:t xml:space="preserve">when/after</w:t>
+            </w:r>
+            <w:r>
+              <w:rPr>
+                <w:rtl w:val="0"/>
+              </w:rPr>
+              <w:t xml:space="preserve"> clauses. The speaking test requires students to answer personal questions, describe picture differences using present perfect (</w:t>
+            </w:r>
+            <w:r>
+              <w:rPr>
+                <w:i w:val="1"/>
+                <w:iCs w:val="1"/>
+                <w:rtl w:val="0"/>
+              </w:rPr>
+              <w:t xml:space="preserve">just/yet</w:t>
+            </w:r>
+            <w:r>
+              <w:rPr>
+                <w:rtl w:val="0"/>
+              </w:rPr>
+              <w:t xml:space="preserve">), give advice using </w:t>
+            </w:r>
+            <w:r>
+              <w:rPr>
+                <w:i w:val="1"/>
+                <w:iCs w:val="1"/>
+                <w:rtl w:val="0"/>
+              </w:rPr>
+              <w:t xml:space="preserve">should</w:t>
+            </w:r>
+            <w:r>
+              <w:rPr>
+                <w:rtl w:val="0"/>
+              </w:rPr>
+              <w:t xml:space="preserve">, and narrate a story from a cartoon strip.</w:t>
+            </w:r>
+          </w:p>
+          <w:p>
+            <w:pPr>
+              <w:widowControl w:val="0"/>
+              <w:spacing w:after="0" w:before="0" w:line="240" w:lineRule="auto"/>
+              <w:rPr/>
+            </w:pPr>
+            <w:r>
+              <w:rPr>
+                <w:rtl w:val="0"/>
+              </w:rPr>
             </w:r>
           </w:p>
           <w:p>
@@ -7021,7 +8389,7 @@
               <w:rPr>
                 <w:rtl w:val="0"/>
               </w:rPr>
-              <w:t xml:space="preserve">For J5A, target vocabulary and grammar will be recycled and built upon systematically across the module through game-based activities, listening and reading tasks, and communicative speaking practice. Observational data from the J4B speaking assessment will inform differentiation decisions throughout J5A, ensuring students who demonstrated difficulty with specific structures receive additional scaffolding. Soft skills including turn-taking, active listening, and confidence in spoken English are developed continuously through the paired and team-based activities that characterise this teaching context.</w:t>
+              <w:t xml:space="preserve">This review lesson directly ensures content mastery by cycling through all target vocabulary sets and grammar structures from Units 7–12 in a competitive, low-stakes environment. Game formats are deliberately sequenced from vocabulary recall through to more complex grammar production, mirroring the cognitive progression of the test itself. Teacher observation during games provides real-time formative data on which structures or vocabulary sets need rapid targeted attention before the test.</w:t>
             </w:r>
           </w:p>
           <w:p>
@@ -7040,24 +8408,17 @@
             <w:pPr>
               <w:widowControl w:val="0"/>
               <w:spacing w:after="0" w:before="0" w:line="240" w:lineRule="auto"/>
-              <w:rPr>
-                <w:b w:val="1"/>
-                <w:bCs w:val="1"/>
-              </w:rPr>
-            </w:pPr>
-            <w:r>
-              <w:rPr>
-                <w:b w:val="1"/>
-                <w:bCs w:val="1"/>
+              <w:rPr/>
+            </w:pPr>
+            <w:r>
+              <w:rPr>
                 <w:rtl w:val="0"/>
               </w:rPr>
               <w:t xml:space="preserve">How are you preparing students</w:t>
             </w:r>
-            <w:hyperlink r:id="rId29">
+            <w:hyperlink r:id="rId28">
               <w:r>
                 <w:rPr>
-                  <w:b w:val="1"/>
-                  <w:bCs w:val="1"/>
                   <w:color w:val="1155cc"/>
                   <w:u w:val="single"/>
                   <w:rtl w:val="0"/>
@@ -7067,36 +8428,72 @@
             </w:hyperlink>
             <w:r>
               <w:rPr>
+                <w:rtl w:val="0"/>
+              </w:rPr>
+              <w:t xml:space="preserve">? </w:t>
+            </w:r>
+          </w:p>
+          <w:p>
+            <w:pPr>
+              <w:widowControl w:val="0"/>
+              <w:spacing w:after="0" w:before="0" w:line="240" w:lineRule="auto"/>
+              <w:rPr/>
+            </w:pPr>
+            <w:r>
+              <w:rPr>
+                <w:rtl w:val="0"/>
+              </w:rPr>
+            </w:r>
+          </w:p>
+          <w:p>
+            <w:pPr>
+              <w:widowControl w:val="0"/>
+              <w:spacing w:after="0" w:before="0" w:line="240" w:lineRule="auto"/>
+              <w:rPr>
                 <w:b w:val="1"/>
                 <w:bCs w:val="1"/>
-                <w:rtl w:val="0"/>
-              </w:rPr>
-              <w:t xml:space="preserve">? </w:t>
-            </w:r>
-          </w:p>
-          <w:p>
-            <w:pPr>
-              <w:widowControl w:val="0"/>
-              <w:spacing w:after="0" w:before="0" w:line="240" w:lineRule="auto"/>
-              <w:rPr/>
-            </w:pPr>
-            <w:r>
-              <w:rPr>
-                <w:rtl w:val="0"/>
-              </w:rPr>
-            </w:r>
-          </w:p>
-          <w:p>
-            <w:pPr>
-              <w:widowControl w:val="0"/>
-              <w:spacing w:after="0" w:before="0" w:line="240" w:lineRule="auto"/>
-              <w:rPr/>
-            </w:pPr>
-            <w:r>
-              <w:rPr>
-                <w:rtl w:val="0"/>
-              </w:rPr>
-              <w:t xml:space="preserve">The welcome lesson introduces the module topic and key vocabulary through low-stakes competitive activities before any formal assessment pressure is introduced. The game-based formats used throughout J5A lessons mirror the communicative demands of the speaking test, particularly the extended response and opinion-sharing tasks in Parts 2 and 3. Students are also familiar with the written test format from previous modules, having completed listening, vocabulary, grammar, reading, and writing assessments at the end of each module throughout the J4 course.</w:t>
+                <w:color w:val="1155cc"/>
+              </w:rPr>
+            </w:pPr>
+            <w:r>
+              <w:rPr>
+                <w:rtl w:val="0"/>
+              </w:rPr>
+              <w:t xml:space="preserve">Students are prepared for the format of the summative assessment through game tasks that replicate the question types they will encounter, such as vocabulary matching, sentence-level grammar decisions, gap-fill style prompts, and oral production, but with added under time pressure. The competitive format reduces test anxiety by normalizing performance under pressure in a fun, supportive context.</w:t>
+            </w:r>
+            <w:r>
+              <w:rPr>
+                <w:rtl w:val="0"/>
+              </w:rPr>
+            </w:r>
+          </w:p>
+          <w:p>
+            <w:pPr>
+              <w:keepNext w:val="0"/>
+              <w:keepLines w:val="0"/>
+              <w:pageBreakBefore w:val="0"/>
+              <w:widowControl w:val="0"/>
+              <w:pBdr>
+                <w:top w:space="0" w:sz="0" w:val="nil"/>
+                <w:left w:space="0" w:sz="0" w:val="nil"/>
+                <w:bottom w:space="0" w:sz="0" w:val="nil"/>
+                <w:right w:space="0" w:sz="0" w:val="nil"/>
+                <w:between w:space="0" w:sz="0" w:val="nil"/>
+              </w:pBdr>
+              <w:shd w:fill="auto" w:val="clear"/>
+              <w:spacing w:after="0" w:before="0" w:line="240" w:lineRule="auto"/>
+              <w:ind w:left="0" w:right="0" w:firstLine="0"/>
+              <w:jc w:val="left"/>
+              <w:rPr>
+                <w:b w:val="1"/>
+                <w:bCs w:val="1"/>
+                <w:color w:val="1155cc"/>
+              </w:rPr>
+            </w:pPr>
+            <w:r>
+              <w:rPr>
+                <w:rtl w:val="0"/>
+              </w:rPr>
             </w:r>
           </w:p>
           <w:p>
@@ -7249,6 +8646,23 @@
           <w:tcPr/>
           <w:p>
             <w:pPr>
+              <w:spacing w:after="0" w:before="0" w:line="240" w:lineRule="auto"/>
+              <w:rPr>
+                <w:i w:val="1"/>
+                <w:iCs w:val="1"/>
+              </w:rPr>
+            </w:pPr>
+            <w:r>
+              <w:rPr>
+                <w:i w:val="1"/>
+                <w:iCs w:val="1"/>
+                <w:rtl w:val="0"/>
+              </w:rPr>
+              <w:t xml:space="preserve">Teacher laptop with HTML game files loaded and ready to display</w:t>
+            </w:r>
+          </w:p>
+          <w:p>
+            <w:pPr>
               <w:pageBreakBefore w:val="0"/>
               <w:pBdr>
                 <w:top w:space="0" w:sz="0" w:val="nil"/>
@@ -7264,28 +8678,6 @@
                 <w:iCs w:val="1"/>
               </w:rPr>
             </w:pPr>
-            <w:r>
-              <w:rPr>
-                <w:rtl w:val="0"/>
-              </w:rPr>
-            </w:r>
-          </w:p>
-          <w:p>
-            <w:pPr>
-              <w:spacing w:after="0" w:before="0" w:line="240" w:lineRule="auto"/>
-              <w:rPr>
-                <w:i w:val="1"/>
-                <w:iCs w:val="1"/>
-              </w:rPr>
-            </w:pPr>
-            <w:r>
-              <w:rPr>
-                <w:i w:val="1"/>
-                <w:iCs w:val="1"/>
-                <w:rtl w:val="0"/>
-              </w:rPr>
-              <w:t xml:space="preserve">Teacher laptop with HTML game files loaded and ready to display</w:t>
-            </w:r>
             <w:r>
               <w:rPr>
                 <w:rtl w:val="0"/>
@@ -7304,40 +8696,6 @@
           <w:tcPr/>
           <w:p>
             <w:pPr>
-              <w:spacing w:after="0" w:before="0" w:line="240" w:lineRule="auto"/>
-              <w:rPr>
-                <w:i w:val="1"/>
-                <w:iCs w:val="1"/>
-              </w:rPr>
-            </w:pPr>
-            <w:r>
-              <w:rPr>
-                <w:i w:val="1"/>
-                <w:iCs w:val="1"/>
-                <w:rtl w:val="0"/>
-              </w:rPr>
-              <w:t xml:space="preserve">Screen for Class Display</w:t>
-            </w:r>
-          </w:p>
-          <w:p>
-            <w:pPr>
-              <w:spacing w:after="0" w:before="0" w:line="240" w:lineRule="auto"/>
-              <w:rPr>
-                <w:i w:val="1"/>
-                <w:iCs w:val="1"/>
-              </w:rPr>
-            </w:pPr>
-            <w:r>
-              <w:rPr>
-                <w:i w:val="1"/>
-                <w:iCs w:val="1"/>
-                <w:rtl w:val="0"/>
-              </w:rPr>
-              <w:t xml:space="preserve">Swatters, Sticky Balls and Mini Whiteboards for Competitive Games</w:t>
-            </w:r>
-          </w:p>
-          <w:p>
-            <w:pPr>
               <w:pageBreakBefore w:val="0"/>
               <w:pBdr>
                 <w:top w:space="0" w:sz="0" w:val="nil"/>
@@ -7355,8 +8713,37 @@
             </w:pPr>
             <w:r>
               <w:rPr>
-                <w:rtl w:val="0"/>
-              </w:rPr>
+                <w:i w:val="1"/>
+                <w:iCs w:val="1"/>
+                <w:rtl w:val="0"/>
+              </w:rPr>
+              <w:t xml:space="preserve">Screen for Class Display</w:t>
+            </w:r>
+          </w:p>
+          <w:p>
+            <w:pPr>
+              <w:pageBreakBefore w:val="0"/>
+              <w:pBdr>
+                <w:top w:space="0" w:sz="0" w:val="nil"/>
+                <w:left w:space="0" w:sz="0" w:val="nil"/>
+                <w:bottom w:space="0" w:sz="0" w:val="nil"/>
+                <w:right w:space="0" w:sz="0" w:val="nil"/>
+                <w:between w:space="0" w:sz="0" w:val="nil"/>
+              </w:pBdr>
+              <w:shd w:fill="auto" w:val="clear"/>
+              <w:spacing w:after="0" w:before="0" w:line="240" w:lineRule="auto"/>
+              <w:rPr>
+                <w:i w:val="1"/>
+                <w:iCs w:val="1"/>
+              </w:rPr>
+            </w:pPr>
+            <w:r>
+              <w:rPr>
+                <w:i w:val="1"/>
+                <w:iCs w:val="1"/>
+                <w:rtl w:val="0"/>
+              </w:rPr>
+              <w:t xml:space="preserve">Buzzers, Swatters, Sticky Balls and Mini Whiteboards for Competitive Games</w:t>
             </w:r>
           </w:p>
         </w:tc>
@@ -7383,7 +8770,7 @@
                 <w:iCs w:val="1"/>
                 <w:rtl w:val="0"/>
               </w:rPr>
-              <w:t xml:space="preserve">Google drive for Classroom Management System + Rewards slides</w:t>
+              <w:t xml:space="preserve">ILA LMS Website for Slides, Google drive for Classroom Managment System + Rewards slides</w:t>
             </w:r>
           </w:p>
         </w:tc>
@@ -7411,6 +8798,29 @@
                 <w:rtl w:val="0"/>
               </w:rPr>
               <w:t xml:space="preserve">ClassDojo open on teacher device for live point tracking and rewards</w:t>
+            </w:r>
+          </w:p>
+          <w:p>
+            <w:pPr>
+              <w:pageBreakBefore w:val="0"/>
+              <w:pBdr>
+                <w:top w:space="0" w:sz="0" w:val="nil"/>
+                <w:left w:space="0" w:sz="0" w:val="nil"/>
+                <w:bottom w:space="0" w:sz="0" w:val="nil"/>
+                <w:right w:space="0" w:sz="0" w:val="nil"/>
+                <w:between w:space="0" w:sz="0" w:val="nil"/>
+              </w:pBdr>
+              <w:shd w:fill="auto" w:val="clear"/>
+              <w:spacing w:after="0" w:before="0" w:line="240" w:lineRule="auto"/>
+              <w:rPr>
+                <w:i w:val="1"/>
+                <w:iCs w:val="1"/>
+              </w:rPr>
+            </w:pPr>
+            <w:r>
+              <w:rPr>
+                <w:rtl w:val="0"/>
+              </w:rPr>
             </w:r>
           </w:p>
         </w:tc>
@@ -7534,6 +8944,46 @@
             <w:pPr>
               <w:spacing w:after="0" w:before="0" w:line="240" w:lineRule="auto"/>
               <w:rPr>
+                <w:i w:val="1"/>
+                <w:iCs w:val="1"/>
+              </w:rPr>
+            </w:pPr>
+            <w:r>
+              <w:rPr>
+                <w:rtl w:val="0"/>
+              </w:rPr>
+              <w:t xml:space="preserve">Moreland University. </w:t>
+            </w:r>
+            <w:r>
+              <w:rPr>
+                <w:i w:val="1"/>
+                <w:iCs w:val="1"/>
+                <w:rtl w:val="0"/>
+              </w:rPr>
+              <w:t xml:space="preserve">Moreland Lesson Plan Template.</w:t>
+            </w:r>
+          </w:p>
+          <w:p>
+            <w:pPr>
+              <w:spacing w:after="0" w:before="0" w:line="240" w:lineRule="auto"/>
+              <w:rPr>
+                <w:i w:val="1"/>
+                <w:iCs w:val="1"/>
+              </w:rPr>
+            </w:pPr>
+            <w:r>
+              <w:rPr>
+                <w:i w:val="1"/>
+                <w:iCs w:val="1"/>
+                <w:rtl w:val="0"/>
+              </w:rPr>
+              <w:t xml:space="preserve">ILA. Lesson SJ_A2_067 (EOMT: Review Lesson)</w:t>
+            </w:r>
+          </w:p>
+          <w:p>
+            <w:pPr>
+              <w:spacing w:after="0" w:before="0" w:line="240" w:lineRule="auto"/>
+              <w:rPr>
                 <w:b w:val="1"/>
                 <w:bCs w:val="1"/>
                 <w:color w:val="2e75b5"/>
@@ -7545,7 +8995,7 @@
               </w:rPr>
               <w:t xml:space="preserve">Libby-Haines, N. [HTML classroom games </w:t>
             </w:r>
-            <w:hyperlink r:id="rId30">
+            <w:hyperlink r:id="rId29">
               <w:r>
                 <w:rPr>
                   <w:color w:val="1155cc"/>
@@ -7569,7 +9019,18 @@
           </w:p>
           <w:p>
             <w:pPr>
-              <w:spacing w:after="240" w:before="240" w:line="240" w:lineRule="auto"/>
+              <w:spacing w:after="0" w:before="0" w:line="240" w:lineRule="auto"/>
+              <w:rPr/>
+            </w:pPr>
+            <w:r>
+              <w:rPr>
+                <w:rtl w:val="0"/>
+              </w:rPr>
+            </w:r>
+          </w:p>
+          <w:p>
+            <w:pPr>
+              <w:spacing w:after="0" w:before="0" w:line="240" w:lineRule="auto"/>
               <w:rPr>
                 <w:b w:val="1"/>
                 <w:bCs w:val="1"/>
@@ -7580,38 +9041,92 @@
               <w:rPr>
                 <w:rtl w:val="0"/>
               </w:rPr>
-              <w:t xml:space="preserve">ILA Vietnam. (2025). </w:t>
-            </w:r>
-            <w:r>
-              <w:rPr>
-                <w:i w:val="1"/>
-                <w:iCs w:val="1"/>
-                <w:rtl w:val="0"/>
-              </w:rPr>
-              <w:t xml:space="preserve">J4B end of module test.</w:t>
-            </w:r>
-            <w:r>
-              <w:rPr>
-                <w:rtl w:val="0"/>
-              </w:rPr>
-              <w:t xml:space="preserve"> ILA Vietnam.</w:t>
-              <w:br w:type="textWrapping"/>
-              <w:t xml:space="preserve">ILA Vietnam. (2025). </w:t>
-            </w:r>
-            <w:r>
-              <w:rPr>
-                <w:i w:val="1"/>
-                <w:iCs w:val="1"/>
-                <w:rtl w:val="0"/>
-              </w:rPr>
-              <w:t xml:space="preserve">J5A lesson SJ_A2_071: Welcome lesson.</w:t>
-            </w:r>
-            <w:r>
-              <w:rPr>
-                <w:rtl w:val="0"/>
-              </w:rPr>
-              <w:t xml:space="preserve"> ILA Vietnam.</w:t>
-            </w:r>
+            </w:r>
+          </w:p>
+          <w:p>
+            <w:pPr>
+              <w:spacing w:after="0" w:before="0" w:line="240" w:lineRule="auto"/>
+              <w:rPr>
+                <w:b w:val="1"/>
+                <w:bCs w:val="1"/>
+                <w:color w:val="2e75b5"/>
+              </w:rPr>
+            </w:pPr>
+            <w:r>
+              <w:rPr>
+                <w:rtl w:val="0"/>
+              </w:rPr>
+            </w:r>
+          </w:p>
+          <w:p>
+            <w:pPr>
+              <w:spacing w:after="0" w:before="0" w:line="240" w:lineRule="auto"/>
+              <w:rPr>
+                <w:b w:val="1"/>
+                <w:bCs w:val="1"/>
+                <w:color w:val="2e75b5"/>
+              </w:rPr>
+            </w:pPr>
+            <w:r>
+              <w:rPr>
+                <w:rtl w:val="0"/>
+              </w:rPr>
+            </w:r>
+          </w:p>
+          <w:p>
+            <w:pPr>
+              <w:spacing w:after="0" w:before="0" w:line="240" w:lineRule="auto"/>
+              <w:rPr>
+                <w:b w:val="1"/>
+                <w:bCs w:val="1"/>
+                <w:color w:val="2e75b5"/>
+              </w:rPr>
+            </w:pPr>
+            <w:r>
+              <w:rPr>
+                <w:rtl w:val="0"/>
+              </w:rPr>
+            </w:r>
+          </w:p>
+          <w:p>
+            <w:pPr>
+              <w:spacing w:after="0" w:before="0" w:line="240" w:lineRule="auto"/>
+              <w:rPr>
+                <w:b w:val="1"/>
+                <w:bCs w:val="1"/>
+                <w:color w:val="2e75b5"/>
+              </w:rPr>
+            </w:pPr>
+            <w:r>
+              <w:rPr>
+                <w:rtl w:val="0"/>
+              </w:rPr>
+            </w:r>
+          </w:p>
+          <w:p>
+            <w:pPr>
+              <w:spacing w:after="0" w:before="0" w:line="240" w:lineRule="auto"/>
+              <w:rPr>
+                <w:b w:val="1"/>
+                <w:bCs w:val="1"/>
+                <w:color w:val="2e75b5"/>
+              </w:rPr>
+            </w:pPr>
+            <w:r>
+              <w:rPr>
+                <w:rtl w:val="0"/>
+              </w:rPr>
+            </w:r>
+          </w:p>
+          <w:p>
+            <w:pPr>
+              <w:spacing w:after="0" w:before="0" w:line="240" w:lineRule="auto"/>
+              <w:rPr>
+                <w:b w:val="1"/>
+                <w:bCs w:val="1"/>
+                <w:color w:val="2e75b5"/>
+              </w:rPr>
+            </w:pPr>
             <w:r>
               <w:rPr>
                 <w:rtl w:val="0"/>
@@ -7657,985 +9172,6 @@
         </w:rPr>
       </w:r>
     </w:p>
-    <w:tbl>
-      <w:tblPr>
-        <w:tblStyle w:val="Table13"/>
-        <w:tblW w:w="10800.0" w:type="dxa"/>
-        <w:jc w:val="left"/>
-        <w:tblBorders>
-          <w:top w:color="000000" w:space="0" w:sz="8" w:val="single"/>
-          <w:left w:color="000000" w:space="0" w:sz="8" w:val="single"/>
-          <w:bottom w:color="000000" w:space="0" w:sz="8" w:val="single"/>
-          <w:right w:color="000000" w:space="0" w:sz="8" w:val="single"/>
-          <w:insideH w:color="000000" w:space="0" w:sz="8" w:val="single"/>
-          <w:insideV w:color="000000" w:space="0" w:sz="8" w:val="single"/>
-        </w:tblBorders>
-        <w:tblLayout w:type="fixed"/>
-        <w:tblLook w:val="0600"/>
-      </w:tblPr>
-      <w:tblGrid>
-        <w:gridCol w:w="10800"/>
-        <w:tblGridChange w:id="0">
-          <w:tblGrid>
-            <w:gridCol w:w="10800"/>
-          </w:tblGrid>
-        </w:tblGridChange>
-      </w:tblGrid>
-      <w:tr>
-        <w:trPr>
-          <w:cantSplit w:val="0"/>
-          <w:trHeight w:val="465" w:hRule="atLeast"/>
-          <w:tblHeader w:val="0"/>
-        </w:trPr>
-        <w:tc>
-          <w:tcPr>
-            <w:shd w:fill="d9d9d9" w:val="clear"/>
-            <w:tcMar>
-              <w:top w:w="100.0" w:type="dxa"/>
-              <w:left w:w="100.0" w:type="dxa"/>
-              <w:bottom w:w="100.0" w:type="dxa"/>
-              <w:right w:w="100.0" w:type="dxa"/>
-            </w:tcMar>
-            <w:vAlign w:val="top"/>
-          </w:tcPr>
-          <w:p>
-            <w:pPr>
-              <w:spacing w:after="0" w:before="0" w:line="240" w:lineRule="auto"/>
-              <w:jc w:val="center"/>
-              <w:rPr/>
-            </w:pPr>
-            <w:r>
-              <w:rPr>
-                <w:b w:val="1"/>
-                <w:bCs w:val="1"/>
-                <w:rtl w:val="0"/>
-              </w:rPr>
-              <w:t xml:space="preserve">Reflection</w:t>
-            </w:r>
-            <w:r>
-              <w:rPr>
-                <w:rtl w:val="0"/>
-              </w:rPr>
-            </w:r>
-          </w:p>
-        </w:tc>
-      </w:tr>
-      <w:tr>
-        <w:trPr>
-          <w:cantSplit w:val="0"/>
-          <w:trHeight w:val="1927.5" w:hRule="atLeast"/>
-          <w:tblHeader w:val="0"/>
-        </w:trPr>
-        <w:tc>
-          <w:tcPr>
-            <w:shd w:fill="auto" w:val="clear"/>
-            <w:tcMar>
-              <w:top w:w="100.0" w:type="dxa"/>
-              <w:left w:w="100.0" w:type="dxa"/>
-              <w:bottom w:w="100.0" w:type="dxa"/>
-              <w:right w:w="100.0" w:type="dxa"/>
-            </w:tcMar>
-            <w:vAlign w:val="top"/>
-          </w:tcPr>
-          <w:p>
-            <w:pPr>
-              <w:spacing w:after="0" w:before="0" w:line="240" w:lineRule="auto"/>
-              <w:rPr/>
-            </w:pPr>
-            <w:r>
-              <w:rPr>
-                <w:rtl w:val="0"/>
-              </w:rPr>
-              <w:t xml:space="preserve">After the lesson, and </w:t>
-            </w:r>
-            <w:r>
-              <w:rPr>
-                <w:b w:val="1"/>
-                <w:bCs w:val="1"/>
-                <w:rtl w:val="0"/>
-              </w:rPr>
-              <w:t xml:space="preserve">before meeting with your mentor</w:t>
-            </w:r>
-            <w:r>
-              <w:rPr>
-                <w:rtl w:val="0"/>
-              </w:rPr>
-              <w:t xml:space="preserve">, reflect on its overall effectiveness and, referring to the target InTASC Standards and </w:t>
-            </w:r>
-            <w:hyperlink r:id="rId31">
-              <w:r>
-                <w:rPr>
-                  <w:color w:val="1155cc"/>
-                  <w:u w:val="single"/>
-                  <w:rtl w:val="0"/>
-                </w:rPr>
-                <w:t xml:space="preserve">Clinical Rubric</w:t>
-              </w:r>
-            </w:hyperlink>
-            <w:r>
-              <w:rPr>
-                <w:rtl w:val="0"/>
-              </w:rPr>
-              <w:t xml:space="preserve">, address the following questions:</w:t>
-            </w:r>
-          </w:p>
-          <w:p>
-            <w:pPr>
-              <w:spacing w:after="0" w:before="0" w:line="240" w:lineRule="auto"/>
-              <w:rPr>
-                <w:i w:val="1"/>
-                <w:iCs w:val="1"/>
-              </w:rPr>
-            </w:pPr>
-            <w:r>
-              <w:rPr>
-                <w:rtl w:val="0"/>
-              </w:rPr>
-            </w:r>
-          </w:p>
-          <w:p>
-            <w:pPr>
-              <w:spacing w:after="0" w:before="0" w:line="240" w:lineRule="auto"/>
-              <w:ind w:left="0" w:firstLine="0"/>
-              <w:rPr>
-                <w:b w:val="1"/>
-                <w:bCs w:val="1"/>
-                <w:i w:val="1"/>
-                <w:iCs w:val="1"/>
-              </w:rPr>
-            </w:pPr>
-            <w:r>
-              <w:rPr>
-                <w:b w:val="1"/>
-                <w:bCs w:val="1"/>
-                <w:i w:val="1"/>
-                <w:iCs w:val="1"/>
-                <w:rtl w:val="0"/>
-              </w:rPr>
-              <w:t xml:space="preserve">In what ways did you demonstrate the target InTASC Standards for this lesson, and how will you improve in each standard?</w:t>
-            </w:r>
-          </w:p>
-          <w:p>
-            <w:pPr>
-              <w:spacing w:after="0" w:before="0" w:line="240" w:lineRule="auto"/>
-              <w:rPr>
-                <w:i w:val="1"/>
-                <w:iCs w:val="1"/>
-              </w:rPr>
-            </w:pPr>
-            <w:r>
-              <w:rPr>
-                <w:rtl w:val="0"/>
-              </w:rPr>
-            </w:r>
-          </w:p>
-          <w:p>
-            <w:pPr>
-              <w:spacing w:after="240" w:before="240" w:line="240" w:lineRule="auto"/>
-              <w:rPr>
-                <w:i w:val="1"/>
-                <w:iCs w:val="1"/>
-              </w:rPr>
-            </w:pPr>
-            <w:r>
-              <w:rPr>
-                <w:i w:val="1"/>
-                <w:iCs w:val="1"/>
-                <w:rtl w:val="0"/>
-              </w:rPr>
-              <w:t xml:space="preserve">Across both sessions, all eight target InTASC Standards were demonstrated through a range of deliberate teaching moves. S1 and S2 were evident in the speaking test through personalised follow-up questions, culturally relevant references such as FC Mobile and Do Mixi, and the deliberate pairing of students based on social and academic profiles, most notably Ken and Thomas. S3 was consistently demonstrated through the warm, low-stakes atmosphere in both sessions, including the "mistakes are okay" framing, the playful rapport with Cherry and Suri, and the natural energy in the classroom lesson. S4 was demonstrated through accurate modelling of target grammar, CCQs during vocabulary presentation, and in-context grammar correction during both games. S5 and S6 were evident through wait time, follow-up questions, implicit recasting, circulating during game activities, and the systematic use of MWB flips as formative snapshots. S7 was reflected in the deliberate lesson sequence, the paired test structure, and the assignment of differentiated materials during the speaking test. S8 was demonstrated through the HTML game formats, the paired speaking test structure, and the spaced repetition built into Slap the Board.</w:t>
-            </w:r>
-          </w:p>
-          <w:p>
-            <w:pPr>
-              <w:spacing w:after="240" w:before="240" w:line="240" w:lineRule="auto"/>
-              <w:rPr>
-                <w:i w:val="1"/>
-                <w:iCs w:val="1"/>
-              </w:rPr>
-            </w:pPr>
-            <w:r>
-              <w:rPr>
-                <w:i w:val="1"/>
-                <w:iCs w:val="1"/>
-                <w:rtl w:val="0"/>
-              </w:rPr>
-              <w:t xml:space="preserve">For improvement: the ClassDojo positive reinforcement system was underused during the classroom lesson. Because students were well-behaved, positive reinforcement was not triggered, but proactively awarding points for strong language production would have added an additional motivational layer and been more consistent with the established CMS. This is an area for deliberate attention in the next lesson.</w:t>
-            </w:r>
-          </w:p>
-          <w:p>
-            <w:pPr>
-              <w:spacing w:after="0" w:before="0" w:line="240" w:lineRule="auto"/>
-              <w:ind w:left="0" w:firstLine="0"/>
-              <w:rPr>
-                <w:b w:val="1"/>
-                <w:bCs w:val="1"/>
-                <w:i w:val="1"/>
-                <w:iCs w:val="1"/>
-              </w:rPr>
-            </w:pPr>
-            <w:r>
-              <w:rPr>
-                <w:b w:val="1"/>
-                <w:bCs w:val="1"/>
-                <w:i w:val="1"/>
-                <w:iCs w:val="1"/>
-                <w:rtl w:val="0"/>
-              </w:rPr>
-              <w:t xml:space="preserve">Did all students reach the learning objectives?</w:t>
-            </w:r>
-          </w:p>
-          <w:p>
-            <w:pPr>
-              <w:spacing w:after="0" w:before="0" w:line="240" w:lineRule="auto"/>
-              <w:ind w:left="0" w:firstLine="0"/>
-              <w:rPr>
-                <w:b w:val="1"/>
-                <w:bCs w:val="1"/>
-                <w:i w:val="1"/>
-                <w:iCs w:val="1"/>
-              </w:rPr>
-            </w:pPr>
-            <w:r>
-              <w:rPr>
-                <w:rtl w:val="0"/>
-              </w:rPr>
-            </w:r>
-          </w:p>
-          <w:p>
-            <w:pPr>
-              <w:spacing w:after="0" w:before="0" w:line="240" w:lineRule="auto"/>
-              <w:ind w:left="0" w:firstLine="0"/>
-              <w:rPr/>
-            </w:pPr>
-            <w:r>
-              <w:rPr>
-                <w:rtl w:val="0"/>
-              </w:rPr>
-              <w:t xml:space="preserve">Yes, broadly. All students passed the J4B EOMT speaking assessment, with scores ranging from 52.5 to 57.9 out of 60. The classroom lesson objectives were also met, though the content was intentionally accessible for a welcome lesson. Students demonstrated recognition and production of the target vocabulary through Slap the Board, and showed competence with past simple question forms and time expressions through the Word Order Race and Flip It activities. The competitive format maintained engagement even though the content was not particularly challenging for this group.</w:t>
-            </w:r>
-          </w:p>
-          <w:p>
-            <w:pPr>
-              <w:spacing w:after="0" w:before="0" w:line="240" w:lineRule="auto"/>
-              <w:ind w:left="0" w:firstLine="0"/>
-              <w:rPr>
-                <w:b w:val="1"/>
-                <w:bCs w:val="1"/>
-                <w:i w:val="1"/>
-                <w:iCs w:val="1"/>
-              </w:rPr>
-            </w:pPr>
-            <w:r>
-              <w:rPr>
-                <w:rtl w:val="0"/>
-              </w:rPr>
-            </w:r>
-          </w:p>
-          <w:p>
-            <w:pPr>
-              <w:spacing w:after="0" w:before="0" w:line="240" w:lineRule="auto"/>
-              <w:ind w:left="0" w:firstLine="0"/>
-              <w:rPr>
-                <w:b w:val="1"/>
-                <w:bCs w:val="1"/>
-                <w:i w:val="1"/>
-                <w:iCs w:val="1"/>
-              </w:rPr>
-            </w:pPr>
-            <w:r>
-              <w:rPr>
-                <w:b w:val="1"/>
-                <w:bCs w:val="1"/>
-                <w:i w:val="1"/>
-                <w:iCs w:val="1"/>
-                <w:rtl w:val="0"/>
-              </w:rPr>
-              <w:t xml:space="preserve">What misconceptions did your students have in this lesson and how did you address them?</w:t>
-            </w:r>
-          </w:p>
-          <w:p>
-            <w:pPr>
-              <w:spacing w:after="0" w:before="0" w:line="240" w:lineRule="auto"/>
-              <w:ind w:left="0" w:firstLine="0"/>
-              <w:rPr>
-                <w:b w:val="1"/>
-                <w:bCs w:val="1"/>
-                <w:i w:val="1"/>
-                <w:iCs w:val="1"/>
-              </w:rPr>
-            </w:pPr>
-            <w:r>
-              <w:rPr>
-                <w:rtl w:val="0"/>
-              </w:rPr>
-            </w:r>
-          </w:p>
-          <w:p>
-            <w:pPr>
-              <w:spacing w:after="0" w:before="0" w:line="240" w:lineRule="auto"/>
-              <w:ind w:left="0" w:firstLine="0"/>
-              <w:rPr>
-                <w:i w:val="1"/>
-                <w:iCs w:val="1"/>
-              </w:rPr>
-            </w:pPr>
-            <w:r>
-              <w:rPr>
-                <w:i w:val="1"/>
-                <w:iCs w:val="1"/>
-                <w:rtl w:val="0"/>
-              </w:rPr>
-              <w:t xml:space="preserve">The most common errors across both sessions were consistent with known A2 difficulties: overuse of past simple where other structures were required, auxiliary verb confusion (particularly mixing did and was/were in question forms), and occasional word order errors in longer sentences. These were addressed through implicit recasting during the speaking test, CCQs after each Word Order Race reveal, and in-context explanation during Flip It when students selected time expressions that did not fit the sentence position. Given the introductory nature of the classroom lesson, errors were relatively infrequent and did not suggest any significant gaps requiring immediate reteaching.</w:t>
-            </w:r>
-          </w:p>
-          <w:p>
-            <w:pPr>
-              <w:spacing w:after="0" w:before="0" w:line="240" w:lineRule="auto"/>
-              <w:ind w:left="0" w:firstLine="0"/>
-              <w:rPr>
-                <w:b w:val="1"/>
-                <w:bCs w:val="1"/>
-                <w:i w:val="1"/>
-                <w:iCs w:val="1"/>
-              </w:rPr>
-            </w:pPr>
-            <w:r>
-              <w:rPr>
-                <w:rtl w:val="0"/>
-              </w:rPr>
-            </w:r>
-          </w:p>
-          <w:p>
-            <w:pPr>
-              <w:spacing w:after="0" w:before="0" w:line="240" w:lineRule="auto"/>
-              <w:ind w:left="0" w:firstLine="0"/>
-              <w:rPr>
-                <w:b w:val="1"/>
-                <w:bCs w:val="1"/>
-                <w:i w:val="1"/>
-                <w:iCs w:val="1"/>
-              </w:rPr>
-            </w:pPr>
-            <w:r>
-              <w:rPr>
-                <w:b w:val="1"/>
-                <w:bCs w:val="1"/>
-                <w:i w:val="1"/>
-                <w:iCs w:val="1"/>
-                <w:rtl w:val="0"/>
-              </w:rPr>
-              <w:t xml:space="preserve">How effectively did you meet the needs of students with diverse learning needs (including ELL/MLLs)?</w:t>
-            </w:r>
-          </w:p>
-          <w:p>
-            <w:pPr>
-              <w:spacing w:after="0" w:before="0" w:line="240" w:lineRule="auto"/>
-              <w:ind w:left="0" w:firstLine="0"/>
-              <w:rPr>
-                <w:b w:val="1"/>
-                <w:bCs w:val="1"/>
-                <w:i w:val="1"/>
-                <w:iCs w:val="1"/>
-              </w:rPr>
-            </w:pPr>
-            <w:r>
-              <w:rPr>
-                <w:rtl w:val="0"/>
-              </w:rPr>
-            </w:r>
-          </w:p>
-          <w:p>
-            <w:pPr>
-              <w:spacing w:after="0" w:before="0" w:line="240" w:lineRule="auto"/>
-              <w:ind w:left="0" w:firstLine="0"/>
-              <w:rPr>
-                <w:i w:val="1"/>
-                <w:iCs w:val="1"/>
-              </w:rPr>
-            </w:pPr>
-            <w:r>
-              <w:rPr>
-                <w:i w:val="1"/>
-                <w:iCs w:val="1"/>
-                <w:rtl w:val="0"/>
-              </w:rPr>
-              <w:t xml:space="preserve">Differentiation was most visible in the speaking test session. Easier cartoon strips were assigned to weaker students in each pair based on real-time assessment of relative ability. Thomas's engagement profile was managed through warmth and humour rather than redirection. Summer was given processing time and quiet confirmation before being called on. The new student in the classroom lesson, who is a friend of Kelvin and appears academically capable, was oriented to the CMS system and integrated into the team structure without disruption. His existing friendship with Kelvin provided immediate social scaffolding. One area for improvement is the proactive use of ClassDojo to reward participation and language production, which was neglected during the classroom lesson due to the absence of behavioural issues.</w:t>
-            </w:r>
-          </w:p>
-          <w:p>
-            <w:pPr>
-              <w:spacing w:after="0" w:before="0" w:line="240" w:lineRule="auto"/>
-              <w:ind w:left="0" w:firstLine="0"/>
-              <w:rPr>
-                <w:b w:val="1"/>
-                <w:bCs w:val="1"/>
-                <w:i w:val="1"/>
-                <w:iCs w:val="1"/>
-              </w:rPr>
-            </w:pPr>
-            <w:r>
-              <w:rPr>
-                <w:rtl w:val="0"/>
-              </w:rPr>
-            </w:r>
-          </w:p>
-          <w:p>
-            <w:pPr>
-              <w:spacing w:after="0" w:before="0" w:line="240" w:lineRule="auto"/>
-              <w:ind w:left="0" w:firstLine="0"/>
-              <w:rPr>
-                <w:i w:val="1"/>
-                <w:iCs w:val="1"/>
-                <w:color w:val="000000"/>
-                <w:sz w:val="22"/>
-                <w:szCs w:val="22"/>
-              </w:rPr>
-            </w:pPr>
-            <w:r>
-              <w:rPr>
-                <w:b w:val="1"/>
-                <w:bCs w:val="1"/>
-                <w:i w:val="1"/>
-                <w:iCs w:val="1"/>
-                <w:rtl w:val="0"/>
-              </w:rPr>
-              <w:t xml:space="preserve">In what ways was the lesson inclusive, culturally responsive, and student centered?</w:t>
-            </w:r>
-            <w:r>
-              <w:rPr>
-                <w:rtl w:val="0"/>
-              </w:rPr>
-            </w:r>
-          </w:p>
-          <w:p>
-            <w:pPr>
-              <w:spacing w:after="240" w:before="240" w:line="240" w:lineRule="auto"/>
-              <w:rPr>
-                <w:b w:val="1"/>
-                <w:bCs w:val="1"/>
-                <w:i w:val="1"/>
-                <w:iCs w:val="1"/>
-              </w:rPr>
-            </w:pPr>
-            <w:r>
-              <w:rPr>
-                <w:i w:val="1"/>
-                <w:iCs w:val="1"/>
-                <w:sz w:val="22"/>
-                <w:szCs w:val="22"/>
-                <w:rtl w:val="0"/>
-              </w:rPr>
-              <w:t xml:space="preserve">The lesson was culturally responsive through deliberate references to students' lived experiences and interests, including Do Mixi, and Change Chairs prompts grounded in Vietnamese family and school contexts. The speaking test scenarios, while set by ILA, were handled with sensitivity, and students who engaged theatrically or humorously with the format were met with warmth rather than redirection. The classroom lesson was student centred through competitive game formats that students have told me they enjoy on classroom surveys, and which gave every student visible and equal participation opportunities, and through a classroom atmosphere that prioritised communication over correctness.</w:t>
-            </w:r>
-            <w:r>
-              <w:rPr>
-                <w:rtl w:val="0"/>
-              </w:rPr>
-            </w:r>
-          </w:p>
-          <w:p>
-            <w:pPr>
-              <w:spacing w:after="0" w:before="0" w:line="240" w:lineRule="auto"/>
-              <w:ind w:left="0" w:firstLine="0"/>
-              <w:rPr>
-                <w:b w:val="1"/>
-                <w:bCs w:val="1"/>
-                <w:i w:val="1"/>
-                <w:iCs w:val="1"/>
-              </w:rPr>
-            </w:pPr>
-            <w:r>
-              <w:rPr>
-                <w:b w:val="1"/>
-                <w:bCs w:val="1"/>
-                <w:i w:val="1"/>
-                <w:iCs w:val="1"/>
-                <w:rtl w:val="0"/>
-              </w:rPr>
-              <w:t xml:space="preserve">What would you do differently next time you teach this lesson?</w:t>
-            </w:r>
-          </w:p>
-          <w:p>
-            <w:pPr>
-              <w:spacing w:after="0" w:before="0" w:line="240" w:lineRule="auto"/>
-              <w:ind w:left="0" w:firstLine="0"/>
-              <w:rPr>
-                <w:b w:val="1"/>
-                <w:bCs w:val="1"/>
-                <w:i w:val="1"/>
-                <w:iCs w:val="1"/>
-              </w:rPr>
-            </w:pPr>
-            <w:r>
-              <w:rPr>
-                <w:rtl w:val="0"/>
-              </w:rPr>
-            </w:r>
-          </w:p>
-          <w:p>
-            <w:pPr>
-              <w:spacing w:after="0" w:before="0" w:line="240" w:lineRule="auto"/>
-              <w:ind w:left="0" w:firstLine="0"/>
-              <w:rPr>
-                <w:i w:val="1"/>
-                <w:iCs w:val="1"/>
-              </w:rPr>
-            </w:pPr>
-            <w:r>
-              <w:rPr>
-                <w:i w:val="1"/>
-                <w:iCs w:val="1"/>
-                <w:rtl w:val="0"/>
-              </w:rPr>
-              <w:t xml:space="preserve">The main adjustment would be more proactive use of positive reinforcement through ClassDojo, awarding points for strong language production rather than waiting for behavioural triggers.  The classroom lesson was well-structured but slightly easy for this group.  The first lessons are designed by ILA to be a bit easy, and I think there's validity to that approach, but if I were doing it again I would build in some opportunities for extension to better match the class’s ability.</w:t>
-            </w:r>
-          </w:p>
-          <w:p>
-            <w:pPr>
-              <w:spacing w:after="0" w:before="0" w:line="240" w:lineRule="auto"/>
-              <w:ind w:left="0" w:firstLine="0"/>
-              <w:rPr>
-                <w:b w:val="1"/>
-                <w:bCs w:val="1"/>
-                <w:i w:val="1"/>
-                <w:iCs w:val="1"/>
-              </w:rPr>
-            </w:pPr>
-            <w:r>
-              <w:rPr>
-                <w:rtl w:val="0"/>
-              </w:rPr>
-            </w:r>
-          </w:p>
-          <w:p>
-            <w:pPr>
-              <w:spacing w:after="0" w:before="0" w:line="240" w:lineRule="auto"/>
-              <w:ind w:left="0" w:firstLine="0"/>
-              <w:rPr>
-                <w:b w:val="1"/>
-                <w:bCs w:val="1"/>
-                <w:i w:val="1"/>
-                <w:iCs w:val="1"/>
-              </w:rPr>
-            </w:pPr>
-            <w:r>
-              <w:rPr>
-                <w:b w:val="1"/>
-                <w:bCs w:val="1"/>
-                <w:i w:val="1"/>
-                <w:iCs w:val="1"/>
-                <w:rtl w:val="0"/>
-              </w:rPr>
-              <w:t xml:space="preserve">How will you use the results of your formative assessments to plan for the next lesson?</w:t>
-            </w:r>
-          </w:p>
-          <w:p>
-            <w:pPr>
-              <w:spacing w:after="0" w:before="0" w:line="240" w:lineRule="auto"/>
-              <w:ind w:left="0" w:firstLine="0"/>
-              <w:rPr/>
-            </w:pPr>
-            <w:r>
-              <w:rPr>
-                <w:rtl w:val="0"/>
-              </w:rPr>
-            </w:r>
-          </w:p>
-          <w:p>
-            <w:pPr>
-              <w:spacing w:after="0" w:before="0" w:line="240" w:lineRule="auto"/>
-              <w:rPr>
-                <w:i w:val="1"/>
-                <w:iCs w:val="1"/>
-              </w:rPr>
-            </w:pPr>
-            <w:r>
-              <w:rPr>
-                <w:i w:val="1"/>
-                <w:iCs w:val="1"/>
-                <w:rtl w:val="0"/>
-              </w:rPr>
-              <w:t xml:space="preserve">MWB responses during the Word Order Race and Flip It confirmed that students have a solid foundation in past simple question forms and time expressions, which means the next J5A lesson can move forward into new grammar without a dedicated review activity. The speaking test observational notes will inform differentiation decisions throughout J5A, particularly for students who showed weaker productive output in Parts 3 and 4. The new student's apparent comfort and ability suggest he can be integrated into the regular team structure immediately. ClassDojo positive reinforcement will be used more deliberately from the next lesson to reward language production and reinforce the team-based competitive structure.</w:t>
-            </w:r>
-          </w:p>
-          <w:p>
-            <w:pPr>
-              <w:spacing w:after="0" w:before="0" w:line="240" w:lineRule="auto"/>
-              <w:rPr>
-                <w:i w:val="1"/>
-                <w:iCs w:val="1"/>
-              </w:rPr>
-            </w:pPr>
-            <w:r>
-              <w:rPr>
-                <w:rtl w:val="0"/>
-              </w:rPr>
-            </w:r>
-          </w:p>
-          <w:p>
-            <w:pPr>
-              <w:spacing w:after="0" w:before="0" w:line="240" w:lineRule="auto"/>
-              <w:rPr>
-                <w:i w:val="1"/>
-                <w:iCs w:val="1"/>
-              </w:rPr>
-            </w:pPr>
-            <w:r>
-              <w:rPr>
-                <w:rtl w:val="0"/>
-              </w:rPr>
-            </w:r>
-          </w:p>
-          <w:p>
-            <w:pPr>
-              <w:spacing w:after="0" w:before="0" w:line="240" w:lineRule="auto"/>
-              <w:rPr>
-                <w:i w:val="1"/>
-                <w:iCs w:val="1"/>
-              </w:rPr>
-            </w:pPr>
-            <w:r>
-              <w:rPr>
-                <w:rtl w:val="0"/>
-              </w:rPr>
-            </w:r>
-          </w:p>
-          <w:p>
-            <w:pPr>
-              <w:spacing w:after="0" w:before="0" w:line="240" w:lineRule="auto"/>
-              <w:rPr>
-                <w:i w:val="1"/>
-                <w:iCs w:val="1"/>
-              </w:rPr>
-            </w:pPr>
-            <w:r>
-              <w:rPr>
-                <w:rtl w:val="0"/>
-              </w:rPr>
-            </w:r>
-          </w:p>
-          <w:p>
-            <w:pPr>
-              <w:spacing w:after="0" w:before="0" w:line="240" w:lineRule="auto"/>
-              <w:rPr>
-                <w:i w:val="1"/>
-                <w:iCs w:val="1"/>
-              </w:rPr>
-            </w:pPr>
-            <w:r>
-              <w:rPr>
-                <w:rtl w:val="0"/>
-              </w:rPr>
-            </w:r>
-          </w:p>
-          <w:p>
-            <w:pPr>
-              <w:spacing w:after="0" w:before="0" w:line="240" w:lineRule="auto"/>
-              <w:rPr>
-                <w:i w:val="1"/>
-                <w:iCs w:val="1"/>
-              </w:rPr>
-            </w:pPr>
-            <w:r>
-              <w:rPr>
-                <w:rtl w:val="0"/>
-              </w:rPr>
-            </w:r>
-          </w:p>
-          <w:p>
-            <w:pPr>
-              <w:spacing w:after="0" w:before="0" w:line="240" w:lineRule="auto"/>
-              <w:rPr>
-                <w:i w:val="1"/>
-                <w:iCs w:val="1"/>
-              </w:rPr>
-            </w:pPr>
-            <w:r>
-              <w:rPr>
-                <w:rtl w:val="0"/>
-              </w:rPr>
-            </w:r>
-          </w:p>
-          <w:p>
-            <w:pPr>
-              <w:spacing w:after="0" w:before="0" w:line="240" w:lineRule="auto"/>
-              <w:rPr>
-                <w:i w:val="1"/>
-                <w:iCs w:val="1"/>
-              </w:rPr>
-            </w:pPr>
-            <w:r>
-              <w:rPr>
-                <w:rtl w:val="0"/>
-              </w:rPr>
-            </w:r>
-          </w:p>
-          <w:p>
-            <w:pPr>
-              <w:spacing w:after="0" w:before="0" w:line="240" w:lineRule="auto"/>
-              <w:rPr>
-                <w:i w:val="1"/>
-                <w:iCs w:val="1"/>
-              </w:rPr>
-            </w:pPr>
-            <w:r>
-              <w:rPr>
-                <w:rtl w:val="0"/>
-              </w:rPr>
-            </w:r>
-          </w:p>
-          <w:p>
-            <w:pPr>
-              <w:spacing w:after="0" w:before="0" w:line="240" w:lineRule="auto"/>
-              <w:rPr>
-                <w:i w:val="1"/>
-                <w:iCs w:val="1"/>
-              </w:rPr>
-            </w:pPr>
-            <w:r>
-              <w:rPr>
-                <w:rtl w:val="0"/>
-              </w:rPr>
-            </w:r>
-          </w:p>
-          <w:p>
-            <w:pPr>
-              <w:spacing w:after="0" w:before="0" w:line="240" w:lineRule="auto"/>
-              <w:rPr>
-                <w:i w:val="1"/>
-                <w:iCs w:val="1"/>
-              </w:rPr>
-            </w:pPr>
-            <w:r>
-              <w:rPr>
-                <w:rtl w:val="0"/>
-              </w:rPr>
-            </w:r>
-          </w:p>
-          <w:p>
-            <w:pPr>
-              <w:spacing w:after="0" w:before="0" w:line="240" w:lineRule="auto"/>
-              <w:rPr>
-                <w:i w:val="1"/>
-                <w:iCs w:val="1"/>
-              </w:rPr>
-            </w:pPr>
-            <w:r>
-              <w:rPr>
-                <w:rtl w:val="0"/>
-              </w:rPr>
-            </w:r>
-          </w:p>
-          <w:p>
-            <w:pPr>
-              <w:spacing w:after="0" w:before="0" w:line="240" w:lineRule="auto"/>
-              <w:rPr>
-                <w:i w:val="1"/>
-                <w:iCs w:val="1"/>
-              </w:rPr>
-            </w:pPr>
-            <w:r>
-              <w:rPr>
-                <w:rtl w:val="0"/>
-              </w:rPr>
-            </w:r>
-          </w:p>
-          <w:p>
-            <w:pPr>
-              <w:spacing w:after="0" w:before="0" w:line="240" w:lineRule="auto"/>
-              <w:rPr>
-                <w:i w:val="1"/>
-                <w:iCs w:val="1"/>
-              </w:rPr>
-            </w:pPr>
-            <w:r>
-              <w:rPr>
-                <w:rtl w:val="0"/>
-              </w:rPr>
-            </w:r>
-          </w:p>
-          <w:p>
-            <w:pPr>
-              <w:spacing w:after="0" w:before="0" w:line="240" w:lineRule="auto"/>
-              <w:rPr>
-                <w:i w:val="1"/>
-                <w:iCs w:val="1"/>
-              </w:rPr>
-            </w:pPr>
-            <w:r>
-              <w:rPr>
-                <w:rtl w:val="0"/>
-              </w:rPr>
-            </w:r>
-          </w:p>
-          <w:p>
-            <w:pPr>
-              <w:spacing w:after="0" w:before="0" w:line="240" w:lineRule="auto"/>
-              <w:rPr>
-                <w:i w:val="1"/>
-                <w:iCs w:val="1"/>
-              </w:rPr>
-            </w:pPr>
-            <w:r>
-              <w:rPr>
-                <w:rtl w:val="0"/>
-              </w:rPr>
-            </w:r>
-          </w:p>
-          <w:p>
-            <w:pPr>
-              <w:spacing w:after="0" w:before="0" w:line="240" w:lineRule="auto"/>
-              <w:rPr>
-                <w:i w:val="1"/>
-                <w:iCs w:val="1"/>
-              </w:rPr>
-            </w:pPr>
-            <w:r>
-              <w:rPr>
-                <w:rtl w:val="0"/>
-              </w:rPr>
-            </w:r>
-          </w:p>
-          <w:p>
-            <w:pPr>
-              <w:spacing w:after="0" w:before="0" w:line="240" w:lineRule="auto"/>
-              <w:rPr/>
-            </w:pPr>
-            <w:r>
-              <w:rPr>
-                <w:rtl w:val="0"/>
-              </w:rPr>
-            </w:r>
-          </w:p>
-          <w:p>
-            <w:pPr>
-              <w:spacing w:after="0" w:before="0" w:line="240" w:lineRule="auto"/>
-              <w:rPr>
-                <w:i w:val="1"/>
-                <w:iCs w:val="1"/>
-              </w:rPr>
-            </w:pPr>
-            <w:r>
-              <w:rPr>
-                <w:rtl w:val="0"/>
-              </w:rPr>
-            </w:r>
-          </w:p>
-          <w:p>
-            <w:pPr>
-              <w:spacing w:after="0" w:before="0" w:line="240" w:lineRule="auto"/>
-              <w:rPr>
-                <w:i w:val="1"/>
-                <w:iCs w:val="1"/>
-              </w:rPr>
-            </w:pPr>
-            <w:r>
-              <w:rPr>
-                <w:rtl w:val="0"/>
-              </w:rPr>
-            </w:r>
-          </w:p>
-          <w:p>
-            <w:pPr>
-              <w:spacing w:after="0" w:before="0" w:line="240" w:lineRule="auto"/>
-              <w:rPr>
-                <w:i w:val="1"/>
-                <w:iCs w:val="1"/>
-              </w:rPr>
-            </w:pPr>
-            <w:r>
-              <w:rPr>
-                <w:rtl w:val="0"/>
-              </w:rPr>
-            </w:r>
-          </w:p>
-          <w:p>
-            <w:pPr>
-              <w:spacing w:after="0" w:before="0" w:line="240" w:lineRule="auto"/>
-              <w:rPr>
-                <w:i w:val="1"/>
-                <w:iCs w:val="1"/>
-              </w:rPr>
-            </w:pPr>
-            <w:r>
-              <w:rPr>
-                <w:rtl w:val="0"/>
-              </w:rPr>
-            </w:r>
-          </w:p>
-          <w:p>
-            <w:pPr>
-              <w:spacing w:after="0" w:before="0" w:line="240" w:lineRule="auto"/>
-              <w:rPr>
-                <w:i w:val="1"/>
-                <w:iCs w:val="1"/>
-              </w:rPr>
-            </w:pPr>
-            <w:r>
-              <w:rPr>
-                <w:rtl w:val="0"/>
-              </w:rPr>
-            </w:r>
-          </w:p>
-          <w:p>
-            <w:pPr>
-              <w:spacing w:after="0" w:before="0" w:line="240" w:lineRule="auto"/>
-              <w:rPr>
-                <w:i w:val="1"/>
-                <w:iCs w:val="1"/>
-              </w:rPr>
-            </w:pPr>
-            <w:r>
-              <w:rPr>
-                <w:rtl w:val="0"/>
-              </w:rPr>
-            </w:r>
-          </w:p>
-          <w:p>
-            <w:pPr>
-              <w:spacing w:after="0" w:before="0" w:line="240" w:lineRule="auto"/>
-              <w:rPr>
-                <w:i w:val="1"/>
-                <w:iCs w:val="1"/>
-              </w:rPr>
-            </w:pPr>
-            <w:r>
-              <w:rPr>
-                <w:rtl w:val="0"/>
-              </w:rPr>
-            </w:r>
-          </w:p>
-          <w:p>
-            <w:pPr>
-              <w:widowControl w:val="0"/>
-              <w:spacing w:after="0" w:before="0" w:line="240" w:lineRule="auto"/>
-              <w:rPr/>
-            </w:pPr>
-            <w:r>
-              <w:rPr>
-                <w:rtl w:val="0"/>
-              </w:rPr>
-            </w:r>
-          </w:p>
-          <w:p>
-            <w:pPr>
-              <w:spacing w:after="0" w:before="0" w:line="240" w:lineRule="auto"/>
-              <w:rPr>
-                <w:b w:val="1"/>
-                <w:bCs w:val="1"/>
-                <w:color w:val="2e75b5"/>
-              </w:rPr>
-            </w:pPr>
-            <w:r>
-              <w:rPr>
-                <w:rtl w:val="0"/>
-              </w:rPr>
-            </w:r>
-          </w:p>
-        </w:tc>
-      </w:tr>
-    </w:tbl>
     <w:p>
       <w:pPr>
         <w:pageBreakBefore w:val="0"/>
@@ -8660,8 +9196,191 @@
       <w:pPr>
         <w:spacing w:after="0" w:before="0" w:line="240" w:lineRule="auto"/>
         <w:rPr>
-          <w:i w:val="1"/>
-          <w:iCs w:val="1"/>
+          <w:sz w:val="26"/>
+          <w:szCs w:val="26"/>
+        </w:rPr>
+      </w:pPr>
+      <w:r>
+        <w:rPr>
+          <w:sz w:val="26"/>
+          <w:szCs w:val="26"/>
+          <w:rtl w:val="0"/>
+        </w:rPr>
+        <w:t xml:space="preserve">Reflection</w:t>
+        <w:br w:type="textWrapping"/>
+        <w:br w:type="textWrapping"/>
+        <w:t xml:space="preserve">This lesson was a competitive game-based review designed to prepare J4B students for their End of Module Test. Watching the video back, I feel this was a strong lesson, perhaps my strongest  to date, in terms of planning, sequencing, and classroom management, though there are clear areas I would refine.</w:t>
+      </w:r>
+    </w:p>
+    <w:p>
+      <w:pPr>
+        <w:spacing w:after="240" w:before="240" w:line="240" w:lineRule="auto"/>
+        <w:rPr>
+          <w:b w:val="1"/>
+          <w:bCs w:val="1"/>
+          <w:sz w:val="26"/>
+          <w:szCs w:val="26"/>
+        </w:rPr>
+      </w:pPr>
+      <w:r>
+        <w:rPr>
+          <w:b w:val="1"/>
+          <w:bCs w:val="1"/>
+          <w:sz w:val="26"/>
+          <w:szCs w:val="26"/>
+          <w:rtl w:val="0"/>
+        </w:rPr>
+        <w:t xml:space="preserve">What went well</w:t>
+      </w:r>
+    </w:p>
+    <w:p>
+      <w:pPr>
+        <w:spacing w:after="240" w:before="240" w:line="240" w:lineRule="auto"/>
+        <w:rPr>
+          <w:sz w:val="26"/>
+          <w:szCs w:val="26"/>
+        </w:rPr>
+      </w:pPr>
+      <w:r>
+        <w:rPr>
+          <w:sz w:val="26"/>
+          <w:szCs w:val="26"/>
+          <w:rtl w:val="0"/>
+        </w:rPr>
+        <w:t xml:space="preserve">The sequencing of activities worked effectively. Moving from Slap the Board through Flip It, Word Order Race, and Sentence Auction created a deliberate progression from vocabulary recall to sentence-level accuracy, scaffolded by cognitive demand and aligned directly to the test content. My mentor confirmed this made sense and the students responded well to the format. The competitive structure kept engagement high throughout, and I observed consistent peer teaching, with stronger students naturally supporting teammates, which aligns with my planned team structures.</w:t>
+      </w:r>
+    </w:p>
+    <w:p>
+      <w:pPr>
+        <w:spacing w:after="240" w:before="240" w:line="240" w:lineRule="auto"/>
+        <w:rPr>
+          <w:sz w:val="26"/>
+          <w:szCs w:val="26"/>
+        </w:rPr>
+      </w:pPr>
+      <w:r>
+        <w:rPr>
+          <w:sz w:val="26"/>
+          <w:szCs w:val="26"/>
+          <w:rtl w:val="0"/>
+        </w:rPr>
+        <w:t xml:space="preserve">Classroom management was significantly improved from previous lessons. The ENGLISH! word on the board system with letter erasing continued to prove itself to be an effective strategy. At times I was surprised by how quiet the class was.  The Bubble Tea incentive drove strong participation, though I noted one unintended consequence: Kelvin's team deferred almost entirely to Kelvin to maximise their chances of winning, which undermined the collaborative intent of the team structure. For future lessons I would introduce designated roles such as writer, speaker, and checker to distribute responsibility and prevent over-reliance on one student.</w:t>
+      </w:r>
+    </w:p>
+    <w:p>
+      <w:pPr>
+        <w:spacing w:after="240" w:before="240" w:line="240" w:lineRule="auto"/>
+        <w:rPr>
+          <w:sz w:val="26"/>
+          <w:szCs w:val="26"/>
+        </w:rPr>
+      </w:pPr>
+      <w:r>
+        <w:rPr>
+          <w:sz w:val="26"/>
+          <w:szCs w:val="26"/>
+          <w:rtl w:val="0"/>
+        </w:rPr>
+        <w:t xml:space="preserve">To assess, I monitored MWBs during Flip It and Word Order Race in real time, and I adjusted the timer from 45 to 60 seconds after two consecutive rounds with no correct answers.  I used recasting to quickly correct grammatical errors during Sentence Auction and provide a model for students. Teams were setup in advance for competitive balance and to support peer-teaching.  At the start of the lesson, when a strong student was absent, I adjusted the teams, demonstrating responsive planning.</w:t>
+      </w:r>
+    </w:p>
+    <w:p>
+      <w:pPr>
+        <w:spacing w:after="240" w:before="240" w:line="240" w:lineRule="auto"/>
+        <w:rPr>
+          <w:b w:val="1"/>
+          <w:bCs w:val="1"/>
+          <w:sz w:val="26"/>
+          <w:szCs w:val="26"/>
+        </w:rPr>
+      </w:pPr>
+      <w:r>
+        <w:rPr>
+          <w:b w:val="1"/>
+          <w:bCs w:val="1"/>
+          <w:sz w:val="26"/>
+          <w:szCs w:val="26"/>
+          <w:rtl w:val="0"/>
+        </w:rPr>
+        <w:t xml:space="preserve">What I would do differently</w:t>
+      </w:r>
+    </w:p>
+    <w:p>
+      <w:pPr>
+        <w:spacing w:after="240" w:before="240" w:line="240" w:lineRule="auto"/>
+        <w:rPr>
+          <w:sz w:val="26"/>
+          <w:szCs w:val="26"/>
+        </w:rPr>
+      </w:pPr>
+      <w:r>
+        <w:rPr>
+          <w:sz w:val="26"/>
+          <w:szCs w:val="26"/>
+          <w:rtl w:val="0"/>
+        </w:rPr>
+        <w:t xml:space="preserve">The Sentence Auction correction phase needed more time and structure. I moved through the results too quickly and missed an opportunity to elicit corrections from individual students rather than accepting whole-team responses.  Furthermore, I could have taken the time to ask more “why?” questions, forcing students to justify their answers. My mentor suggested designating a reader and writer per team per sentence, which I think would both distribute participation and create cleaner accountability. I also should have been more consistent about preventing talking, especially during instructions, which was flagged by my mentor and is visible on the video.</w:t>
+      </w:r>
+    </w:p>
+    <w:p>
+      <w:pPr>
+        <w:spacing w:after="240" w:before="240" w:line="240" w:lineRule="auto"/>
+        <w:rPr>
+          <w:sz w:val="26"/>
+          <w:szCs w:val="26"/>
+        </w:rPr>
+      </w:pPr>
+      <w:r>
+        <w:rPr>
+          <w:sz w:val="26"/>
+          <w:szCs w:val="26"/>
+          <w:rtl w:val="0"/>
+        </w:rPr>
+        <w:t xml:space="preserve">The reward structure also needs refinement. While the Bubble Tea incentive was highly motivating, it created excessive competitiveness in at least one team. I am considering moving to a lottery or wheel-spin format where Bubble Tea is the top prize but not guaranteed, which would maintain motivation without incentivising the team dynamics I observed with Kelvin's group.</w:t>
+      </w:r>
+    </w:p>
+    <w:p>
+      <w:pPr>
+        <w:spacing w:after="240" w:before="240" w:line="240" w:lineRule="auto"/>
+        <w:rPr>
+          <w:b w:val="1"/>
+          <w:bCs w:val="1"/>
+          <w:sz w:val="26"/>
+          <w:szCs w:val="26"/>
+        </w:rPr>
+      </w:pPr>
+      <w:r>
+        <w:rPr>
+          <w:b w:val="1"/>
+          <w:bCs w:val="1"/>
+          <w:sz w:val="26"/>
+          <w:szCs w:val="26"/>
+          <w:rtl w:val="0"/>
+        </w:rPr>
+        <w:t xml:space="preserve">Standards 6, 7, and 8</w:t>
+      </w:r>
+    </w:p>
+    <w:p>
+      <w:pPr>
+        <w:spacing w:after="240" w:before="240" w:line="240" w:lineRule="auto"/>
+        <w:rPr>
+          <w:sz w:val="26"/>
+          <w:szCs w:val="26"/>
+        </w:rPr>
+      </w:pPr>
+      <w:r>
+        <w:rPr>
+          <w:sz w:val="26"/>
+          <w:szCs w:val="26"/>
+          <w:rtl w:val="0"/>
+        </w:rPr>
+        <w:t xml:space="preserve">Standard 6 is demonstrated through real-time MWB scanning, the timer adjustment during Word Order Race, the recasting moment during Sentence Auction, and the team regrouping decision at the lesson start. Standard 7 is demonstrated through the deliberate game sequencing planned in advance, the pre-planned team structures based on knowledge of student ability levels, and the reward system designed around the motivational profile of this specific class. Standard 8 is demonstrated through the variety of competitive game formats used across the lesson, the physical Slap the Board warm-up activating prior knowledge, the RESET wildcard mechanic re-engaging all teams mid-game, and the deliberate use of game-based technology throughout.</w:t>
+      </w:r>
+    </w:p>
+    <w:p>
+      <w:pPr>
+        <w:spacing w:after="0" w:before="0" w:line="240" w:lineRule="auto"/>
+        <w:rPr>
           <w:sz w:val="26"/>
           <w:szCs w:val="26"/>
         </w:rPr>
@@ -8673,10 +9392,10 @@
       </w:r>
     </w:p>
     <w:sectPr>
-      <w:headerReference r:id="rId32" w:type="default"/>
-      <w:headerReference r:id="rId33" w:type="first"/>
-      <w:footerReference r:id="rId34" w:type="default"/>
-      <w:footerReference r:id="rId35" w:type="first"/>
+      <w:headerReference r:id="rId30" w:type="default"/>
+      <w:headerReference r:id="rId31" w:type="first"/>
+      <w:footerReference r:id="rId32" w:type="default"/>
+      <w:footerReference r:id="rId33" w:type="first"/>
       <w:pgSz w:h="15840" w:w="12240" w:orient="portrait"/>
       <w:pgMar w:bottom="720" w:top="720" w:left="720" w:right="720" w:header="0" w:footer="720"/>
       <w:pgNumType w:start="1"/>
@@ -8688,7 +9407,7 @@
 
 <file path=word/comments.xml><?xml version="1.0" encoding="utf-8"?>
 <w:comments xmlns:mc="http://schemas.openxmlformats.org/markup-compatibility/2006" xmlns:o="urn:schemas-microsoft-com:office:office" xmlns:r="http://schemas.openxmlformats.org/officeDocument/2006/relationships" xmlns:m="http://schemas.openxmlformats.org/officeDocument/2006/math" xmlns:v="urn:schemas-microsoft-com:vml" xmlns:wp="http://schemas.openxmlformats.org/drawingml/2006/wordprocessingDrawing" xmlns:w10="urn:schemas-microsoft-com:office:word" xmlns:w="http://schemas.openxmlformats.org/wordprocessingml/2006/main" xmlns:wne="http://schemas.microsoft.com/office/word/2006/wordml" xmlns:sl="http://schemas.openxmlformats.org/schemaLibrary/2006/main" xmlns:a="http://schemas.openxmlformats.org/drawingml/2006/main" xmlns:pic="http://schemas.openxmlformats.org/drawingml/2006/picture" xmlns:c="http://schemas.openxmlformats.org/drawingml/2006/chart" xmlns:lc="http://schemas.openxmlformats.org/drawingml/2006/lockedCanvas" xmlns:dgm="http://schemas.openxmlformats.org/drawingml/2006/diagram" xmlns:wps="http://schemas.microsoft.com/office/word/2010/wordprocessingShape" xmlns:wpg="http://schemas.microsoft.com/office/word/2010/wordprocessingGroup" xmlns:w14="http://schemas.microsoft.com/office/word/2010/wordml" xmlns:w15="http://schemas.microsoft.com/office/word/2012/wordml" xmlns:w16="http://schemas.microsoft.com/office/word/2018/wordml" xmlns:w16cex="http://schemas.microsoft.com/office/word/2018/wordml/cex" xmlns:w16cid="http://schemas.microsoft.com/office/word/2016/wordml/cid" xmlns="http://schemas.microsoft.com/office/tasks/2019/documenttasks" xmlns:cr="http://schemas.microsoft.com/office/comments/2020/reactions">
-  <w:comment w:author="noah libby-haines" w:id="2" w:date="2026-05-27T03:50:27Z">
+  <w:comment w:author="noah libby-haines" w:id="8" w:date="2026-05-06T10:11:19Z">
     <w:p>
       <w:pPr>
         <w:keepNext w:val="0"/>
@@ -8739,11 +9458,9 @@
           <w:vertAlign w:val="baseline"/>
           <w:rtl w:val="0"/>
         </w:rPr>
-        <w:t xml:space="preserve">Data informed instruction: Word Order Race and Flip It MWB responses confirmed students have a solid foundation in past simple question forms and time expressions. This data informed the decision to proceed to new grammar in subsequent J5A lessons without a dedicated review activity.</w:t>
+        <w:t xml:space="preserve">Standard 6: MWB scanning provides real-time formative data</w:t>
       </w:r>
     </w:p>
-  </w:comment>
-  <w:comment w:author="noah libby-haines" w:id="0" w:date="2026-05-27T03:48:14Z">
     <w:p>
       <w:pPr>
         <w:keepNext w:val="0"/>
@@ -8779,26 +9496,10 @@
       </w:pPr>
       <w:r>
         <w:rPr>
-          <w:rFonts w:ascii="Arial" w:cs="Arial" w:eastAsia="Arial" w:hAnsi="Arial"/>
-          <w:b w:val="0"/>
-          <w:bCs w:val="0"/>
-          <w:i w:val="0"/>
-          <w:iCs w:val="0"/>
-          <w:smallCaps w:val="0"/>
-          <w:strike w:val="0"/>
-          <w:color w:val="000000"/>
-          <w:sz w:val="22"/>
-          <w:szCs w:val="22"/>
-          <w:u w:val="none"/>
-          <w:shd w:fill="auto" w:val="clear"/>
-          <w:vertAlign w:val="baseline"/>
           <w:rtl w:val="0"/>
         </w:rPr>
-        <w:t xml:space="preserve">Data informed instruction: EOMT speaking scores and observational notes from J4B informed pair assignments, material differentiation (easier cartoon strip assigned to weaker student in each pair), and the decision to use a paired rather than individual format to reduce affective barriers to production</w:t>
       </w:r>
     </w:p>
-  </w:comment>
-  <w:comment w:author="noah libby-haines" w:id="1" w:date="2026-05-27T03:49:46Z">
     <w:p>
       <w:pPr>
         <w:keepNext w:val="0"/>
@@ -8849,7 +9550,741 @@
           <w:vertAlign w:val="baseline"/>
           <w:rtl w:val="0"/>
         </w:rPr>
-        <w:t xml:space="preserve">Data Informed Instruction: Knowledge of class's love of Ronaldo informed playful questions about Messi/Ronaldo.</w:t>
+        <w:t xml:space="preserve">Standard 8: Game-based technology drives whole-class participation</w:t>
+      </w:r>
+    </w:p>
+  </w:comment>
+  <w:comment w:author="noah libby-haines" w:id="1" w:date="2026-05-06T10:02:16Z">
+    <w:p>
+      <w:pPr>
+        <w:keepNext w:val="0"/>
+        <w:keepLines w:val="0"/>
+        <w:pageBreakBefore w:val="0"/>
+        <w:widowControl w:val="0"/>
+        <w:pBdr>
+          <w:top w:space="0" w:sz="0" w:val="nil"/>
+          <w:left w:space="0" w:sz="0" w:val="nil"/>
+          <w:bottom w:space="0" w:sz="0" w:val="nil"/>
+          <w:right w:space="0" w:sz="0" w:val="nil"/>
+          <w:between w:space="0" w:sz="0" w:val="nil"/>
+        </w:pBdr>
+        <w:shd w:fill="auto" w:val="clear"/>
+        <w:spacing w:after="0" w:before="0" w:line="240" w:lineRule="auto"/>
+        <w:ind w:left="0" w:right="0" w:firstLine="0"/>
+        <w:jc w:val="left"/>
+        <w:rPr>
+          <w:rFonts w:ascii="Arial" w:cs="Arial" w:eastAsia="Arial" w:hAnsi="Arial"/>
+          <w:b w:val="0"/>
+          <w:bCs w:val="0"/>
+          <w:i w:val="0"/>
+          <w:iCs w:val="0"/>
+          <w:smallCaps w:val="0"/>
+          <w:strike w:val="0"/>
+          <w:color w:val="000000"/>
+          <w:sz w:val="22"/>
+          <w:szCs w:val="22"/>
+          <w:u w:val="none"/>
+          <w:shd w:fill="auto" w:val="clear"/>
+          <w:vertAlign w:val="baseline"/>
+        </w:rPr>
+      </w:pPr>
+      <w:r>
+        <w:rPr>
+          <w:rFonts w:ascii="Arial" w:cs="Arial" w:eastAsia="Arial" w:hAnsi="Arial"/>
+          <w:b w:val="0"/>
+          <w:bCs w:val="0"/>
+          <w:i w:val="0"/>
+          <w:iCs w:val="0"/>
+          <w:smallCaps w:val="0"/>
+          <w:strike w:val="0"/>
+          <w:color w:val="000000"/>
+          <w:sz w:val="22"/>
+          <w:szCs w:val="22"/>
+          <w:u w:val="none"/>
+          <w:shd w:fill="auto" w:val="clear"/>
+          <w:vertAlign w:val="baseline"/>
+          <w:rtl w:val="0"/>
+        </w:rPr>
+        <w:t xml:space="preserve">Standard 6: Data-driven: informs on-the-spot correction and pacing decisions</w:t>
+      </w:r>
+    </w:p>
+  </w:comment>
+  <w:comment w:author="noah libby-haines" w:id="5" w:date="2026-05-06T10:09:11Z">
+    <w:p>
+      <w:pPr>
+        <w:keepNext w:val="0"/>
+        <w:keepLines w:val="0"/>
+        <w:pageBreakBefore w:val="0"/>
+        <w:widowControl w:val="0"/>
+        <w:pBdr>
+          <w:top w:space="0" w:sz="0" w:val="nil"/>
+          <w:left w:space="0" w:sz="0" w:val="nil"/>
+          <w:bottom w:space="0" w:sz="0" w:val="nil"/>
+          <w:right w:space="0" w:sz="0" w:val="nil"/>
+          <w:between w:space="0" w:sz="0" w:val="nil"/>
+        </w:pBdr>
+        <w:shd w:fill="auto" w:val="clear"/>
+        <w:spacing w:after="0" w:before="0" w:line="240" w:lineRule="auto"/>
+        <w:ind w:left="0" w:right="0" w:firstLine="0"/>
+        <w:jc w:val="left"/>
+        <w:rPr>
+          <w:rFonts w:ascii="Arial" w:cs="Arial" w:eastAsia="Arial" w:hAnsi="Arial"/>
+          <w:b w:val="0"/>
+          <w:bCs w:val="0"/>
+          <w:i w:val="0"/>
+          <w:iCs w:val="0"/>
+          <w:smallCaps w:val="0"/>
+          <w:strike w:val="0"/>
+          <w:color w:val="000000"/>
+          <w:sz w:val="22"/>
+          <w:szCs w:val="22"/>
+          <w:u w:val="none"/>
+          <w:shd w:fill="auto" w:val="clear"/>
+          <w:vertAlign w:val="baseline"/>
+        </w:rPr>
+      </w:pPr>
+      <w:r>
+        <w:rPr>
+          <w:rFonts w:ascii="Arial" w:cs="Arial" w:eastAsia="Arial" w:hAnsi="Arial"/>
+          <w:b w:val="0"/>
+          <w:bCs w:val="0"/>
+          <w:i w:val="0"/>
+          <w:iCs w:val="0"/>
+          <w:smallCaps w:val="0"/>
+          <w:strike w:val="0"/>
+          <w:color w:val="000000"/>
+          <w:sz w:val="22"/>
+          <w:szCs w:val="22"/>
+          <w:u w:val="none"/>
+          <w:shd w:fill="auto" w:val="clear"/>
+          <w:vertAlign w:val="baseline"/>
+          <w:rtl w:val="0"/>
+        </w:rPr>
+        <w:t xml:space="preserve">Standard 7: prior knowledge of individual learner needs used to inform grouping, pacing, and scaffolding decisions</w:t>
+      </w:r>
+    </w:p>
+  </w:comment>
+  <w:comment w:author="noah libby-haines" w:id="7" w:date="2026-05-06T10:10:36Z">
+    <w:p>
+      <w:pPr>
+        <w:keepNext w:val="0"/>
+        <w:keepLines w:val="0"/>
+        <w:pageBreakBefore w:val="0"/>
+        <w:widowControl w:val="0"/>
+        <w:pBdr>
+          <w:top w:space="0" w:sz="0" w:val="nil"/>
+          <w:left w:space="0" w:sz="0" w:val="nil"/>
+          <w:bottom w:space="0" w:sz="0" w:val="nil"/>
+          <w:right w:space="0" w:sz="0" w:val="nil"/>
+          <w:between w:space="0" w:sz="0" w:val="nil"/>
+        </w:pBdr>
+        <w:shd w:fill="auto" w:val="clear"/>
+        <w:spacing w:after="0" w:before="0" w:line="240" w:lineRule="auto"/>
+        <w:ind w:left="0" w:right="0" w:firstLine="0"/>
+        <w:jc w:val="left"/>
+        <w:rPr>
+          <w:rFonts w:ascii="Arial" w:cs="Arial" w:eastAsia="Arial" w:hAnsi="Arial"/>
+          <w:b w:val="0"/>
+          <w:bCs w:val="0"/>
+          <w:i w:val="0"/>
+          <w:iCs w:val="0"/>
+          <w:smallCaps w:val="0"/>
+          <w:strike w:val="0"/>
+          <w:color w:val="000000"/>
+          <w:sz w:val="22"/>
+          <w:szCs w:val="22"/>
+          <w:u w:val="none"/>
+          <w:shd w:fill="auto" w:val="clear"/>
+          <w:vertAlign w:val="baseline"/>
+        </w:rPr>
+      </w:pPr>
+      <w:r>
+        <w:rPr>
+          <w:rFonts w:ascii="Arial" w:cs="Arial" w:eastAsia="Arial" w:hAnsi="Arial"/>
+          <w:b w:val="0"/>
+          <w:bCs w:val="0"/>
+          <w:i w:val="0"/>
+          <w:iCs w:val="0"/>
+          <w:smallCaps w:val="0"/>
+          <w:strike w:val="0"/>
+          <w:color w:val="000000"/>
+          <w:sz w:val="22"/>
+          <w:szCs w:val="22"/>
+          <w:u w:val="none"/>
+          <w:shd w:fill="auto" w:val="clear"/>
+          <w:vertAlign w:val="baseline"/>
+          <w:rtl w:val="0"/>
+        </w:rPr>
+        <w:t xml:space="preserve">Standard 7: Reward system planned in advance based on knowledge of student motivational profile.</w:t>
+      </w:r>
+    </w:p>
+  </w:comment>
+  <w:comment w:author="noah libby-haines" w:id="3" w:date="2026-05-06T10:04:24Z">
+    <w:p>
+      <w:pPr>
+        <w:keepNext w:val="0"/>
+        <w:keepLines w:val="0"/>
+        <w:pageBreakBefore w:val="0"/>
+        <w:widowControl w:val="0"/>
+        <w:pBdr>
+          <w:top w:space="0" w:sz="0" w:val="nil"/>
+          <w:left w:space="0" w:sz="0" w:val="nil"/>
+          <w:bottom w:space="0" w:sz="0" w:val="nil"/>
+          <w:right w:space="0" w:sz="0" w:val="nil"/>
+          <w:between w:space="0" w:sz="0" w:val="nil"/>
+        </w:pBdr>
+        <w:shd w:fill="auto" w:val="clear"/>
+        <w:spacing w:after="0" w:before="0" w:line="240" w:lineRule="auto"/>
+        <w:ind w:left="0" w:right="0" w:firstLine="0"/>
+        <w:jc w:val="left"/>
+        <w:rPr>
+          <w:rFonts w:ascii="Arial" w:cs="Arial" w:eastAsia="Arial" w:hAnsi="Arial"/>
+          <w:b w:val="0"/>
+          <w:bCs w:val="0"/>
+          <w:i w:val="0"/>
+          <w:iCs w:val="0"/>
+          <w:smallCaps w:val="0"/>
+          <w:strike w:val="0"/>
+          <w:color w:val="000000"/>
+          <w:sz w:val="22"/>
+          <w:szCs w:val="22"/>
+          <w:u w:val="none"/>
+          <w:shd w:fill="auto" w:val="clear"/>
+          <w:vertAlign w:val="baseline"/>
+        </w:rPr>
+      </w:pPr>
+      <w:r>
+        <w:rPr>
+          <w:rFonts w:ascii="Arial" w:cs="Arial" w:eastAsia="Arial" w:hAnsi="Arial"/>
+          <w:b w:val="0"/>
+          <w:bCs w:val="0"/>
+          <w:i w:val="0"/>
+          <w:iCs w:val="0"/>
+          <w:smallCaps w:val="0"/>
+          <w:strike w:val="0"/>
+          <w:color w:val="000000"/>
+          <w:sz w:val="22"/>
+          <w:szCs w:val="22"/>
+          <w:u w:val="none"/>
+          <w:shd w:fill="auto" w:val="clear"/>
+          <w:vertAlign w:val="baseline"/>
+          <w:rtl w:val="0"/>
+        </w:rPr>
+        <w:t xml:space="preserve">Standard 6:  Data-driven: error patterns inform correction focus</w:t>
+      </w:r>
+    </w:p>
+  </w:comment>
+  <w:comment w:author="noah libby-haines" w:id="0" w:date="2026-05-06T10:01:21Z">
+    <w:p>
+      <w:pPr>
+        <w:keepNext w:val="0"/>
+        <w:keepLines w:val="0"/>
+        <w:pageBreakBefore w:val="0"/>
+        <w:widowControl w:val="0"/>
+        <w:pBdr>
+          <w:top w:space="0" w:sz="0" w:val="nil"/>
+          <w:left w:space="0" w:sz="0" w:val="nil"/>
+          <w:bottom w:space="0" w:sz="0" w:val="nil"/>
+          <w:right w:space="0" w:sz="0" w:val="nil"/>
+          <w:between w:space="0" w:sz="0" w:val="nil"/>
+        </w:pBdr>
+        <w:shd w:fill="auto" w:val="clear"/>
+        <w:spacing w:after="0" w:before="0" w:line="240" w:lineRule="auto"/>
+        <w:ind w:left="0" w:right="0" w:firstLine="0"/>
+        <w:jc w:val="left"/>
+        <w:rPr>
+          <w:rFonts w:ascii="Arial" w:cs="Arial" w:eastAsia="Arial" w:hAnsi="Arial"/>
+          <w:b w:val="0"/>
+          <w:bCs w:val="0"/>
+          <w:i w:val="0"/>
+          <w:iCs w:val="0"/>
+          <w:smallCaps w:val="0"/>
+          <w:strike w:val="0"/>
+          <w:color w:val="000000"/>
+          <w:sz w:val="22"/>
+          <w:szCs w:val="22"/>
+          <w:u w:val="none"/>
+          <w:shd w:fill="auto" w:val="clear"/>
+          <w:vertAlign w:val="baseline"/>
+        </w:rPr>
+      </w:pPr>
+      <w:r>
+        <w:rPr>
+          <w:rFonts w:ascii="Arial" w:cs="Arial" w:eastAsia="Arial" w:hAnsi="Arial"/>
+          <w:b w:val="0"/>
+          <w:bCs w:val="0"/>
+          <w:i w:val="0"/>
+          <w:iCs w:val="0"/>
+          <w:smallCaps w:val="0"/>
+          <w:strike w:val="0"/>
+          <w:color w:val="000000"/>
+          <w:sz w:val="22"/>
+          <w:szCs w:val="22"/>
+          <w:u w:val="none"/>
+          <w:shd w:fill="auto" w:val="clear"/>
+          <w:vertAlign w:val="baseline"/>
+          <w:rtl w:val="0"/>
+        </w:rPr>
+        <w:t xml:space="preserve">Standard 6: Data-driven: informs pacing and decision to progress to next activity</w:t>
+      </w:r>
+    </w:p>
+  </w:comment>
+  <w:comment w:author="noah libby-haines" w:id="10" w:date="2026-05-06T10:14:27Z">
+    <w:p>
+      <w:pPr>
+        <w:keepNext w:val="0"/>
+        <w:keepLines w:val="0"/>
+        <w:pageBreakBefore w:val="0"/>
+        <w:widowControl w:val="0"/>
+        <w:pBdr>
+          <w:top w:space="0" w:sz="0" w:val="nil"/>
+          <w:left w:space="0" w:sz="0" w:val="nil"/>
+          <w:bottom w:space="0" w:sz="0" w:val="nil"/>
+          <w:right w:space="0" w:sz="0" w:val="nil"/>
+          <w:between w:space="0" w:sz="0" w:val="nil"/>
+        </w:pBdr>
+        <w:shd w:fill="auto" w:val="clear"/>
+        <w:spacing w:after="0" w:before="0" w:line="240" w:lineRule="auto"/>
+        <w:ind w:left="0" w:right="0" w:firstLine="0"/>
+        <w:jc w:val="left"/>
+        <w:rPr>
+          <w:rFonts w:ascii="Arial" w:cs="Arial" w:eastAsia="Arial" w:hAnsi="Arial"/>
+          <w:b w:val="0"/>
+          <w:bCs w:val="0"/>
+          <w:i w:val="0"/>
+          <w:iCs w:val="0"/>
+          <w:smallCaps w:val="0"/>
+          <w:strike w:val="0"/>
+          <w:color w:val="000000"/>
+          <w:sz w:val="22"/>
+          <w:szCs w:val="22"/>
+          <w:u w:val="none"/>
+          <w:shd w:fill="auto" w:val="clear"/>
+          <w:vertAlign w:val="baseline"/>
+        </w:rPr>
+      </w:pPr>
+      <w:r>
+        <w:rPr>
+          <w:rFonts w:ascii="Arial" w:cs="Arial" w:eastAsia="Arial" w:hAnsi="Arial"/>
+          <w:b w:val="0"/>
+          <w:bCs w:val="0"/>
+          <w:i w:val="0"/>
+          <w:iCs w:val="0"/>
+          <w:smallCaps w:val="0"/>
+          <w:strike w:val="0"/>
+          <w:color w:val="000000"/>
+          <w:sz w:val="22"/>
+          <w:szCs w:val="22"/>
+          <w:u w:val="none"/>
+          <w:shd w:fill="auto" w:val="clear"/>
+          <w:vertAlign w:val="baseline"/>
+          <w:rtl w:val="0"/>
+        </w:rPr>
+        <w:t xml:space="preserve">Standard 7: Planned as highest cognitive demand task: sentence-level evaluation, and auction mechanic requires higher-order evaluation before committing resources.</w:t>
+      </w:r>
+    </w:p>
+    <w:p>
+      <w:pPr>
+        <w:keepNext w:val="0"/>
+        <w:keepLines w:val="0"/>
+        <w:pageBreakBefore w:val="0"/>
+        <w:widowControl w:val="0"/>
+        <w:pBdr>
+          <w:top w:space="0" w:sz="0" w:val="nil"/>
+          <w:left w:space="0" w:sz="0" w:val="nil"/>
+          <w:bottom w:space="0" w:sz="0" w:val="nil"/>
+          <w:right w:space="0" w:sz="0" w:val="nil"/>
+          <w:between w:space="0" w:sz="0" w:val="nil"/>
+        </w:pBdr>
+        <w:shd w:fill="auto" w:val="clear"/>
+        <w:spacing w:after="0" w:before="0" w:line="240" w:lineRule="auto"/>
+        <w:ind w:left="0" w:right="0" w:firstLine="0"/>
+        <w:jc w:val="left"/>
+        <w:rPr>
+          <w:rFonts w:ascii="Arial" w:cs="Arial" w:eastAsia="Arial" w:hAnsi="Arial"/>
+          <w:b w:val="0"/>
+          <w:bCs w:val="0"/>
+          <w:i w:val="0"/>
+          <w:iCs w:val="0"/>
+          <w:smallCaps w:val="0"/>
+          <w:strike w:val="0"/>
+          <w:color w:val="000000"/>
+          <w:sz w:val="22"/>
+          <w:szCs w:val="22"/>
+          <w:u w:val="none"/>
+          <w:shd w:fill="auto" w:val="clear"/>
+          <w:vertAlign w:val="baseline"/>
+        </w:rPr>
+      </w:pPr>
+      <w:r>
+        <w:rPr>
+          <w:rtl w:val="0"/>
+        </w:rPr>
+      </w:r>
+    </w:p>
+    <w:p>
+      <w:pPr>
+        <w:keepNext w:val="0"/>
+        <w:keepLines w:val="0"/>
+        <w:pageBreakBefore w:val="0"/>
+        <w:widowControl w:val="0"/>
+        <w:pBdr>
+          <w:top w:space="0" w:sz="0" w:val="nil"/>
+          <w:left w:space="0" w:sz="0" w:val="nil"/>
+          <w:bottom w:space="0" w:sz="0" w:val="nil"/>
+          <w:right w:space="0" w:sz="0" w:val="nil"/>
+          <w:between w:space="0" w:sz="0" w:val="nil"/>
+        </w:pBdr>
+        <w:shd w:fill="auto" w:val="clear"/>
+        <w:spacing w:after="0" w:before="0" w:line="240" w:lineRule="auto"/>
+        <w:ind w:left="0" w:right="0" w:firstLine="0"/>
+        <w:jc w:val="left"/>
+        <w:rPr>
+          <w:rFonts w:ascii="Arial" w:cs="Arial" w:eastAsia="Arial" w:hAnsi="Arial"/>
+          <w:b w:val="0"/>
+          <w:bCs w:val="0"/>
+          <w:i w:val="0"/>
+          <w:iCs w:val="0"/>
+          <w:smallCaps w:val="0"/>
+          <w:strike w:val="0"/>
+          <w:color w:val="000000"/>
+          <w:sz w:val="22"/>
+          <w:szCs w:val="22"/>
+          <w:u w:val="none"/>
+          <w:shd w:fill="auto" w:val="clear"/>
+          <w:vertAlign w:val="baseline"/>
+        </w:rPr>
+      </w:pPr>
+      <w:r>
+        <w:rPr>
+          <w:rFonts w:ascii="Arial" w:cs="Arial" w:eastAsia="Arial" w:hAnsi="Arial"/>
+          <w:b w:val="0"/>
+          <w:bCs w:val="0"/>
+          <w:i w:val="0"/>
+          <w:iCs w:val="0"/>
+          <w:smallCaps w:val="0"/>
+          <w:strike w:val="0"/>
+          <w:color w:val="000000"/>
+          <w:sz w:val="22"/>
+          <w:szCs w:val="22"/>
+          <w:u w:val="none"/>
+          <w:shd w:fill="auto" w:val="clear"/>
+          <w:vertAlign w:val="baseline"/>
+          <w:rtl w:val="0"/>
+        </w:rPr>
+        <w:t xml:space="preserve">Standard 8: Game-based competitive format with technology integration drives whole-class participation and engagement during sentence-level repair task.</w:t>
+      </w:r>
+    </w:p>
+  </w:comment>
+  <w:comment w:author="noah libby-haines" w:id="6" w:date="2026-05-06T10:10:10Z">
+    <w:p>
+      <w:pPr>
+        <w:keepNext w:val="0"/>
+        <w:keepLines w:val="0"/>
+        <w:pageBreakBefore w:val="0"/>
+        <w:widowControl w:val="0"/>
+        <w:pBdr>
+          <w:top w:space="0" w:sz="0" w:val="nil"/>
+          <w:left w:space="0" w:sz="0" w:val="nil"/>
+          <w:bottom w:space="0" w:sz="0" w:val="nil"/>
+          <w:right w:space="0" w:sz="0" w:val="nil"/>
+          <w:between w:space="0" w:sz="0" w:val="nil"/>
+        </w:pBdr>
+        <w:shd w:fill="auto" w:val="clear"/>
+        <w:spacing w:after="0" w:before="0" w:line="240" w:lineRule="auto"/>
+        <w:ind w:left="0" w:right="0" w:firstLine="0"/>
+        <w:jc w:val="left"/>
+        <w:rPr>
+          <w:rFonts w:ascii="Arial" w:cs="Arial" w:eastAsia="Arial" w:hAnsi="Arial"/>
+          <w:b w:val="0"/>
+          <w:bCs w:val="0"/>
+          <w:i w:val="0"/>
+          <w:iCs w:val="0"/>
+          <w:smallCaps w:val="0"/>
+          <w:strike w:val="0"/>
+          <w:color w:val="000000"/>
+          <w:sz w:val="22"/>
+          <w:szCs w:val="22"/>
+          <w:u w:val="none"/>
+          <w:shd w:fill="auto" w:val="clear"/>
+          <w:vertAlign w:val="baseline"/>
+        </w:rPr>
+      </w:pPr>
+      <w:r>
+        <w:rPr>
+          <w:rFonts w:ascii="Arial" w:cs="Arial" w:eastAsia="Arial" w:hAnsi="Arial"/>
+          <w:b w:val="0"/>
+          <w:bCs w:val="0"/>
+          <w:i w:val="0"/>
+          <w:iCs w:val="0"/>
+          <w:smallCaps w:val="0"/>
+          <w:strike w:val="0"/>
+          <w:color w:val="000000"/>
+          <w:sz w:val="22"/>
+          <w:szCs w:val="22"/>
+          <w:u w:val="none"/>
+          <w:shd w:fill="auto" w:val="clear"/>
+          <w:vertAlign w:val="baseline"/>
+          <w:rtl w:val="0"/>
+        </w:rPr>
+        <w:t xml:space="preserve">Standard 8: Physical competitive task activates prior knowledge (S8)</w:t>
+      </w:r>
+    </w:p>
+  </w:comment>
+  <w:comment w:author="noah libby-haines" w:id="2" w:date="2026-05-06T10:03:23Z">
+    <w:p>
+      <w:pPr>
+        <w:keepNext w:val="0"/>
+        <w:keepLines w:val="0"/>
+        <w:pageBreakBefore w:val="0"/>
+        <w:widowControl w:val="0"/>
+        <w:pBdr>
+          <w:top w:space="0" w:sz="0" w:val="nil"/>
+          <w:left w:space="0" w:sz="0" w:val="nil"/>
+          <w:bottom w:space="0" w:sz="0" w:val="nil"/>
+          <w:right w:space="0" w:sz="0" w:val="nil"/>
+          <w:between w:space="0" w:sz="0" w:val="nil"/>
+        </w:pBdr>
+        <w:shd w:fill="auto" w:val="clear"/>
+        <w:spacing w:after="0" w:before="0" w:line="240" w:lineRule="auto"/>
+        <w:ind w:left="0" w:right="0" w:firstLine="0"/>
+        <w:jc w:val="left"/>
+        <w:rPr>
+          <w:rFonts w:ascii="Arial" w:cs="Arial" w:eastAsia="Arial" w:hAnsi="Arial"/>
+          <w:b w:val="0"/>
+          <w:bCs w:val="0"/>
+          <w:i w:val="0"/>
+          <w:iCs w:val="0"/>
+          <w:smallCaps w:val="0"/>
+          <w:strike w:val="0"/>
+          <w:color w:val="000000"/>
+          <w:sz w:val="22"/>
+          <w:szCs w:val="22"/>
+          <w:u w:val="none"/>
+          <w:shd w:fill="auto" w:val="clear"/>
+          <w:vertAlign w:val="baseline"/>
+        </w:rPr>
+      </w:pPr>
+      <w:r>
+        <w:rPr>
+          <w:rFonts w:ascii="Arial" w:cs="Arial" w:eastAsia="Arial" w:hAnsi="Arial"/>
+          <w:b w:val="0"/>
+          <w:bCs w:val="0"/>
+          <w:i w:val="0"/>
+          <w:iCs w:val="0"/>
+          <w:smallCaps w:val="0"/>
+          <w:strike w:val="0"/>
+          <w:color w:val="000000"/>
+          <w:sz w:val="22"/>
+          <w:szCs w:val="22"/>
+          <w:u w:val="none"/>
+          <w:shd w:fill="auto" w:val="clear"/>
+          <w:vertAlign w:val="baseline"/>
+          <w:rtl w:val="0"/>
+        </w:rPr>
+        <w:t xml:space="preserve">Standard 6: Data-driven: direct adjustment of instruction based on observed performance</w:t>
+      </w:r>
+    </w:p>
+  </w:comment>
+  <w:comment w:author="noah libby-haines" w:id="9" w:date="2026-05-06T10:12:25Z">
+    <w:p>
+      <w:pPr>
+        <w:keepNext w:val="0"/>
+        <w:keepLines w:val="0"/>
+        <w:pageBreakBefore w:val="0"/>
+        <w:widowControl w:val="0"/>
+        <w:pBdr>
+          <w:top w:space="0" w:sz="0" w:val="nil"/>
+          <w:left w:space="0" w:sz="0" w:val="nil"/>
+          <w:bottom w:space="0" w:sz="0" w:val="nil"/>
+          <w:right w:space="0" w:sz="0" w:val="nil"/>
+          <w:between w:space="0" w:sz="0" w:val="nil"/>
+        </w:pBdr>
+        <w:shd w:fill="auto" w:val="clear"/>
+        <w:spacing w:after="0" w:before="0" w:line="240" w:lineRule="auto"/>
+        <w:ind w:left="0" w:right="0" w:firstLine="0"/>
+        <w:jc w:val="left"/>
+        <w:rPr>
+          <w:rFonts w:ascii="Arial" w:cs="Arial" w:eastAsia="Arial" w:hAnsi="Arial"/>
+          <w:b w:val="0"/>
+          <w:bCs w:val="0"/>
+          <w:i w:val="0"/>
+          <w:iCs w:val="0"/>
+          <w:smallCaps w:val="0"/>
+          <w:strike w:val="0"/>
+          <w:color w:val="000000"/>
+          <w:sz w:val="22"/>
+          <w:szCs w:val="22"/>
+          <w:u w:val="none"/>
+          <w:shd w:fill="auto" w:val="clear"/>
+          <w:vertAlign w:val="baseline"/>
+        </w:rPr>
+      </w:pPr>
+      <w:r>
+        <w:rPr>
+          <w:rFonts w:ascii="Arial" w:cs="Arial" w:eastAsia="Arial" w:hAnsi="Arial"/>
+          <w:b w:val="0"/>
+          <w:bCs w:val="0"/>
+          <w:i w:val="0"/>
+          <w:iCs w:val="0"/>
+          <w:smallCaps w:val="0"/>
+          <w:strike w:val="0"/>
+          <w:color w:val="000000"/>
+          <w:sz w:val="22"/>
+          <w:szCs w:val="22"/>
+          <w:u w:val="none"/>
+          <w:shd w:fill="auto" w:val="clear"/>
+          <w:vertAlign w:val="baseline"/>
+          <w:rtl w:val="0"/>
+        </w:rPr>
+        <w:t xml:space="preserve">Standard 7: Sequenced after Flip It to increase cognitive demand.</w:t>
+      </w:r>
+    </w:p>
+    <w:p>
+      <w:pPr>
+        <w:keepNext w:val="0"/>
+        <w:keepLines w:val="0"/>
+        <w:pageBreakBefore w:val="0"/>
+        <w:widowControl w:val="0"/>
+        <w:pBdr>
+          <w:top w:space="0" w:sz="0" w:val="nil"/>
+          <w:left w:space="0" w:sz="0" w:val="nil"/>
+          <w:bottom w:space="0" w:sz="0" w:val="nil"/>
+          <w:right w:space="0" w:sz="0" w:val="nil"/>
+          <w:between w:space="0" w:sz="0" w:val="nil"/>
+        </w:pBdr>
+        <w:shd w:fill="auto" w:val="clear"/>
+        <w:spacing w:after="0" w:before="0" w:line="240" w:lineRule="auto"/>
+        <w:ind w:left="0" w:right="0" w:firstLine="0"/>
+        <w:jc w:val="left"/>
+        <w:rPr>
+          <w:rFonts w:ascii="Arial" w:cs="Arial" w:eastAsia="Arial" w:hAnsi="Arial"/>
+          <w:b w:val="0"/>
+          <w:bCs w:val="0"/>
+          <w:i w:val="0"/>
+          <w:iCs w:val="0"/>
+          <w:smallCaps w:val="0"/>
+          <w:strike w:val="0"/>
+          <w:color w:val="000000"/>
+          <w:sz w:val="22"/>
+          <w:szCs w:val="22"/>
+          <w:u w:val="none"/>
+          <w:shd w:fill="auto" w:val="clear"/>
+          <w:vertAlign w:val="baseline"/>
+        </w:rPr>
+      </w:pPr>
+      <w:r>
+        <w:rPr>
+          <w:rtl w:val="0"/>
+        </w:rPr>
+      </w:r>
+    </w:p>
+    <w:p>
+      <w:pPr>
+        <w:keepNext w:val="0"/>
+        <w:keepLines w:val="0"/>
+        <w:pageBreakBefore w:val="0"/>
+        <w:widowControl w:val="0"/>
+        <w:pBdr>
+          <w:top w:space="0" w:sz="0" w:val="nil"/>
+          <w:left w:space="0" w:sz="0" w:val="nil"/>
+          <w:bottom w:space="0" w:sz="0" w:val="nil"/>
+          <w:right w:space="0" w:sz="0" w:val="nil"/>
+          <w:between w:space="0" w:sz="0" w:val="nil"/>
+        </w:pBdr>
+        <w:shd w:fill="auto" w:val="clear"/>
+        <w:spacing w:after="0" w:before="0" w:line="240" w:lineRule="auto"/>
+        <w:ind w:left="0" w:right="0" w:firstLine="0"/>
+        <w:jc w:val="left"/>
+        <w:rPr>
+          <w:rFonts w:ascii="Arial" w:cs="Arial" w:eastAsia="Arial" w:hAnsi="Arial"/>
+          <w:b w:val="0"/>
+          <w:bCs w:val="0"/>
+          <w:i w:val="0"/>
+          <w:iCs w:val="0"/>
+          <w:smallCaps w:val="0"/>
+          <w:strike w:val="0"/>
+          <w:color w:val="000000"/>
+          <w:sz w:val="22"/>
+          <w:szCs w:val="22"/>
+          <w:u w:val="none"/>
+          <w:shd w:fill="auto" w:val="clear"/>
+          <w:vertAlign w:val="baseline"/>
+        </w:rPr>
+      </w:pPr>
+      <w:r>
+        <w:rPr>
+          <w:rFonts w:ascii="Arial" w:cs="Arial" w:eastAsia="Arial" w:hAnsi="Arial"/>
+          <w:b w:val="0"/>
+          <w:bCs w:val="0"/>
+          <w:i w:val="0"/>
+          <w:iCs w:val="0"/>
+          <w:smallCaps w:val="0"/>
+          <w:strike w:val="0"/>
+          <w:color w:val="000000"/>
+          <w:sz w:val="22"/>
+          <w:szCs w:val="22"/>
+          <w:u w:val="none"/>
+          <w:shd w:fill="auto" w:val="clear"/>
+          <w:vertAlign w:val="baseline"/>
+          <w:rtl w:val="0"/>
+        </w:rPr>
+        <w:t xml:space="preserve">Standard 8: Competitive format + sticky ball throw sustains engagement.</w:t>
+      </w:r>
+    </w:p>
+  </w:comment>
+  <w:comment w:author="noah libby-haines" w:id="4" w:date="2026-05-06T10:08:28Z">
+    <w:p>
+      <w:pPr>
+        <w:keepNext w:val="0"/>
+        <w:keepLines w:val="0"/>
+        <w:pageBreakBefore w:val="0"/>
+        <w:widowControl w:val="0"/>
+        <w:pBdr>
+          <w:top w:space="0" w:sz="0" w:val="nil"/>
+          <w:left w:space="0" w:sz="0" w:val="nil"/>
+          <w:bottom w:space="0" w:sz="0" w:val="nil"/>
+          <w:right w:space="0" w:sz="0" w:val="nil"/>
+          <w:between w:space="0" w:sz="0" w:val="nil"/>
+        </w:pBdr>
+        <w:shd w:fill="auto" w:val="clear"/>
+        <w:spacing w:after="0" w:before="0" w:line="240" w:lineRule="auto"/>
+        <w:ind w:left="0" w:right="0" w:firstLine="0"/>
+        <w:jc w:val="left"/>
+        <w:rPr>
+          <w:rFonts w:ascii="Arial" w:cs="Arial" w:eastAsia="Arial" w:hAnsi="Arial"/>
+          <w:b w:val="0"/>
+          <w:bCs w:val="0"/>
+          <w:i w:val="0"/>
+          <w:iCs w:val="0"/>
+          <w:smallCaps w:val="0"/>
+          <w:strike w:val="0"/>
+          <w:color w:val="000000"/>
+          <w:sz w:val="22"/>
+          <w:szCs w:val="22"/>
+          <w:u w:val="none"/>
+          <w:shd w:fill="auto" w:val="clear"/>
+          <w:vertAlign w:val="baseline"/>
+        </w:rPr>
+      </w:pPr>
+      <w:r>
+        <w:rPr>
+          <w:rFonts w:ascii="Arial" w:cs="Arial" w:eastAsia="Arial" w:hAnsi="Arial"/>
+          <w:b w:val="0"/>
+          <w:bCs w:val="0"/>
+          <w:i w:val="0"/>
+          <w:iCs w:val="0"/>
+          <w:smallCaps w:val="0"/>
+          <w:strike w:val="0"/>
+          <w:color w:val="000000"/>
+          <w:sz w:val="22"/>
+          <w:szCs w:val="22"/>
+          <w:u w:val="none"/>
+          <w:shd w:fill="auto" w:val="clear"/>
+          <w:vertAlign w:val="baseline"/>
+          <w:rtl w:val="0"/>
+        </w:rPr>
+        <w:t xml:space="preserve">Standard 7: theoretical frameworks explicitly inform lesson sequencing and game selection</w:t>
       </w:r>
     </w:p>
   </w:comment>
@@ -9007,15 +10442,7 @@
         <w:szCs w:val="24"/>
         <w:rtl w:val="0"/>
       </w:rPr>
-      <w:t xml:space="preserve"> Lesson Plan Template - </w:t>
-    </w:r>
-    <w:r>
-      <w:rPr>
-        <w:i w:val="1"/>
-        <w:iCs w:val="1"/>
-        <w:rtl w:val="0"/>
-      </w:rPr>
-      <w:t xml:space="preserve">ESL</w:t>
+      <w:t xml:space="preserve"> Lesson Plan Template </w:t>
     </w:r>
     <w:r>
       <w:rPr>
@@ -9061,6 +10488,7 @@
       </w:tabs>
       <w:spacing w:after="60" w:before="720" w:lineRule="auto"/>
       <w:ind w:left="0" w:firstLine="0"/>
+      <w:jc w:val="right"/>
       <w:rPr/>
     </w:pPr>
     <w:r>
@@ -9069,18 +10497,16 @@
         <w:iCs w:val="1"/>
         <w:rtl w:val="0"/>
       </w:rPr>
-      <w:t xml:space="preserve">Moreland Lesson Plan Template - ESL                                                               </w:t>
+      <w:t xml:space="preserve">Moreland Lesson Plan Template                                                                                 </w:t>
     </w:r>
     <w:r>
       <w:rPr>
-        <w:rFonts w:ascii="Arial" w:cs="Arial" w:eastAsia="Arial" w:hAnsi="Arial"/>
-        <w:sz w:val="22"/>
-        <w:szCs w:val="22"/>
-        <w:highlight w:val="white"/>
+        <w:i w:val="1"/>
+        <w:iCs w:val="1"/>
       </w:rPr>
       <w:drawing>
         <wp:inline distB="114300" distT="114300" distL="114300" distR="114300">
-          <wp:extent cx="2331175" cy="301895"/>
+          <wp:extent cx="2062163" cy="257770"/>
           <wp:effectExtent b="0" l="0" r="0" t="0"/>
           <wp:docPr id="1" name="image1.png"/>
           <a:graphic>
@@ -9100,7 +10526,7 @@
                 <pic:spPr>
                   <a:xfrm>
                     <a:off x="0" y="0"/>
-                    <a:ext cx="2331175" cy="301895"/>
+                    <a:ext cx="2062163" cy="257770"/>
                   </a:xfrm>
                   <a:prstGeom prst="rect"/>
                   <a:ln/>
@@ -9346,6 +10772,226 @@
     <w:lvl w:ilvl="0">
       <w:start w:val="1"/>
       <w:numFmt w:val="bullet"/>
+      <w:lvlText w:val="●"/>
+      <w:lvlJc w:val="left"/>
+      <w:pPr>
+        <w:ind w:left="720" w:hanging="360"/>
+      </w:pPr>
+      <w:rPr>
+        <w:u w:val="none"/>
+      </w:rPr>
+    </w:lvl>
+    <w:lvl w:ilvl="1">
+      <w:start w:val="1"/>
+      <w:numFmt w:val="bullet"/>
+      <w:lvlText w:val="○"/>
+      <w:lvlJc w:val="left"/>
+      <w:pPr>
+        <w:ind w:left="1440" w:hanging="360"/>
+      </w:pPr>
+      <w:rPr>
+        <w:u w:val="none"/>
+      </w:rPr>
+    </w:lvl>
+    <w:lvl w:ilvl="2">
+      <w:start w:val="1"/>
+      <w:numFmt w:val="bullet"/>
+      <w:lvlText w:val="■"/>
+      <w:lvlJc w:val="left"/>
+      <w:pPr>
+        <w:ind w:left="2160" w:hanging="360"/>
+      </w:pPr>
+      <w:rPr>
+        <w:u w:val="none"/>
+      </w:rPr>
+    </w:lvl>
+    <w:lvl w:ilvl="3">
+      <w:start w:val="1"/>
+      <w:numFmt w:val="bullet"/>
+      <w:lvlText w:val="●"/>
+      <w:lvlJc w:val="left"/>
+      <w:pPr>
+        <w:ind w:left="2880" w:hanging="360"/>
+      </w:pPr>
+      <w:rPr>
+        <w:u w:val="none"/>
+      </w:rPr>
+    </w:lvl>
+    <w:lvl w:ilvl="4">
+      <w:start w:val="1"/>
+      <w:numFmt w:val="bullet"/>
+      <w:lvlText w:val="○"/>
+      <w:lvlJc w:val="left"/>
+      <w:pPr>
+        <w:ind w:left="3600" w:hanging="360"/>
+      </w:pPr>
+      <w:rPr>
+        <w:u w:val="none"/>
+      </w:rPr>
+    </w:lvl>
+    <w:lvl w:ilvl="5">
+      <w:start w:val="1"/>
+      <w:numFmt w:val="bullet"/>
+      <w:lvlText w:val="■"/>
+      <w:lvlJc w:val="left"/>
+      <w:pPr>
+        <w:ind w:left="4320" w:hanging="360"/>
+      </w:pPr>
+      <w:rPr>
+        <w:u w:val="none"/>
+      </w:rPr>
+    </w:lvl>
+    <w:lvl w:ilvl="6">
+      <w:start w:val="1"/>
+      <w:numFmt w:val="bullet"/>
+      <w:lvlText w:val="●"/>
+      <w:lvlJc w:val="left"/>
+      <w:pPr>
+        <w:ind w:left="5040" w:hanging="360"/>
+      </w:pPr>
+      <w:rPr>
+        <w:u w:val="none"/>
+      </w:rPr>
+    </w:lvl>
+    <w:lvl w:ilvl="7">
+      <w:start w:val="1"/>
+      <w:numFmt w:val="bullet"/>
+      <w:lvlText w:val="○"/>
+      <w:lvlJc w:val="left"/>
+      <w:pPr>
+        <w:ind w:left="5760" w:hanging="360"/>
+      </w:pPr>
+      <w:rPr>
+        <w:u w:val="none"/>
+      </w:rPr>
+    </w:lvl>
+    <w:lvl w:ilvl="8">
+      <w:start w:val="1"/>
+      <w:numFmt w:val="bullet"/>
+      <w:lvlText w:val="■"/>
+      <w:lvlJc w:val="left"/>
+      <w:pPr>
+        <w:ind w:left="6480" w:hanging="360"/>
+      </w:pPr>
+      <w:rPr>
+        <w:u w:val="none"/>
+      </w:rPr>
+    </w:lvl>
+  </w:abstractNum>
+  <w:abstractNum w:abstractNumId="4">
+    <w:lvl w:ilvl="0">
+      <w:start w:val="1"/>
+      <w:numFmt w:val="decimal"/>
+      <w:lvlText w:val="%1."/>
+      <w:lvlJc w:val="left"/>
+      <w:pPr>
+        <w:ind w:left="720" w:hanging="360"/>
+      </w:pPr>
+      <w:rPr>
+        <w:u w:val="none"/>
+      </w:rPr>
+    </w:lvl>
+    <w:lvl w:ilvl="1">
+      <w:start w:val="1"/>
+      <w:numFmt w:val="lowerLetter"/>
+      <w:lvlText w:val="%2."/>
+      <w:lvlJc w:val="left"/>
+      <w:pPr>
+        <w:ind w:left="1440" w:hanging="360"/>
+      </w:pPr>
+      <w:rPr>
+        <w:u w:val="none"/>
+      </w:rPr>
+    </w:lvl>
+    <w:lvl w:ilvl="2">
+      <w:start w:val="1"/>
+      <w:numFmt w:val="lowerRoman"/>
+      <w:lvlText w:val="%3."/>
+      <w:lvlJc w:val="right"/>
+      <w:pPr>
+        <w:ind w:left="2160" w:hanging="360"/>
+      </w:pPr>
+      <w:rPr>
+        <w:u w:val="none"/>
+      </w:rPr>
+    </w:lvl>
+    <w:lvl w:ilvl="3">
+      <w:start w:val="1"/>
+      <w:numFmt w:val="decimal"/>
+      <w:lvlText w:val="%4."/>
+      <w:lvlJc w:val="left"/>
+      <w:pPr>
+        <w:ind w:left="2880" w:hanging="360"/>
+      </w:pPr>
+      <w:rPr>
+        <w:u w:val="none"/>
+      </w:rPr>
+    </w:lvl>
+    <w:lvl w:ilvl="4">
+      <w:start w:val="1"/>
+      <w:numFmt w:val="lowerLetter"/>
+      <w:lvlText w:val="%5."/>
+      <w:lvlJc w:val="left"/>
+      <w:pPr>
+        <w:ind w:left="3600" w:hanging="360"/>
+      </w:pPr>
+      <w:rPr>
+        <w:u w:val="none"/>
+      </w:rPr>
+    </w:lvl>
+    <w:lvl w:ilvl="5">
+      <w:start w:val="1"/>
+      <w:numFmt w:val="lowerRoman"/>
+      <w:lvlText w:val="%6."/>
+      <w:lvlJc w:val="right"/>
+      <w:pPr>
+        <w:ind w:left="4320" w:hanging="360"/>
+      </w:pPr>
+      <w:rPr>
+        <w:u w:val="none"/>
+      </w:rPr>
+    </w:lvl>
+    <w:lvl w:ilvl="6">
+      <w:start w:val="1"/>
+      <w:numFmt w:val="decimal"/>
+      <w:lvlText w:val="%7."/>
+      <w:lvlJc w:val="left"/>
+      <w:pPr>
+        <w:ind w:left="5040" w:hanging="360"/>
+      </w:pPr>
+      <w:rPr>
+        <w:u w:val="none"/>
+      </w:rPr>
+    </w:lvl>
+    <w:lvl w:ilvl="7">
+      <w:start w:val="1"/>
+      <w:numFmt w:val="lowerLetter"/>
+      <w:lvlText w:val="%8."/>
+      <w:lvlJc w:val="left"/>
+      <w:pPr>
+        <w:ind w:left="5760" w:hanging="360"/>
+      </w:pPr>
+      <w:rPr>
+        <w:u w:val="none"/>
+      </w:rPr>
+    </w:lvl>
+    <w:lvl w:ilvl="8">
+      <w:start w:val="1"/>
+      <w:numFmt w:val="lowerRoman"/>
+      <w:lvlText w:val="%9."/>
+      <w:lvlJc w:val="right"/>
+      <w:pPr>
+        <w:ind w:left="6480" w:hanging="360"/>
+      </w:pPr>
+      <w:rPr>
+        <w:u w:val="none"/>
+      </w:rPr>
+    </w:lvl>
+  </w:abstractNum>
+  <w:abstractNum w:abstractNumId="5">
+    <w:lvl w:ilvl="0">
+      <w:start w:val="1"/>
+      <w:numFmt w:val="bullet"/>
       <w:lvlText w:val=""/>
       <w:lvlJc w:val="left"/>
       <w:pPr>
@@ -9452,7 +11098,117 @@
       </w:rPr>
     </w:lvl>
   </w:abstractNum>
-  <w:abstractNum w:abstractNumId="4">
+  <w:abstractNum w:abstractNumId="6">
+    <w:lvl w:ilvl="0">
+      <w:start w:val="1"/>
+      <w:numFmt w:val="decimal"/>
+      <w:lvlText w:val="%1."/>
+      <w:lvlJc w:val="left"/>
+      <w:pPr>
+        <w:ind w:left="720" w:hanging="360"/>
+      </w:pPr>
+      <w:rPr>
+        <w:u w:val="none"/>
+      </w:rPr>
+    </w:lvl>
+    <w:lvl w:ilvl="1">
+      <w:start w:val="1"/>
+      <w:numFmt w:val="lowerLetter"/>
+      <w:lvlText w:val="%2."/>
+      <w:lvlJc w:val="left"/>
+      <w:pPr>
+        <w:ind w:left="1440" w:hanging="360"/>
+      </w:pPr>
+      <w:rPr>
+        <w:u w:val="none"/>
+      </w:rPr>
+    </w:lvl>
+    <w:lvl w:ilvl="2">
+      <w:start w:val="1"/>
+      <w:numFmt w:val="lowerRoman"/>
+      <w:lvlText w:val="%3."/>
+      <w:lvlJc w:val="right"/>
+      <w:pPr>
+        <w:ind w:left="2160" w:hanging="360"/>
+      </w:pPr>
+      <w:rPr>
+        <w:u w:val="none"/>
+      </w:rPr>
+    </w:lvl>
+    <w:lvl w:ilvl="3">
+      <w:start w:val="1"/>
+      <w:numFmt w:val="decimal"/>
+      <w:lvlText w:val="%4."/>
+      <w:lvlJc w:val="left"/>
+      <w:pPr>
+        <w:ind w:left="2880" w:hanging="360"/>
+      </w:pPr>
+      <w:rPr>
+        <w:u w:val="none"/>
+      </w:rPr>
+    </w:lvl>
+    <w:lvl w:ilvl="4">
+      <w:start w:val="1"/>
+      <w:numFmt w:val="lowerLetter"/>
+      <w:lvlText w:val="%5."/>
+      <w:lvlJc w:val="left"/>
+      <w:pPr>
+        <w:ind w:left="3600" w:hanging="360"/>
+      </w:pPr>
+      <w:rPr>
+        <w:u w:val="none"/>
+      </w:rPr>
+    </w:lvl>
+    <w:lvl w:ilvl="5">
+      <w:start w:val="1"/>
+      <w:numFmt w:val="lowerRoman"/>
+      <w:lvlText w:val="%6."/>
+      <w:lvlJc w:val="right"/>
+      <w:pPr>
+        <w:ind w:left="4320" w:hanging="360"/>
+      </w:pPr>
+      <w:rPr>
+        <w:u w:val="none"/>
+      </w:rPr>
+    </w:lvl>
+    <w:lvl w:ilvl="6">
+      <w:start w:val="1"/>
+      <w:numFmt w:val="decimal"/>
+      <w:lvlText w:val="%7."/>
+      <w:lvlJc w:val="left"/>
+      <w:pPr>
+        <w:ind w:left="5040" w:hanging="360"/>
+      </w:pPr>
+      <w:rPr>
+        <w:u w:val="none"/>
+      </w:rPr>
+    </w:lvl>
+    <w:lvl w:ilvl="7">
+      <w:start w:val="1"/>
+      <w:numFmt w:val="lowerLetter"/>
+      <w:lvlText w:val="%8."/>
+      <w:lvlJc w:val="left"/>
+      <w:pPr>
+        <w:ind w:left="5760" w:hanging="360"/>
+      </w:pPr>
+      <w:rPr>
+        <w:u w:val="none"/>
+      </w:rPr>
+    </w:lvl>
+    <w:lvl w:ilvl="8">
+      <w:start w:val="1"/>
+      <w:numFmt w:val="lowerRoman"/>
+      <w:lvlText w:val="%9."/>
+      <w:lvlJc w:val="right"/>
+      <w:pPr>
+        <w:ind w:left="6480" w:hanging="360"/>
+      </w:pPr>
+      <w:rPr>
+        <w:u w:val="none"/>
+      </w:rPr>
+    </w:lvl>
+  </w:abstractNum>
+  <w:abstractNum w:abstractNumId="7">
     <w:lvl w:ilvl="0">
       <w:start w:val="1"/>
       <w:numFmt w:val="bullet"/>
@@ -9562,7 +11318,7 @@
       </w:rPr>
     </w:lvl>
   </w:abstractNum>
-  <w:abstractNum w:abstractNumId="5">
+  <w:abstractNum w:abstractNumId="8">
     <w:lvl w:ilvl="0">
       <w:start w:val="1"/>
       <w:numFmt w:val="bullet"/>
@@ -9672,11 +11428,11 @@
       </w:rPr>
     </w:lvl>
   </w:abstractNum>
-  <w:abstractNum w:abstractNumId="6">
+  <w:abstractNum w:abstractNumId="9">
     <w:lvl w:ilvl="0">
       <w:start w:val="1"/>
-      <w:numFmt w:val="bullet"/>
-      <w:lvlText w:val="●"/>
+      <w:numFmt w:val="decimal"/>
+      <w:lvlText w:val="%1."/>
       <w:lvlJc w:val="left"/>
       <w:pPr>
         <w:ind w:left="720" w:hanging="360"/>
@@ -9687,8 +11443,8 @@
     </w:lvl>
     <w:lvl w:ilvl="1">
       <w:start w:val="1"/>
-      <w:numFmt w:val="bullet"/>
-      <w:lvlText w:val="○"/>
+      <w:numFmt w:val="lowerLetter"/>
+      <w:lvlText w:val="%2."/>
       <w:lvlJc w:val="left"/>
       <w:pPr>
         <w:ind w:left="1440" w:hanging="360"/>
@@ -9699,9 +11455,9 @@
     </w:lvl>
     <w:lvl w:ilvl="2">
       <w:start w:val="1"/>
-      <w:numFmt w:val="bullet"/>
-      <w:lvlText w:val="■"/>
-      <w:lvlJc w:val="left"/>
+      <w:numFmt w:val="lowerRoman"/>
+      <w:lvlText w:val="%3."/>
+      <w:lvlJc w:val="right"/>
       <w:pPr>
         <w:ind w:left="2160" w:hanging="360"/>
       </w:pPr>
@@ -9711,8 +11467,8 @@
     </w:lvl>
     <w:lvl w:ilvl="3">
       <w:start w:val="1"/>
-      <w:numFmt w:val="bullet"/>
-      <w:lvlText w:val="●"/>
+      <w:numFmt w:val="decimal"/>
+      <w:lvlText w:val="%4."/>
       <w:lvlJc w:val="left"/>
       <w:pPr>
         <w:ind w:left="2880" w:hanging="360"/>
@@ -9723,8 +11479,8 @@
     </w:lvl>
     <w:lvl w:ilvl="4">
       <w:start w:val="1"/>
-      <w:numFmt w:val="bullet"/>
-      <w:lvlText w:val="○"/>
+      <w:numFmt w:val="lowerLetter"/>
+      <w:lvlText w:val="%5."/>
       <w:lvlJc w:val="left"/>
       <w:pPr>
         <w:ind w:left="3600" w:hanging="360"/>
@@ -9735,9 +11491,9 @@
     </w:lvl>
     <w:lvl w:ilvl="5">
       <w:start w:val="1"/>
-      <w:numFmt w:val="bullet"/>
-      <w:lvlText w:val="■"/>
-      <w:lvlJc w:val="left"/>
+      <w:numFmt w:val="lowerRoman"/>
+      <w:lvlText w:val="%6."/>
+      <w:lvlJc w:val="right"/>
       <w:pPr>
         <w:ind w:left="4320" w:hanging="360"/>
       </w:pPr>
@@ -9747,8 +11503,8 @@
     </w:lvl>
     <w:lvl w:ilvl="6">
       <w:start w:val="1"/>
-      <w:numFmt w:val="bullet"/>
-      <w:lvlText w:val="●"/>
+      <w:numFmt w:val="decimal"/>
+      <w:lvlText w:val="%7."/>
       <w:lvlJc w:val="left"/>
       <w:pPr>
         <w:ind w:left="5040" w:hanging="360"/>
@@ -9759,8 +11515,8 @@
     </w:lvl>
     <w:lvl w:ilvl="7">
       <w:start w:val="1"/>
-      <w:numFmt w:val="bullet"/>
-      <w:lvlText w:val="○"/>
+      <w:numFmt w:val="lowerLetter"/>
+      <w:lvlText w:val="%8."/>
       <w:lvlJc w:val="left"/>
       <w:pPr>
         <w:ind w:left="5760" w:hanging="360"/>
@@ -9771,9 +11527,9 @@
     </w:lvl>
     <w:lvl w:ilvl="8">
       <w:start w:val="1"/>
-      <w:numFmt w:val="bullet"/>
-      <w:lvlText w:val="■"/>
-      <w:lvlJc w:val="left"/>
+      <w:numFmt w:val="lowerRoman"/>
+      <w:lvlText w:val="%9."/>
+      <w:lvlJc w:val="right"/>
       <w:pPr>
         <w:ind w:left="6480" w:hanging="360"/>
       </w:pPr>
@@ -9799,6 +11555,15 @@
   </w:num>
   <w:num w:numId="6">
     <w:abstractNumId w:val="6"/>
+  </w:num>
+  <w:num w:numId="7">
+    <w:abstractNumId w:val="7"/>
+  </w:num>
+  <w:num w:numId="8">
+    <w:abstractNumId w:val="8"/>
+  </w:num>
+  <w:num w:numId="9">
+    <w:abstractNumId w:val="9"/>
   </w:num>
 </w:numbering>
 </file>
@@ -10082,13 +11847,6 @@
     </w:tblPr>
   </w:style>
   <w:style w:type="table" w:styleId="Table12">
-    <w:basedOn w:val="TableNormal"/>
-    <w:tblPr>
-      <w:tblStyleRowBandSize w:val="1"/>
-      <w:tblStyleColBandSize w:val="1"/>
-    </w:tblPr>
-  </w:style>
-  <w:style w:type="table" w:styleId="Table13">
     <w:basedOn w:val="TableNormal"/>
     <w:tblPr>
       <w:tblStyleRowBandSize w:val="1"/>
